--- a/docs/A4-template.docx
+++ b/docs/A4-template.docx
@@ -1,6 +1,6 @@
 
 <file path=word/document.xml><?xml version="1.0" encoding="utf-8"?>
-<w:document xmlns:wpc="http://schemas.microsoft.com/office/word/2010/wordprocessingCanvas" xmlns:cx="http://schemas.microsoft.com/office/drawing/2014/chartex" xmlns:cx1="http://schemas.microsoft.com/office/drawing/2015/9/8/chartex" xmlns:cx2="http://schemas.microsoft.com/office/drawing/2015/10/21/chartex" xmlns:cx3="http://schemas.microsoft.com/office/drawing/2016/5/9/chartex" xmlns:cx4="http://schemas.microsoft.com/office/drawing/2016/5/10/chartex" xmlns:cx5="http://schemas.microsoft.com/office/drawing/2016/5/11/chartex" xmlns:cx6="http://schemas.microsoft.com/office/drawing/2016/5/12/chartex" xmlns:cx7="http://schemas.microsoft.com/office/drawing/2016/5/13/chartex" xmlns:cx8="http://schemas.microsoft.com/office/drawing/2016/5/14/chartex" xmlns:mc="http://schemas.openxmlformats.org/markup-compatibility/2006" xmlns:aink="http://schemas.microsoft.com/office/drawing/2016/ink" xmlns:am3d="http://schemas.microsoft.com/office/drawing/2017/model3d" xmlns:o="urn:schemas-microsoft-com:office:office" xmlns:oel="http://schemas.microsoft.com/office/2019/extlst" xmlns:r="http://schemas.openxmlformats.org/officeDocument/2006/relationships" xmlns:m="http://schemas.openxmlformats.org/officeDocument/2006/math" xmlns:v="urn:schemas-microsoft-com:vml" xmlns:wp14="http://schemas.microsoft.com/office/word/2010/wordprocessingDrawing" xmlns:wp="http://schemas.openxmlformats.org/drawingml/2006/wordprocessingDrawing" xmlns:w10="urn:schemas-microsoft-com:office:word" xmlns:w="http://schemas.openxmlformats.org/wordprocessingml/2006/main" xmlns:w14="http://schemas.microsoft.com/office/word/2010/wordml" xmlns:w15="http://schemas.microsoft.com/office/word/2012/wordml" xmlns:w16cex="http://schemas.microsoft.com/office/word/2018/wordml/cex" xmlns:w16cid="http://schemas.microsoft.com/office/word/2016/wordml/cid" xmlns:w16="http://schemas.microsoft.com/office/word/2018/wordml" xmlns:w16sdtdh="http://schemas.microsoft.com/office/word/2020/wordml/sdtdatahash" xmlns:w16se="http://schemas.microsoft.com/office/word/2015/wordml/symex" xmlns:wpg="http://schemas.microsoft.com/office/word/2010/wordprocessingGroup" xmlns:wpi="http://schemas.microsoft.com/office/word/2010/wordprocessingInk" xmlns:wne="http://schemas.microsoft.com/office/word/2006/wordml" xmlns:wps="http://schemas.microsoft.com/office/word/2010/wordprocessingShape" mc:Ignorable="w14 w15 w16se w16cid w16 w16cex w16sdtdh wp14">
+<w:document xmlns:wpc="http://schemas.microsoft.com/office/word/2010/wordprocessingCanvas" xmlns:cx="http://schemas.microsoft.com/office/drawing/2014/chartex" xmlns:cx1="http://schemas.microsoft.com/office/drawing/2015/9/8/chartex" xmlns:cx2="http://schemas.microsoft.com/office/drawing/2015/10/21/chartex" xmlns:cx3="http://schemas.microsoft.com/office/drawing/2016/5/9/chartex" xmlns:cx4="http://schemas.microsoft.com/office/drawing/2016/5/10/chartex" xmlns:cx5="http://schemas.microsoft.com/office/drawing/2016/5/11/chartex" xmlns:cx6="http://schemas.microsoft.com/office/drawing/2016/5/12/chartex" xmlns:cx7="http://schemas.microsoft.com/office/drawing/2016/5/13/chartex" xmlns:cx8="http://schemas.microsoft.com/office/drawing/2016/5/14/chartex" xmlns:mc="http://schemas.openxmlformats.org/markup-compatibility/2006" xmlns:aink="http://schemas.microsoft.com/office/drawing/2016/ink" xmlns:am3d="http://schemas.microsoft.com/office/drawing/2017/model3d" xmlns:o="urn:schemas-microsoft-com:office:office" xmlns:oel="http://schemas.microsoft.com/office/2019/extlst" xmlns:r="http://schemas.openxmlformats.org/officeDocument/2006/relationships" xmlns:m="http://schemas.openxmlformats.org/officeDocument/2006/math" xmlns:v="urn:schemas-microsoft-com:vml" xmlns:wp14="http://schemas.microsoft.com/office/word/2010/wordprocessingDrawing" xmlns:wp="http://schemas.openxmlformats.org/drawingml/2006/wordprocessingDrawing" xmlns:w10="urn:schemas-microsoft-com:office:word" xmlns:w="http://schemas.openxmlformats.org/wordprocessingml/2006/main" xmlns:w14="http://schemas.microsoft.com/office/word/2010/wordml" xmlns:w15="http://schemas.microsoft.com/office/word/2012/wordml" xmlns:w16cex="http://schemas.microsoft.com/office/word/2018/wordml/cex" xmlns:w16cid="http://schemas.microsoft.com/office/word/2016/wordml/cid" xmlns:w16="http://schemas.microsoft.com/office/word/2018/wordml" xmlns:w16du="http://schemas.microsoft.com/office/word/2023/wordml/word16du" xmlns:w16sdtdh="http://schemas.microsoft.com/office/word/2020/wordml/sdtdatahash" xmlns:w16sdtfl="http://schemas.microsoft.com/office/word/2024/wordml/sdtformatlock" xmlns:w16se="http://schemas.microsoft.com/office/word/2015/wordml/symex" xmlns:wpg="http://schemas.microsoft.com/office/word/2010/wordprocessingGroup" xmlns:wpi="http://schemas.microsoft.com/office/word/2010/wordprocessingInk" xmlns:wne="http://schemas.microsoft.com/office/word/2006/wordml" xmlns:wps="http://schemas.microsoft.com/office/word/2010/wordprocessingShape" mc:Ignorable="w14 w15 w16se w16cid w16 w16cex w16sdtdh w16sdtfl w16du wp14">
   <w:body>
     <w:p>
       <w:pPr>
@@ -215,13 +215,13 @@
     <w:p>
       <w:pPr>
         <w:pStyle w:val="ListParagraph"/>
-        <w:rPr>
-          <w:rFonts w:ascii="TH SarabunPSK" w:eastAsia="TH Sarabun PSK" w:hAnsi="TH SarabunPSK" w:cs="TH SarabunPSK"/>
-          <w:color w:val="000000" w:themeColor="text1"/>
-          <w:sz w:val="32"/>
-          <w:szCs w:val="32"/>
-        </w:rPr>
         <w:ind w:left="1440"/>
+        <w:rPr>
+          <w:rFonts w:ascii="TH SarabunPSK" w:eastAsia="TH Sarabun PSK" w:hAnsi="TH SarabunPSK" w:cs="TH SarabunPSK"/>
+          <w:color w:val="000000" w:themeColor="text1"/>
+          <w:sz w:val="32"/>
+          <w:szCs w:val="32"/>
+        </w:rPr>
       </w:pPr>
       <w:r>
         <w:rPr>
@@ -237,21 +237,20 @@
           <w:color w:val="000000" w:themeColor="text1"/>
           <w:sz w:val="32"/>
           <w:szCs w:val="32"/>
-          <w:cs/>
-        </w:rPr>
-        <w:t>ข้อมูลระเบียน</w:t>
+        </w:rPr>
+        <w:t xml:space="preserve">ข้อมูลระเบียน</w:t>
       </w:r>
     </w:p>
     <w:p>
       <w:pPr>
         <w:pStyle w:val="ListParagraph"/>
-        <w:rPr>
-          <w:rFonts w:ascii="TH SarabunPSK" w:eastAsia="TH Sarabun PSK" w:hAnsi="TH SarabunPSK" w:cs="TH SarabunPSK"/>
-          <w:color w:val="000000" w:themeColor="text1"/>
-          <w:sz w:val="32"/>
-          <w:szCs w:val="32"/>
-        </w:rPr>
         <w:ind w:left="1440"/>
+        <w:rPr>
+          <w:rFonts w:ascii="TH SarabunPSK" w:eastAsia="TH Sarabun PSK" w:hAnsi="TH SarabunPSK" w:cs="TH SarabunPSK"/>
+          <w:color w:val="000000" w:themeColor="text1"/>
+          <w:sz w:val="32"/>
+          <w:szCs w:val="32"/>
+        </w:rPr>
       </w:pPr>
       <w:r>
         <w:rPr>
@@ -267,21 +266,20 @@
           <w:color w:val="000000" w:themeColor="text1"/>
           <w:sz w:val="32"/>
           <w:szCs w:val="32"/>
-          <w:cs/>
-        </w:rPr>
-        <w:t>ข้อมูลภูมิสารสนเทศ</w:t>
+        </w:rPr>
+        <w:t xml:space="preserve">ข้อมูลภูมิสารสนเทศ</w:t>
       </w:r>
     </w:p>
     <w:p>
       <w:pPr>
         <w:pStyle w:val="ListParagraph"/>
-        <w:rPr>
-          <w:rFonts w:ascii="TH SarabunPSK" w:eastAsia="TH Sarabun PSK" w:hAnsi="TH SarabunPSK" w:cs="TH SarabunPSK"/>
-          <w:color w:val="000000" w:themeColor="text1"/>
-          <w:sz w:val="32"/>
-          <w:szCs w:val="32"/>
-        </w:rPr>
         <w:ind w:left="1440"/>
+        <w:rPr>
+          <w:rFonts w:ascii="TH SarabunPSK" w:eastAsia="TH Sarabun PSK" w:hAnsi="TH SarabunPSK" w:cs="TH SarabunPSK"/>
+          <w:color w:val="000000" w:themeColor="text1"/>
+          <w:sz w:val="32"/>
+          <w:szCs w:val="32"/>
+        </w:rPr>
       </w:pPr>
       <w:r>
         <w:rPr>
@@ -297,21 +295,20 @@
           <w:color w:val="000000" w:themeColor="text1"/>
           <w:sz w:val="32"/>
           <w:szCs w:val="32"/>
-          <w:cs/>
-        </w:rPr>
-        <w:t>ข้อมูลรวม (สถิติ)</w:t>
+        </w:rPr>
+        <w:t xml:space="preserve">ข้อมูลรวม (สถิติ)</w:t>
       </w:r>
     </w:p>
     <w:p>
       <w:pPr>
         <w:pStyle w:val="ListParagraph"/>
-        <w:rPr>
-          <w:rFonts w:ascii="TH SarabunPSK" w:eastAsia="TH Sarabun PSK" w:hAnsi="TH SarabunPSK" w:cs="TH SarabunPSK"/>
-          <w:color w:val="000000" w:themeColor="text1"/>
-          <w:sz w:val="32"/>
-          <w:szCs w:val="32"/>
-        </w:rPr>
         <w:ind w:left="1440"/>
+        <w:rPr>
+          <w:rFonts w:ascii="TH SarabunPSK" w:eastAsia="TH Sarabun PSK" w:hAnsi="TH SarabunPSK" w:cs="TH SarabunPSK"/>
+          <w:color w:val="000000" w:themeColor="text1"/>
+          <w:sz w:val="32"/>
+          <w:szCs w:val="32"/>
+        </w:rPr>
       </w:pPr>
       <w:r>
         <w:rPr>
@@ -327,9 +324,8 @@
           <w:color w:val="000000" w:themeColor="text1"/>
           <w:sz w:val="32"/>
           <w:szCs w:val="32"/>
-          <w:cs/>
-        </w:rPr>
-        <w:t>ข้อมูลอื่น ๆ</w:t>
+        </w:rPr>
+        <w:t xml:space="preserve">ข้อมูลอื่น ๆ</w:t>
       </w:r>
     </w:p>
     <w:p>
@@ -375,13 +371,13 @@
     <w:p>
       <w:pPr>
         <w:pStyle w:val="ListParagraph"/>
-        <w:rPr>
-          <w:rFonts w:ascii="TH SarabunPSK" w:eastAsia="TH Sarabun PSK" w:hAnsi="TH SarabunPSK" w:cs="TH SarabunPSK"/>
-          <w:color w:val="000000" w:themeColor="text1"/>
-          <w:sz w:val="32"/>
-          <w:szCs w:val="32"/>
-        </w:rPr>
         <w:ind w:left="1440"/>
+        <w:rPr>
+          <w:rFonts w:ascii="TH SarabunPSK" w:eastAsia="TH Sarabun PSK" w:hAnsi="TH SarabunPSK" w:cs="TH SarabunPSK"/>
+          <w:color w:val="000000" w:themeColor="text1"/>
+          <w:sz w:val="32"/>
+          <w:szCs w:val="32"/>
+        </w:rPr>
       </w:pPr>
       <w:r>
         <w:rPr>
@@ -391,28 +387,26 @@
         </w:rPr>
         <w:t xml:space="preserve">{{tick.dataTopic.01}} </w:t>
       </w:r>
-      <w:proofErr w:type="spellStart"/>
-      <w:r>
-        <w:rPr>
-          <w:rFonts w:ascii="TH SarabunPSK" w:eastAsia="TH Sarabun PSK" w:hAnsi="TH SarabunPSK" w:cs="TH SarabunPSK"/>
-          <w:color w:val="000000" w:themeColor="text1"/>
-          <w:sz w:val="32"/>
-          <w:szCs w:val="32"/>
-        </w:rPr>
-        <w:t>ทรัพยากรน้ำ</w:t>
-      </w:r>
-      <w:proofErr w:type="spellEnd"/>
+      <w:r>
+        <w:rPr>
+          <w:rFonts w:ascii="TH SarabunPSK" w:eastAsia="TH Sarabun PSK" w:hAnsi="TH SarabunPSK" w:cs="TH SarabunPSK"/>
+          <w:color w:val="000000" w:themeColor="text1"/>
+          <w:sz w:val="32"/>
+          <w:szCs w:val="32"/>
+        </w:rPr>
+        <w:t xml:space="preserve">ทรัพยากรน้ำ</w:t>
+      </w:r>
     </w:p>
     <w:p>
       <w:pPr>
         <w:pStyle w:val="ListParagraph"/>
-        <w:rPr>
-          <w:rFonts w:ascii="TH SarabunPSK" w:eastAsia="TH Sarabun PSK" w:hAnsi="TH SarabunPSK" w:cs="TH SarabunPSK"/>
-          <w:color w:val="000000" w:themeColor="text1"/>
-          <w:sz w:val="32"/>
-          <w:szCs w:val="32"/>
-        </w:rPr>
         <w:ind w:left="1440"/>
+        <w:rPr>
+          <w:rFonts w:ascii="TH SarabunPSK" w:eastAsia="TH Sarabun PSK" w:hAnsi="TH SarabunPSK" w:cs="TH SarabunPSK"/>
+          <w:color w:val="000000" w:themeColor="text1"/>
+          <w:sz w:val="32"/>
+          <w:szCs w:val="32"/>
+        </w:rPr>
       </w:pPr>
       <w:r>
         <w:rPr>
@@ -429,19 +423,19 @@
           <w:sz w:val="32"/>
           <w:szCs w:val="32"/>
         </w:rPr>
-        <w:t>อุตุนิยมวิทยา</w:t>
+        <w:t xml:space="preserve">อุตุนิยมวิทยา</w:t>
       </w:r>
     </w:p>
     <w:p>
       <w:pPr>
         <w:pStyle w:val="ListParagraph"/>
-        <w:rPr>
-          <w:rFonts w:ascii="TH SarabunPSK" w:eastAsia="TH Sarabun PSK" w:hAnsi="TH SarabunPSK" w:cs="TH SarabunPSK"/>
-          <w:color w:val="000000" w:themeColor="text1"/>
-          <w:sz w:val="32"/>
-          <w:szCs w:val="32"/>
-        </w:rPr>
         <w:ind w:left="1440"/>
+        <w:rPr>
+          <w:rFonts w:ascii="TH SarabunPSK" w:eastAsia="TH Sarabun PSK" w:hAnsi="TH SarabunPSK" w:cs="TH SarabunPSK"/>
+          <w:color w:val="000000" w:themeColor="text1"/>
+          <w:sz w:val="32"/>
+          <w:szCs w:val="32"/>
+        </w:rPr>
       </w:pPr>
       <w:r>
         <w:rPr>
@@ -451,28 +445,26 @@
         </w:rPr>
         <w:t xml:space="preserve">{{tick.dataTopic.03}} </w:t>
       </w:r>
-      <w:proofErr w:type="spellStart"/>
-      <w:r>
-        <w:rPr>
-          <w:rFonts w:ascii="TH SarabunPSK" w:eastAsia="TH Sarabun PSK" w:hAnsi="TH SarabunPSK" w:cs="TH SarabunPSK"/>
-          <w:color w:val="000000" w:themeColor="text1"/>
-          <w:sz w:val="32"/>
-          <w:szCs w:val="32"/>
-        </w:rPr>
-        <w:t>ภัยพิบัติ</w:t>
-      </w:r>
-      <w:proofErr w:type="spellEnd"/>
+      <w:r>
+        <w:rPr>
+          <w:rFonts w:ascii="TH SarabunPSK" w:eastAsia="TH Sarabun PSK" w:hAnsi="TH SarabunPSK" w:cs="TH SarabunPSK"/>
+          <w:color w:val="000000" w:themeColor="text1"/>
+          <w:sz w:val="32"/>
+          <w:szCs w:val="32"/>
+        </w:rPr>
+        <w:t xml:space="preserve">ภัยพิบัติ</w:t>
+      </w:r>
     </w:p>
     <w:p>
       <w:pPr>
         <w:pStyle w:val="ListParagraph"/>
-        <w:rPr>
-          <w:rFonts w:ascii="TH SarabunPSK" w:eastAsia="TH Sarabun PSK" w:hAnsi="TH SarabunPSK" w:cs="TH SarabunPSK"/>
-          <w:color w:val="000000" w:themeColor="text1"/>
-          <w:sz w:val="32"/>
-          <w:szCs w:val="32"/>
-        </w:rPr>
         <w:ind w:left="1440"/>
+        <w:rPr>
+          <w:rFonts w:ascii="TH SarabunPSK" w:eastAsia="TH Sarabun PSK" w:hAnsi="TH SarabunPSK" w:cs="TH SarabunPSK"/>
+          <w:color w:val="000000" w:themeColor="text1"/>
+          <w:sz w:val="32"/>
+          <w:szCs w:val="32"/>
+        </w:rPr>
       </w:pPr>
       <w:r>
         <w:rPr>
@@ -489,19 +481,19 @@
           <w:sz w:val="32"/>
           <w:szCs w:val="32"/>
         </w:rPr>
-        <w:t>สภาพพื้นที่</w:t>
+        <w:t xml:space="preserve">สภาพพื้นที่</w:t>
       </w:r>
     </w:p>
     <w:p>
       <w:pPr>
         <w:pStyle w:val="ListParagraph"/>
-        <w:rPr>
-          <w:rFonts w:ascii="TH SarabunPSK" w:eastAsia="TH Sarabun PSK" w:hAnsi="TH SarabunPSK" w:cs="TH SarabunPSK"/>
-          <w:color w:val="000000" w:themeColor="text1"/>
-          <w:sz w:val="32"/>
-          <w:szCs w:val="32"/>
-        </w:rPr>
         <w:ind w:left="1440"/>
+        <w:rPr>
+          <w:rFonts w:ascii="TH SarabunPSK" w:eastAsia="TH Sarabun PSK" w:hAnsi="TH SarabunPSK" w:cs="TH SarabunPSK"/>
+          <w:color w:val="000000" w:themeColor="text1"/>
+          <w:sz w:val="32"/>
+          <w:szCs w:val="32"/>
+        </w:rPr>
       </w:pPr>
       <w:r>
         <w:rPr>
@@ -511,28 +503,26 @@
         </w:rPr>
         <w:t xml:space="preserve">{{tick.dataTopic.05}} </w:t>
       </w:r>
-      <w:proofErr w:type="spellStart"/>
-      <w:r>
-        <w:rPr>
-          <w:rFonts w:ascii="TH SarabunPSK" w:eastAsia="TH Sarabun PSK" w:hAnsi="TH SarabunPSK" w:cs="TH SarabunPSK"/>
-          <w:color w:val="000000" w:themeColor="text1"/>
-          <w:sz w:val="32"/>
-          <w:szCs w:val="32"/>
-        </w:rPr>
-        <w:t>โครงสร้างพื้นฐาน</w:t>
-      </w:r>
-      <w:proofErr w:type="spellEnd"/>
+      <w:r>
+        <w:rPr>
+          <w:rFonts w:ascii="TH SarabunPSK" w:eastAsia="TH Sarabun PSK" w:hAnsi="TH SarabunPSK" w:cs="TH SarabunPSK"/>
+          <w:color w:val="000000" w:themeColor="text1"/>
+          <w:sz w:val="32"/>
+          <w:szCs w:val="32"/>
+        </w:rPr>
+        <w:t xml:space="preserve">โครงสร้างพื้นฐาน</w:t>
+      </w:r>
     </w:p>
     <w:p>
       <w:pPr>
         <w:pStyle w:val="ListParagraph"/>
-        <w:rPr>
-          <w:rFonts w:ascii="TH SarabunPSK" w:eastAsia="TH Sarabun PSK" w:hAnsi="TH SarabunPSK" w:cs="TH SarabunPSK"/>
-          <w:color w:val="000000" w:themeColor="text1"/>
-          <w:sz w:val="32"/>
-          <w:szCs w:val="32"/>
-        </w:rPr>
         <w:ind w:left="1440"/>
+        <w:rPr>
+          <w:rFonts w:ascii="TH SarabunPSK" w:eastAsia="TH Sarabun PSK" w:hAnsi="TH SarabunPSK" w:cs="TH SarabunPSK"/>
+          <w:color w:val="000000" w:themeColor="text1"/>
+          <w:sz w:val="32"/>
+          <w:szCs w:val="32"/>
+        </w:rPr>
       </w:pPr>
       <w:r>
         <w:rPr>
@@ -549,19 +539,19 @@
           <w:sz w:val="32"/>
           <w:szCs w:val="32"/>
         </w:rPr>
-        <w:t>การวางแผนและเยียวยา</w:t>
+        <w:t xml:space="preserve">การวางแผนและเยียวยา</w:t>
       </w:r>
     </w:p>
     <w:p>
       <w:pPr>
         <w:pStyle w:val="ListParagraph"/>
-        <w:rPr>
-          <w:rFonts w:ascii="TH SarabunPSK" w:eastAsia="TH Sarabun PSK" w:hAnsi="TH SarabunPSK" w:cs="TH SarabunPSK"/>
-          <w:color w:val="000000" w:themeColor="text1"/>
-          <w:sz w:val="32"/>
-          <w:szCs w:val="32"/>
-        </w:rPr>
         <w:ind w:left="1440"/>
+        <w:rPr>
+          <w:rFonts w:ascii="TH SarabunPSK" w:eastAsia="TH Sarabun PSK" w:hAnsi="TH SarabunPSK" w:cs="TH SarabunPSK"/>
+          <w:color w:val="000000" w:themeColor="text1"/>
+          <w:sz w:val="32"/>
+          <w:szCs w:val="32"/>
+        </w:rPr>
       </w:pPr>
       <w:r>
         <w:rPr>
@@ -577,21 +567,20 @@
           <w:color w:val="000000" w:themeColor="text1"/>
           <w:sz w:val="32"/>
           <w:szCs w:val="32"/>
-          <w:cs/>
-        </w:rPr>
-        <w:t>ด้านสาธารณสุข</w:t>
+        </w:rPr>
+        <w:t xml:space="preserve">ด้านสาธารณสุข</w:t>
       </w:r>
     </w:p>
     <w:p>
       <w:pPr>
         <w:pStyle w:val="ListParagraph"/>
-        <w:rPr>
-          <w:rFonts w:ascii="TH SarabunPSK" w:eastAsia="TH Sarabun PSK" w:hAnsi="TH SarabunPSK" w:cs="TH SarabunPSK"/>
-          <w:color w:val="000000" w:themeColor="text1"/>
-          <w:sz w:val="32"/>
-          <w:szCs w:val="32"/>
-        </w:rPr>
         <w:ind w:left="1440"/>
+        <w:rPr>
+          <w:rFonts w:ascii="TH SarabunPSK" w:eastAsia="TH Sarabun PSK" w:hAnsi="TH SarabunPSK" w:cs="TH SarabunPSK"/>
+          <w:color w:val="000000" w:themeColor="text1"/>
+          <w:sz w:val="32"/>
+          <w:szCs w:val="32"/>
+        </w:rPr>
       </w:pPr>
       <w:r>
         <w:rPr>
@@ -608,64 +597,7 @@
           <w:sz w:val="32"/>
           <w:szCs w:val="32"/>
         </w:rPr>
-        <w:t xml:space="preserve">อื่น ๆ {{dataset.dataTopicOther}}</w:t>
-      </w:r>
-      <w:r>
-        <w:rPr>
-          <w:rFonts w:ascii="TH SarabunPSK" w:eastAsia="TH Sarabun PSK" w:hAnsi="TH SarabunPSK" w:cs="TH SarabunPSK"/>
-          <w:color w:val="000000" w:themeColor="text1"/>
-          <w:sz w:val="32"/>
-          <w:szCs w:val="32"/>
-          <w:cs/>
-        </w:rPr>
-        <w:t xml:space="preserve"/>
-      </w:r>
-      <w:r>
-        <w:rPr>
-          <w:rFonts w:ascii="TH SarabunPSK" w:eastAsia="TH Sarabun PSK" w:hAnsi="TH SarabunPSK" w:cs="TH SarabunPSK"/>
-          <w:color w:val="000000" w:themeColor="text1"/>
-          <w:sz w:val="32"/>
-          <w:szCs w:val="32"/>
-        </w:rPr>
-        <w:t xml:space="preserve"/>
-      </w:r>
-      <w:r>
-        <w:rPr>
-          <w:rFonts w:ascii="TH SarabunPSK" w:eastAsia="TH Sarabun PSK" w:hAnsi="TH SarabunPSK" w:cs="TH SarabunPSK"/>
-          <w:color w:val="000000" w:themeColor="text1"/>
-          <w:sz w:val="32"/>
-          <w:szCs w:val="32"/>
-          <w:cs/>
-        </w:rPr>
-        <w:t xml:space="preserve"/>
-      </w:r>
-      <w:r>
-        <w:rPr>
-          <w:rFonts w:ascii="TH SarabunPSK" w:eastAsia="TH Sarabun PSK" w:hAnsi="TH SarabunPSK" w:cs="TH SarabunPSK"/>
-          <w:color w:val="000000" w:themeColor="text1"/>
-          <w:sz w:val="32"/>
-          <w:szCs w:val="32"/>
-        </w:rPr>
-        <w:t xml:space="preserve"/>
-      </w:r>
-      <w:r>
-        <w:rPr>
-          <w:rFonts w:ascii="TH SarabunPSK" w:eastAsia="TH Sarabun PSK" w:hAnsi="TH SarabunPSK" w:cs="TH SarabunPSK"/>
-          <w:color w:val="000000" w:themeColor="text1"/>
-          <w:sz w:val="32"/>
-          <w:szCs w:val="32"/>
-          <w:cs/>
-        </w:rPr>
-        <w:t xml:space="preserve"/>
-      </w:r>
-      <w:r>
-        <w:rPr>
-          <w:rFonts w:ascii="TH SarabunPSK" w:eastAsia="TH Sarabun PSK" w:hAnsi="TH SarabunPSK" w:cs="TH SarabunPSK"/>
-          <w:color w:val="000000" w:themeColor="text1"/>
-          <w:sz w:val="32"/>
-          <w:szCs w:val="32"/>
-        </w:rPr>
-        <w:t xml:space="preserve"/>
+        <w:t xml:space="preserve">อื่น ๆ ...{{dataset.dataTopicOther}}...</w:t>
       </w:r>
     </w:p>
     <w:p>
@@ -817,176 +749,17 @@
           <w:szCs w:val="32"/>
           <w:lang w:val="en-US"/>
         </w:rPr>
-        <w:t xml:space="preserve">2.3 รายการข้อมูล (ฟิลด์ข้อมูล) ที่ประสงค์นำส่ง (เช่น ข้อมูลพิกัด, ข้อมูลประเภทที่ตั้ง, ข้อมูลหน่วยให้บริการ) {{dataset.dataFields}}</w:t>
-      </w:r>
-      <w:proofErr w:type="spellStart"/>
-      <w:r>
-        <w:rPr>
-          <w:rFonts w:ascii="TH SarabunPSK" w:eastAsia="TH Sarabun PSK" w:hAnsi="TH SarabunPSK" w:cs="TH SarabunPSK"/>
-          <w:color w:val="000000" w:themeColor="text1"/>
-          <w:sz w:val="32"/>
-          <w:szCs w:val="32"/>
-          <w:lang w:val="en-US"/>
-        </w:rPr>
-        <w:t xml:space="preserve"/>
-      </w:r>
-      <w:proofErr w:type="spellEnd"/>
-      <w:r>
-        <w:rPr>
-          <w:rFonts w:ascii="TH SarabunPSK" w:eastAsia="TH Sarabun PSK" w:hAnsi="TH SarabunPSK" w:cs="TH SarabunPSK"/>
-          <w:color w:val="000000" w:themeColor="text1"/>
-          <w:sz w:val="32"/>
-          <w:szCs w:val="32"/>
-          <w:lang w:val="en-US"/>
-        </w:rPr>
-        <w:t xml:space="preserve"/>
-      </w:r>
-      <w:proofErr w:type="spellStart"/>
-      <w:r>
-        <w:rPr>
-          <w:rFonts w:ascii="TH SarabunPSK" w:eastAsia="TH Sarabun PSK" w:hAnsi="TH SarabunPSK" w:cs="TH SarabunPSK"/>
-          <w:color w:val="000000" w:themeColor="text1"/>
-          <w:sz w:val="32"/>
-          <w:szCs w:val="32"/>
-          <w:lang w:val="en-US"/>
-        </w:rPr>
-        <w:t xml:space="preserve"/>
-      </w:r>
-      <w:proofErr w:type="spellEnd"/>
-      <w:r>
-        <w:rPr>
-          <w:rFonts w:ascii="TH SarabunPSK" w:eastAsia="TH Sarabun PSK" w:hAnsi="TH SarabunPSK" w:cs="TH SarabunPSK"/>
-          <w:color w:val="000000" w:themeColor="text1"/>
-          <w:sz w:val="32"/>
-          <w:szCs w:val="32"/>
-          <w:lang w:val="en-US"/>
-        </w:rPr>
-        <w:t xml:space="preserve"/>
-      </w:r>
-      <w:proofErr w:type="spellStart"/>
-      <w:r>
-        <w:rPr>
-          <w:rFonts w:ascii="TH SarabunPSK" w:eastAsia="TH Sarabun PSK" w:hAnsi="TH SarabunPSK" w:cs="TH SarabunPSK"/>
-          <w:color w:val="000000" w:themeColor="text1"/>
-          <w:sz w:val="32"/>
-          <w:szCs w:val="32"/>
-          <w:lang w:val="en-US"/>
-        </w:rPr>
-        <w:t xml:space="preserve"/>
-      </w:r>
-      <w:proofErr w:type="spellEnd"/>
-      <w:r>
-        <w:rPr>
-          <w:rFonts w:ascii="TH SarabunPSK" w:eastAsia="TH Sarabun PSK" w:hAnsi="TH SarabunPSK" w:cs="TH SarabunPSK"/>
-          <w:color w:val="000000" w:themeColor="text1"/>
-          <w:sz w:val="32"/>
-          <w:szCs w:val="32"/>
-          <w:lang w:val="en-US"/>
-        </w:rPr>
-        <w:t xml:space="preserve"/>
-      </w:r>
-      <w:r>
-        <w:rPr>
-          <w:rFonts w:ascii="TH SarabunPSK" w:eastAsia="TH Sarabun PSK" w:hAnsi="TH SarabunPSK" w:cs="TH SarabunPSK" w:hint="cs"/>
+        <w:t>2.3 รายการข้อมูล (ฟิลด์ข้อมูล) ที่ประสงค์นำส่ง (เช่น ข้อมูลพิกัด, ข้อมูลประเภทที่ตั้ง, ข้อมูลหน่วยให้บริการ) {{dataset.dataFields}}</w:t>
+      </w:r>
+      <w:r>
+        <w:rPr>
+          <w:rFonts w:ascii="TH SarabunPSK" w:eastAsia="TH Sarabun PSK" w:hAnsi="TH SarabunPSK" w:cs="TH SarabunPSK"/>
           <w:color w:val="000000" w:themeColor="text1"/>
           <w:sz w:val="32"/>
           <w:szCs w:val="32"/>
           <w:cs/>
-          <w:lang w:val="en-US"/>
-        </w:rPr>
-        <w:t xml:space="preserve"/>
-      </w:r>
-      <w:r>
-        <w:rPr>
-          <w:rFonts w:ascii="TH SarabunPSK" w:eastAsia="TH Sarabun PSK" w:hAnsi="TH SarabunPSK" w:cs="TH SarabunPSK" w:hint="cs"/>
-          <w:color w:val="000000" w:themeColor="text1"/>
-          <w:sz w:val="32"/>
-          <w:szCs w:val="32"/>
-          <w:cs/>
-          <w:lang w:val="en-US"/>
-        </w:rPr>
-        <w:t xml:space="preserve"/>
-      </w:r>
-      <w:r>
-        <w:rPr>
-          <w:rFonts w:ascii="TH SarabunPSK" w:eastAsia="TH Sarabun PSK" w:hAnsi="TH SarabunPSK" w:cs="TH SarabunPSK" w:hint="cs"/>
-          <w:color w:val="000000" w:themeColor="text1"/>
-          <w:sz w:val="32"/>
-          <w:szCs w:val="32"/>
-          <w:cs/>
-          <w:lang w:val="en-US"/>
-        </w:rPr>
-        <w:t xml:space="preserve"/>
-      </w:r>
-      <w:r>
-        <w:rPr>
-          <w:rFonts w:ascii="TH SarabunPSK" w:eastAsia="TH Sarabun PSK" w:hAnsi="TH SarabunPSK" w:cs="TH SarabunPSK" w:hint="cs"/>
-          <w:color w:val="000000" w:themeColor="text1"/>
-          <w:sz w:val="32"/>
-          <w:szCs w:val="32"/>
-          <w:cs/>
-          <w:lang w:val="en-US"/>
-        </w:rPr>
-        <w:t xml:space="preserve"/>
-      </w:r>
-      <w:r>
-        <w:rPr>
-          <w:rFonts w:ascii="TH SarabunPSK" w:eastAsia="TH Sarabun PSK" w:hAnsi="TH SarabunPSK" w:cs="TH SarabunPSK" w:hint="cs"/>
-          <w:color w:val="000000" w:themeColor="text1"/>
-          <w:sz w:val="32"/>
-          <w:szCs w:val="32"/>
-          <w:cs/>
-          <w:lang w:val="en-US"/>
-        </w:rPr>
-        <w:t xml:space="preserve"/>
-      </w:r>
-      <w:r>
-        <w:rPr>
-          <w:rFonts w:ascii="TH SarabunPSK" w:eastAsia="TH Sarabun PSK" w:hAnsi="TH SarabunPSK" w:cs="TH SarabunPSK" w:hint="cs"/>
-          <w:color w:val="000000" w:themeColor="text1"/>
-          <w:sz w:val="32"/>
-          <w:szCs w:val="32"/>
-          <w:cs/>
-          <w:lang w:val="en-US"/>
-        </w:rPr>
-        <w:t xml:space="preserve"/>
-      </w:r>
-      <w:r>
-        <w:rPr>
-          <w:rFonts w:ascii="TH SarabunPSK" w:eastAsia="TH Sarabun PSK" w:hAnsi="TH SarabunPSK" w:cs="TH SarabunPSK"/>
-          <w:color w:val="000000" w:themeColor="text1"/>
-          <w:sz w:val="32"/>
-          <w:szCs w:val="32"/>
-          <w:cs/>
         </w:rPr>
         <w:br/>
-      </w:r>
-      <w:r>
-        <w:rPr>
-          <w:rFonts w:ascii="TH SarabunPSK" w:eastAsia="TH Sarabun PSK" w:hAnsi="TH SarabunPSK" w:cs="TH SarabunPSK"/>
-          <w:color w:val="000000" w:themeColor="text1"/>
-          <w:sz w:val="32"/>
-          <w:szCs w:val="32"/>
-        </w:rPr>
-        <w:t xml:space="preserve"/>
-      </w:r>
-      <w:r>
-        <w:rPr>
-          <w:rFonts w:ascii="TH SarabunPSK" w:eastAsia="TH Sarabun PSK" w:hAnsi="TH SarabunPSK" w:cs="TH SarabunPSK"/>
-          <w:color w:val="000000" w:themeColor="text1"/>
-          <w:sz w:val="32"/>
-          <w:szCs w:val="32"/>
-        </w:rPr>
-        <w:t xml:space="preserve"/>
-      </w:r>
-      <w:r>
-        <w:rPr>
-          <w:rFonts w:ascii="TH SarabunPSK" w:eastAsia="TH Sarabun PSK" w:hAnsi="TH SarabunPSK" w:cs="TH SarabunPSK"/>
-          <w:color w:val="000000" w:themeColor="text1"/>
-          <w:sz w:val="32"/>
-          <w:szCs w:val="32"/>
-        </w:rPr>
-        <w:t xml:space="preserve"/>
       </w:r>
     </w:p>
     <w:p>
@@ -1009,56 +782,7 @@
           <w:sz w:val="32"/>
           <w:szCs w:val="32"/>
         </w:rPr>
-        <w:t xml:space="preserve">องค์กร {{org.name}}</w:t>
-      </w:r>
-      <w:r>
-        <w:rPr>
-          <w:rFonts w:ascii="TH SarabunPSK" w:eastAsia="TH Sarabun PSK" w:hAnsi="TH SarabunPSK" w:cs="TH SarabunPSK"/>
-          <w:color w:val="000000" w:themeColor="text1"/>
-          <w:sz w:val="32"/>
-          <w:szCs w:val="32"/>
-        </w:rPr>
-        <w:t xml:space="preserve"/>
-      </w:r>
-      <w:r>
-        <w:rPr>
-          <w:rFonts w:ascii="TH SarabunPSK" w:eastAsia="TH Sarabun PSK" w:hAnsi="TH SarabunPSK" w:cs="TH SarabunPSK"/>
-          <w:color w:val="000000" w:themeColor="text1"/>
-          <w:sz w:val="32"/>
-          <w:szCs w:val="32"/>
-          <w:lang w:val="en-US"/>
-        </w:rPr>
-        <w:t xml:space="preserve"/>
-      </w:r>
-      <w:r>
-        <w:rPr>
-          <w:rFonts w:ascii="TH SarabunPSK" w:eastAsia="TH Sarabun PSK" w:hAnsi="TH SarabunPSK" w:cs="TH SarabunPSK"/>
-          <w:color w:val="000000" w:themeColor="text1"/>
-          <w:sz w:val="32"/>
-          <w:szCs w:val="32"/>
-          <w:lang w:val="en-US"/>
-        </w:rPr>
-        <w:t xml:space="preserve"/>
-      </w:r>
-      <w:r>
-        <w:rPr>
-          <w:rFonts w:ascii="TH SarabunPSK" w:eastAsia="TH Sarabun PSK" w:hAnsi="TH SarabunPSK" w:cs="TH SarabunPSK"/>
-          <w:color w:val="000000" w:themeColor="text1"/>
-          <w:sz w:val="32"/>
-          <w:szCs w:val="32"/>
-          <w:lang w:val="en-US"/>
-        </w:rPr>
-        <w:t xml:space="preserve"/>
-      </w:r>
-      <w:r>
-        <w:rPr>
-          <w:rFonts w:ascii="TH SarabunPSK" w:eastAsia="TH Sarabun PSK" w:hAnsi="TH SarabunPSK" w:cs="TH SarabunPSK"/>
-          <w:color w:val="000000" w:themeColor="text1"/>
-          <w:sz w:val="32"/>
-          <w:szCs w:val="32"/>
-          <w:lang w:val="en-US"/>
-        </w:rPr>
-        <w:t xml:space="preserve"/>
+        <w:t>องค์กร {{org.name}}</w:t>
       </w:r>
     </w:p>
     <w:p>
@@ -1081,26 +805,7 @@
           <w:sz w:val="32"/>
           <w:szCs w:val="32"/>
         </w:rPr>
-        <w:t xml:space="preserve">ชื่อผู้ติดต่อ {{dataset.maintainer}}</w:t>
-      </w:r>
-      <w:r>
-        <w:rPr>
-          <w:rFonts w:ascii="TH SarabunPSK" w:eastAsia="TH Sarabun PSK" w:hAnsi="TH SarabunPSK" w:cs="TH SarabunPSK"/>
-          <w:color w:val="000000" w:themeColor="text1"/>
-          <w:sz w:val="32"/>
-          <w:szCs w:val="32"/>
-        </w:rPr>
-        <w:t xml:space="preserve"/>
-      </w:r>
-      <w:r>
-        <w:rPr>
-          <w:rFonts w:ascii="TH SarabunPSK" w:eastAsia="TH Sarabun PSK" w:hAnsi="TH SarabunPSK" w:cs="TH SarabunPSK"/>
-          <w:color w:val="000000" w:themeColor="text1"/>
-          <w:sz w:val="32"/>
-          <w:szCs w:val="32"/>
-          <w:lang w:val="en-US"/>
-        </w:rPr>
-        <w:t xml:space="preserve"/>
+        <w:t>ชื่อผู้ติดต่อ {{dataset.maintainer}}</w:t>
       </w:r>
     </w:p>
     <w:p>
@@ -1123,26 +828,7 @@
           <w:sz w:val="32"/>
           <w:szCs w:val="32"/>
         </w:rPr>
-        <w:t xml:space="preserve">อีเมลผู้ติดต่อ {{dataset.maintainerEmail}}</w:t>
-      </w:r>
-      <w:r>
-        <w:rPr>
-          <w:rFonts w:ascii="TH SarabunPSK" w:eastAsia="TH Sarabun PSK" w:hAnsi="TH SarabunPSK" w:cs="TH SarabunPSK"/>
-          <w:color w:val="000000" w:themeColor="text1"/>
-          <w:sz w:val="32"/>
-          <w:szCs w:val="32"/>
-        </w:rPr>
-        <w:t xml:space="preserve"/>
-      </w:r>
-      <w:r>
-        <w:rPr>
-          <w:rFonts w:ascii="TH SarabunPSK" w:eastAsia="TH Sarabun PSK" w:hAnsi="TH SarabunPSK" w:cs="TH SarabunPSK"/>
-          <w:color w:val="000000" w:themeColor="text1"/>
-          <w:sz w:val="32"/>
-          <w:szCs w:val="32"/>
-          <w:lang w:val="en-US"/>
-        </w:rPr>
-        <w:t xml:space="preserve"/>
+        <w:t>อีเมลผู้ติดต่อ {{dataset.maintainerEmail}}</w:t>
       </w:r>
     </w:p>
     <w:p>
@@ -1165,26 +851,7 @@
           <w:sz w:val="32"/>
           <w:szCs w:val="32"/>
         </w:rPr>
-        <w:t xml:space="preserve">คำสำคัญ หรือคำค้น {{dataset.tags}}</w:t>
-      </w:r>
-      <w:r>
-        <w:rPr>
-          <w:rFonts w:ascii="TH SarabunPSK" w:eastAsia="TH Sarabun PSK" w:hAnsi="TH SarabunPSK" w:cs="TH SarabunPSK"/>
-          <w:color w:val="000000" w:themeColor="text1"/>
-          <w:sz w:val="32"/>
-          <w:szCs w:val="32"/>
-        </w:rPr>
-        <w:t xml:space="preserve"/>
-      </w:r>
-      <w:r>
-        <w:rPr>
-          <w:rFonts w:ascii="TH SarabunPSK" w:eastAsia="TH Sarabun PSK" w:hAnsi="TH SarabunPSK" w:cs="TH SarabunPSK"/>
-          <w:color w:val="000000" w:themeColor="text1"/>
-          <w:sz w:val="32"/>
-          <w:szCs w:val="32"/>
-          <w:lang w:val="en-US"/>
-        </w:rPr>
-        <w:t xml:space="preserve"/>
+        <w:t>คำสำคัญ หรือคำค้น {{dataset.tags}}</w:t>
       </w:r>
     </w:p>
     <w:p>
@@ -1207,26 +874,7 @@
           <w:sz w:val="32"/>
           <w:szCs w:val="32"/>
         </w:rPr>
-        <w:t xml:space="preserve">รายละเอียด {{dataset.notes}}</w:t>
-      </w:r>
-      <w:r>
-        <w:rPr>
-          <w:rFonts w:ascii="TH SarabunPSK" w:eastAsia="TH Sarabun PSK" w:hAnsi="TH SarabunPSK" w:cs="TH SarabunPSK"/>
-          <w:color w:val="000000" w:themeColor="text1"/>
-          <w:sz w:val="32"/>
-          <w:szCs w:val="32"/>
-        </w:rPr>
-        <w:t xml:space="preserve"/>
-      </w:r>
-      <w:r>
-        <w:rPr>
-          <w:rFonts w:ascii="TH SarabunPSK" w:eastAsia="TH Sarabun PSK" w:hAnsi="TH SarabunPSK" w:cs="TH SarabunPSK"/>
-          <w:color w:val="000000" w:themeColor="text1"/>
-          <w:sz w:val="32"/>
-          <w:szCs w:val="32"/>
-          <w:lang w:val="en-US"/>
-        </w:rPr>
-        <w:t xml:space="preserve"/>
+        <w:t>รายละเอียด {{dataset.notes}}</w:t>
       </w:r>
     </w:p>
     <w:p>
@@ -1242,23 +890,36 @@
           <w:szCs w:val="32"/>
         </w:rPr>
       </w:pPr>
-      <w:r>
-        <w:rPr>
-          <w:rFonts w:ascii="TH SarabunPSK" w:eastAsia="TH Sarabun PSK" w:hAnsi="TH SarabunPSK" w:cs="TH SarabunPSK"/>
-          <w:color w:val="000000" w:themeColor="text1"/>
-          <w:sz w:val="32"/>
-          <w:szCs w:val="32"/>
-        </w:rPr>
-        <w:t xml:space="preserve">วัตถุประสงค์ {{dataset.objective}}</w:t>
-      </w:r>
-      <w:r>
-        <w:rPr>
-          <w:rFonts w:ascii="TH SarabunPSK" w:eastAsia="TH Sarabun PSK" w:hAnsi="TH SarabunPSK" w:cs="TH SarabunPSK"/>
-          <w:color w:val="000000" w:themeColor="text1"/>
-          <w:sz w:val="32"/>
-          <w:szCs w:val="32"/>
-        </w:rPr>
-        <w:t xml:space="preserve"/>
+      <w:proofErr w:type="spellStart"/>
+      <w:r>
+        <w:rPr>
+          <w:rFonts w:ascii="TH SarabunPSK" w:eastAsia="TH Sarabun PSK" w:hAnsi="TH SarabunPSK" w:cs="TH SarabunPSK"/>
+          <w:color w:val="000000" w:themeColor="text1"/>
+          <w:sz w:val="32"/>
+          <w:szCs w:val="32"/>
+        </w:rPr>
+        <w:t>วัตถุประสงค์</w:t>
+      </w:r>
+      <w:proofErr w:type="spellEnd"/>
+      <w:r>
+        <w:rPr>
+          <w:rFonts w:ascii="TH SarabunPSK" w:eastAsia="TH Sarabun PSK" w:hAnsi="TH SarabunPSK" w:cs="TH SarabunPSK" w:hint="cs"/>
+          <w:color w:val="000000" w:themeColor="text1"/>
+          <w:sz w:val="32"/>
+          <w:szCs w:val="32"/>
+          <w:cs/>
+        </w:rPr>
+        <w:t xml:space="preserve"> </w:t>
+      </w:r>
+      <w:r>
+        <w:rPr>
+          <w:rFonts w:ascii="TH SarabunPSK" w:eastAsia="TH Sarabun PSK" w:hAnsi="TH SarabunPSK" w:cs="TH SarabunPSK" w:hint="cs"/>
+          <w:color w:val="000000" w:themeColor="text1"/>
+          <w:sz w:val="32"/>
+          <w:szCs w:val="32"/>
+          <w:cs/>
+        </w:rPr>
+        <w:t xml:space="preserve">(เลือกได้มากกว่า </w:t>
       </w:r>
       <w:r>
         <w:rPr>
@@ -1268,8 +929,477 @@
           <w:szCs w:val="32"/>
           <w:lang w:val="en-US"/>
         </w:rPr>
-        <w:t xml:space="preserve"/>
-      </w:r>
+        <w:t>1</w:t>
+      </w:r>
+      <w:proofErr w:type="gramStart"/>
+      <w:r>
+        <w:rPr>
+          <w:rFonts w:ascii="TH SarabunPSK" w:eastAsia="TH Sarabun PSK" w:hAnsi="TH SarabunPSK" w:cs="TH SarabunPSK"/>
+          <w:color w:val="000000" w:themeColor="text1"/>
+          <w:sz w:val="32"/>
+          <w:szCs w:val="32"/>
+          <w:lang w:val="en-US"/>
+        </w:rPr>
+        <w:t xml:space="preserve"> </w:t>
+      </w:r>
+      <w:r>
+        <w:rPr>
+          <w:rFonts w:ascii="TH SarabunPSK" w:eastAsia="TH Sarabun PSK" w:hAnsi="TH SarabunPSK" w:cs="TH SarabunPSK" w:hint="cs"/>
+          <w:color w:val="000000" w:themeColor="text1"/>
+          <w:sz w:val="32"/>
+          <w:szCs w:val="32"/>
+          <w:cs/>
+          <w:lang w:val="en-US"/>
+        </w:rPr>
+        <w:t>ข้อ)</w:t>
+      </w:r>
+      <w:r>
+        <w:rPr>
+          <w:rFonts w:ascii="TH SarabunPSK" w:eastAsia="TH Sarabun PSK" w:hAnsi="TH SarabunPSK" w:cs="TH SarabunPSK"/>
+          <w:color w:val="000000" w:themeColor="text1"/>
+          <w:sz w:val="32"/>
+          <w:szCs w:val="32"/>
+        </w:rPr>
+        <w:t xml:space="preserve"> {{</w:t>
+      </w:r>
+      <w:proofErr w:type="spellStart"/>
+      <w:r>
+        <w:rPr>
+          <w:rFonts w:ascii="TH SarabunPSK" w:eastAsia="TH Sarabun PSK" w:hAnsi="TH SarabunPSK" w:cs="TH SarabunPSK"/>
+          <w:color w:val="000000" w:themeColor="text1"/>
+          <w:sz w:val="32"/>
+          <w:szCs w:val="32"/>
+        </w:rPr>
+        <w:t>dataset.objective</w:t>
+      </w:r>
+      <w:proofErr w:type="spellEnd"/>
+      <w:proofErr w:type="gramEnd"/>
+      <w:r>
+        <w:rPr>
+          <w:rFonts w:ascii="TH SarabunPSK" w:eastAsia="TH Sarabun PSK" w:hAnsi="TH SarabunPSK" w:cs="TH SarabunPSK"/>
+          <w:color w:val="000000" w:themeColor="text1"/>
+          <w:sz w:val="32"/>
+          <w:szCs w:val="32"/>
+        </w:rPr>
+        <w:t>}}</w:t>
+      </w:r>
+    </w:p>
+    <w:p>
+      <w:pPr>
+        <w:pStyle w:val="ListParagraph"/>
+        <w:ind w:left="1440"/>
+        <w:rPr>
+          <w:rFonts w:ascii="TH SarabunPSK" w:eastAsia="TH Sarabun PSK" w:hAnsi="TH SarabunPSK" w:cs="TH SarabunPSK"/>
+          <w:color w:val="000000" w:themeColor="text1"/>
+          <w:sz w:val="32"/>
+          <w:szCs w:val="32"/>
+        </w:rPr>
+      </w:pPr>
+      <w:r>
+        <w:rPr>
+          <w:rFonts w:ascii="DejaVu Sans" w:hAnsi="DejaVu Sans" w:cs="DejaVu Sans"/>
+          <w:sz w:val="28"/>
+          <w:szCs w:val="28"/>
+        </w:rPr>
+        <w:t xml:space="preserve">{{tick.objective.01}} </w:t>
+      </w:r>
+      <w:r>
+        <w:rPr>
+          <w:rFonts w:ascii="TH SarabunPSK" w:eastAsia="TH Sarabun PSK" w:hAnsi="TH SarabunPSK" w:cs="TH SarabunPSK"/>
+          <w:color w:val="000000" w:themeColor="text1"/>
+          <w:sz w:val="32"/>
+          <w:szCs w:val="32"/>
+        </w:rPr>
+        <w:t xml:space="preserve">ยุทธศาสตร์ชาติ</w:t>
+      </w:r>
+    </w:p>
+    <w:p>
+      <w:pPr>
+        <w:pStyle w:val="ListParagraph"/>
+        <w:ind w:left="1440"/>
+        <w:rPr>
+          <w:rFonts w:ascii="TH SarabunPSK" w:eastAsia="TH Sarabun PSK" w:hAnsi="TH SarabunPSK" w:cs="TH SarabunPSK"/>
+          <w:color w:val="000000" w:themeColor="text1"/>
+          <w:sz w:val="32"/>
+          <w:szCs w:val="32"/>
+        </w:rPr>
+      </w:pPr>
+      <w:r>
+        <w:rPr>
+          <w:rFonts w:ascii="DejaVu Sans" w:hAnsi="DejaVu Sans" w:cs="DejaVu Sans"/>
+          <w:sz w:val="28"/>
+          <w:szCs w:val="28"/>
+        </w:rPr>
+        <w:t xml:space="preserve">{{tick.objective.02}} </w:t>
+      </w:r>
+      <w:r>
+        <w:rPr>
+          <w:rFonts w:ascii="TH SarabunPSK" w:eastAsia="TH Sarabun PSK" w:hAnsi="TH SarabunPSK" w:cs="TH SarabunPSK"/>
+          <w:color w:val="000000" w:themeColor="text1"/>
+          <w:sz w:val="32"/>
+          <w:szCs w:val="32"/>
+        </w:rPr>
+        <w:t xml:space="preserve">แผนพัฒนาเศรษฐกิจและสังคมแห่งชาติ</w:t>
+      </w:r>
+    </w:p>
+    <w:p>
+      <w:pPr>
+        <w:pStyle w:val="ListParagraph"/>
+        <w:ind w:left="1440"/>
+        <w:rPr>
+          <w:rFonts w:ascii="TH SarabunPSK" w:eastAsia="TH Sarabun PSK" w:hAnsi="TH SarabunPSK" w:cs="TH SarabunPSK"/>
+          <w:color w:val="000000" w:themeColor="text1"/>
+          <w:sz w:val="32"/>
+          <w:szCs w:val="32"/>
+        </w:rPr>
+      </w:pPr>
+      <w:r>
+        <w:rPr>
+          <w:rFonts w:ascii="DejaVu Sans" w:hAnsi="DejaVu Sans" w:cs="DejaVu Sans"/>
+          <w:sz w:val="28"/>
+          <w:szCs w:val="28"/>
+        </w:rPr>
+        <w:t xml:space="preserve">{{tick.objective.03}} </w:t>
+      </w:r>
+      <w:r>
+        <w:rPr>
+          <w:rFonts w:ascii="TH SarabunPSK" w:eastAsia="TH Sarabun PSK" w:hAnsi="TH SarabunPSK" w:cs="TH SarabunPSK"/>
+          <w:color w:val="000000" w:themeColor="text1"/>
+          <w:sz w:val="32"/>
+          <w:szCs w:val="32"/>
+        </w:rPr>
+        <w:t xml:space="preserve">แผนความมั่นคงแห่งชาติ</w:t>
+      </w:r>
+    </w:p>
+    <w:p>
+      <w:pPr>
+        <w:pStyle w:val="ListParagraph"/>
+        <w:ind w:left="1440"/>
+        <w:rPr>
+          <w:rFonts w:ascii="TH SarabunPSK" w:eastAsia="TH Sarabun PSK" w:hAnsi="TH SarabunPSK" w:cs="TH SarabunPSK"/>
+          <w:color w:val="000000" w:themeColor="text1"/>
+          <w:sz w:val="32"/>
+          <w:szCs w:val="32"/>
+        </w:rPr>
+      </w:pPr>
+      <w:r>
+        <w:rPr>
+          <w:rFonts w:ascii="DejaVu Sans" w:hAnsi="DejaVu Sans" w:cs="DejaVu Sans"/>
+          <w:sz w:val="28"/>
+          <w:szCs w:val="28"/>
+        </w:rPr>
+        <w:t xml:space="preserve">{{tick.objective.04}} </w:t>
+      </w:r>
+      <w:r>
+        <w:rPr>
+          <w:rFonts w:ascii="TH SarabunPSK" w:eastAsia="TH Sarabun PSK" w:hAnsi="TH SarabunPSK" w:cs="TH SarabunPSK"/>
+          <w:color w:val="000000" w:themeColor="text1"/>
+          <w:sz w:val="32"/>
+          <w:szCs w:val="32"/>
+        </w:rPr>
+        <w:t xml:space="preserve">แผนแม่บทภายใต้ยุทธศาสตร์ชาติ</w:t>
+      </w:r>
+    </w:p>
+    <w:p>
+      <w:pPr>
+        <w:pStyle w:val="ListParagraph"/>
+        <w:ind w:left="1440"/>
+        <w:rPr>
+          <w:rFonts w:ascii="TH SarabunPSK" w:eastAsia="TH Sarabun PSK" w:hAnsi="TH SarabunPSK" w:cs="TH SarabunPSK"/>
+          <w:color w:val="000000" w:themeColor="text1"/>
+          <w:sz w:val="32"/>
+          <w:szCs w:val="32"/>
+        </w:rPr>
+      </w:pPr>
+      <w:r>
+        <w:rPr>
+          <w:rFonts w:ascii="DejaVu Sans" w:hAnsi="DejaVu Sans" w:cs="DejaVu Sans"/>
+          <w:sz w:val="28"/>
+          <w:szCs w:val="28"/>
+        </w:rPr>
+        <w:t xml:space="preserve">{{tick.objective.05}} </w:t>
+      </w:r>
+      <w:r>
+        <w:rPr>
+          <w:rFonts w:ascii="TH SarabunPSK" w:eastAsia="TH Sarabun PSK" w:hAnsi="TH SarabunPSK" w:cs="TH SarabunPSK"/>
+          <w:color w:val="000000" w:themeColor="text1"/>
+          <w:sz w:val="32"/>
+          <w:szCs w:val="32"/>
+        </w:rPr>
+        <w:t xml:space="preserve">แผนปฏิรูปประเทศ</w:t>
+      </w:r>
+    </w:p>
+    <w:p>
+      <w:pPr>
+        <w:pStyle w:val="ListParagraph"/>
+        <w:ind w:left="1440"/>
+        <w:rPr>
+          <w:rFonts w:ascii="TH SarabunPSK" w:eastAsia="TH Sarabun PSK" w:hAnsi="TH SarabunPSK" w:cs="TH SarabunPSK"/>
+          <w:color w:val="000000" w:themeColor="text1"/>
+          <w:sz w:val="32"/>
+          <w:szCs w:val="32"/>
+        </w:rPr>
+      </w:pPr>
+      <w:r>
+        <w:rPr>
+          <w:rFonts w:ascii="DejaVu Sans" w:hAnsi="DejaVu Sans" w:cs="DejaVu Sans"/>
+          <w:sz w:val="28"/>
+          <w:szCs w:val="28"/>
+        </w:rPr>
+        <w:t xml:space="preserve">{{tick.objective.06}} </w:t>
+      </w:r>
+      <w:r>
+        <w:rPr>
+          <w:rFonts w:ascii="TH SarabunPSK" w:eastAsia="TH Sarabun PSK" w:hAnsi="TH SarabunPSK" w:cs="TH SarabunPSK"/>
+          <w:color w:val="000000" w:themeColor="text1"/>
+          <w:sz w:val="32"/>
+          <w:szCs w:val="32"/>
+        </w:rPr>
+        <w:t xml:space="preserve">แผนระดับที่ 3 (มติ ครม. 4 ธ.ค. 2560)</w:t>
+      </w:r>
+    </w:p>
+    <w:p>
+      <w:pPr>
+        <w:pStyle w:val="ListParagraph"/>
+        <w:ind w:left="1440"/>
+        <w:rPr>
+          <w:rFonts w:ascii="TH SarabunPSK" w:eastAsia="TH Sarabun PSK" w:hAnsi="TH SarabunPSK" w:cs="TH SarabunPSK"/>
+          <w:color w:val="000000" w:themeColor="text1"/>
+          <w:sz w:val="32"/>
+          <w:szCs w:val="32"/>
+        </w:rPr>
+      </w:pPr>
+      <w:r>
+        <w:rPr>
+          <w:rFonts w:ascii="DejaVu Sans" w:hAnsi="DejaVu Sans" w:cs="DejaVu Sans"/>
+          <w:sz w:val="28"/>
+          <w:szCs w:val="28"/>
+        </w:rPr>
+        <w:t xml:space="preserve">{{tick.objective.07}} </w:t>
+      </w:r>
+      <w:r>
+        <w:rPr>
+          <w:rFonts w:ascii="TH SarabunPSK" w:eastAsia="TH Sarabun PSK" w:hAnsi="TH SarabunPSK" w:cs="TH SarabunPSK"/>
+          <w:color w:val="000000" w:themeColor="text1"/>
+          <w:sz w:val="32"/>
+          <w:szCs w:val="32"/>
+        </w:rPr>
+        <w:t xml:space="preserve">นโยบายรัฐบาล/ข้อสั่งการนายกรัฐมนตรี</w:t>
+      </w:r>
+    </w:p>
+    <w:p>
+      <w:pPr>
+        <w:pStyle w:val="ListParagraph"/>
+        <w:ind w:left="1440"/>
+        <w:rPr>
+          <w:rFonts w:ascii="TH SarabunPSK" w:eastAsia="TH Sarabun PSK" w:hAnsi="TH SarabunPSK" w:cs="TH SarabunPSK"/>
+          <w:color w:val="000000" w:themeColor="text1"/>
+          <w:sz w:val="32"/>
+          <w:szCs w:val="32"/>
+        </w:rPr>
+      </w:pPr>
+      <w:r>
+        <w:rPr>
+          <w:rFonts w:ascii="DejaVu Sans" w:hAnsi="DejaVu Sans" w:cs="DejaVu Sans"/>
+          <w:sz w:val="28"/>
+          <w:szCs w:val="28"/>
+        </w:rPr>
+        <w:t xml:space="preserve">{{tick.objective.08}} </w:t>
+      </w:r>
+      <w:r>
+        <w:rPr>
+          <w:rFonts w:ascii="TH SarabunPSK" w:eastAsia="TH Sarabun PSK" w:hAnsi="TH SarabunPSK" w:cs="TH SarabunPSK"/>
+          <w:color w:val="000000" w:themeColor="text1"/>
+          <w:sz w:val="32"/>
+          <w:szCs w:val="32"/>
+        </w:rPr>
+        <w:t xml:space="preserve">มติคณะรัฐมนตรี</w:t>
+      </w:r>
+    </w:p>
+    <w:p>
+      <w:pPr>
+        <w:pStyle w:val="ListParagraph"/>
+        <w:ind w:left="1440"/>
+        <w:rPr>
+          <w:rFonts w:ascii="TH SarabunPSK" w:eastAsia="TH Sarabun PSK" w:hAnsi="TH SarabunPSK" w:cs="TH SarabunPSK"/>
+          <w:color w:val="000000" w:themeColor="text1"/>
+          <w:sz w:val="32"/>
+          <w:szCs w:val="32"/>
+        </w:rPr>
+      </w:pPr>
+      <w:r>
+        <w:rPr>
+          <w:rFonts w:ascii="DejaVu Sans" w:hAnsi="DejaVu Sans" w:cs="DejaVu Sans"/>
+          <w:sz w:val="28"/>
+          <w:szCs w:val="28"/>
+        </w:rPr>
+        <w:t xml:space="preserve">{{tick.objective.09}} </w:t>
+      </w:r>
+      <w:r>
+        <w:rPr>
+          <w:rFonts w:ascii="TH SarabunPSK" w:eastAsia="TH Sarabun PSK" w:hAnsi="TH SarabunPSK" w:cs="TH SarabunPSK"/>
+          <w:color w:val="000000" w:themeColor="text1"/>
+          <w:sz w:val="32"/>
+          <w:szCs w:val="32"/>
+        </w:rPr>
+        <w:t xml:space="preserve">เพื่อการให้บริการประชาชน</w:t>
+      </w:r>
+    </w:p>
+    <w:p>
+      <w:pPr>
+        <w:pStyle w:val="ListParagraph"/>
+        <w:ind w:left="1440"/>
+        <w:rPr>
+          <w:rFonts w:ascii="TH SarabunPSK" w:eastAsia="TH Sarabun PSK" w:hAnsi="TH SarabunPSK" w:cs="TH SarabunPSK"/>
+          <w:color w:val="000000" w:themeColor="text1"/>
+          <w:sz w:val="32"/>
+          <w:szCs w:val="32"/>
+        </w:rPr>
+      </w:pPr>
+      <w:r>
+        <w:rPr>
+          <w:rFonts w:ascii="DejaVu Sans" w:hAnsi="DejaVu Sans" w:cs="DejaVu Sans"/>
+          <w:sz w:val="28"/>
+          <w:szCs w:val="28"/>
+        </w:rPr>
+        <w:t xml:space="preserve">{{tick.objective.10}} </w:t>
+      </w:r>
+      <w:r>
+        <w:rPr>
+          <w:rFonts w:ascii="TH SarabunPSK" w:eastAsia="TH Sarabun PSK" w:hAnsi="TH SarabunPSK" w:cs="TH SarabunPSK"/>
+          <w:color w:val="000000" w:themeColor="text1"/>
+          <w:sz w:val="32"/>
+          <w:szCs w:val="32"/>
+        </w:rPr>
+        <w:t xml:space="preserve">กฎหมายที่เกี่ยวข้อง</w:t>
+      </w:r>
+    </w:p>
+    <w:p>
+      <w:pPr>
+        <w:pStyle w:val="ListParagraph"/>
+        <w:ind w:left="1440"/>
+        <w:rPr>
+          <w:rFonts w:ascii="TH SarabunPSK" w:eastAsia="TH Sarabun PSK" w:hAnsi="TH SarabunPSK" w:cs="TH SarabunPSK"/>
+          <w:color w:val="000000" w:themeColor="text1"/>
+          <w:sz w:val="32"/>
+          <w:szCs w:val="32"/>
+        </w:rPr>
+      </w:pPr>
+      <w:r>
+        <w:rPr>
+          <w:rFonts w:ascii="DejaVu Sans" w:hAnsi="DejaVu Sans" w:cs="DejaVu Sans"/>
+          <w:sz w:val="28"/>
+          <w:szCs w:val="28"/>
+        </w:rPr>
+        <w:t xml:space="preserve">{{tick.objective.11}} </w:t>
+      </w:r>
+      <w:r>
+        <w:rPr>
+          <w:rFonts w:ascii="TH SarabunPSK" w:eastAsia="TH Sarabun PSK" w:hAnsi="TH SarabunPSK" w:cs="TH SarabunPSK"/>
+          <w:color w:val="000000" w:themeColor="text1"/>
+          <w:sz w:val="32"/>
+          <w:szCs w:val="32"/>
+        </w:rPr>
+        <w:t xml:space="preserve">พันธกิจหน่วยงาน</w:t>
+      </w:r>
+    </w:p>
+    <w:p>
+      <w:pPr>
+        <w:pStyle w:val="ListParagraph"/>
+        <w:ind w:left="1440"/>
+        <w:rPr>
+          <w:rFonts w:ascii="TH SarabunPSK" w:eastAsia="TH Sarabun PSK" w:hAnsi="TH SarabunPSK" w:cs="TH SarabunPSK"/>
+          <w:color w:val="000000" w:themeColor="text1"/>
+          <w:sz w:val="32"/>
+          <w:szCs w:val="32"/>
+        </w:rPr>
+      </w:pPr>
+      <w:r>
+        <w:rPr>
+          <w:rFonts w:ascii="DejaVu Sans" w:hAnsi="DejaVu Sans" w:cs="DejaVu Sans"/>
+          <w:sz w:val="28"/>
+          <w:szCs w:val="28"/>
+        </w:rPr>
+        <w:t xml:space="preserve">{{tick.objective.12}} </w:t>
+      </w:r>
+      <w:r>
+        <w:rPr>
+          <w:rFonts w:ascii="TH SarabunPSK" w:eastAsia="TH Sarabun PSK" w:hAnsi="TH SarabunPSK" w:cs="TH SarabunPSK"/>
+          <w:color w:val="000000" w:themeColor="text1"/>
+          <w:sz w:val="32"/>
+          <w:szCs w:val="32"/>
+        </w:rPr>
+        <w:t xml:space="preserve">ดัชนี/ตัวชี้วัดระดับนานาชาติ</w:t>
+      </w:r>
+    </w:p>
+    <w:p>
+      <w:pPr>
+        <w:pStyle w:val="ListParagraph"/>
+        <w:ind w:left="1440"/>
+        <w:rPr>
+          <w:rFonts w:ascii="TH SarabunPSK" w:eastAsia="TH Sarabun PSK" w:hAnsi="TH SarabunPSK" w:cs="TH SarabunPSK"/>
+          <w:color w:val="000000" w:themeColor="text1"/>
+          <w:sz w:val="32"/>
+          <w:szCs w:val="32"/>
+        </w:rPr>
+      </w:pPr>
+      <w:r>
+        <w:rPr>
+          <w:rFonts w:ascii="DejaVu Sans" w:hAnsi="DejaVu Sans" w:cs="DejaVu Sans"/>
+          <w:sz w:val="28"/>
+          <w:szCs w:val="28"/>
+        </w:rPr>
+        <w:t xml:space="preserve">{{tick.objective.98}} </w:t>
+      </w:r>
+      <w:r>
+        <w:rPr>
+          <w:rFonts w:ascii="TH SarabunPSK" w:eastAsia="TH Sarabun PSK" w:hAnsi="TH SarabunPSK" w:cs="TH SarabunPSK"/>
+          <w:color w:val="000000" w:themeColor="text1"/>
+          <w:sz w:val="32"/>
+          <w:szCs w:val="32"/>
+        </w:rPr>
+        <w:t xml:space="preserve">ไม่ทราบ</w:t>
+      </w:r>
+    </w:p>
+    <w:p>
+      <w:pPr>
+        <w:pStyle w:val="ListParagraph"/>
+        <w:ind w:left="1440"/>
+        <w:rPr>
+          <w:rFonts w:ascii="TH SarabunPSK" w:eastAsia="TH Sarabun PSK" w:hAnsi="TH SarabunPSK" w:cs="TH SarabunPSK"/>
+          <w:color w:val="000000" w:themeColor="text1"/>
+          <w:sz w:val="32"/>
+          <w:szCs w:val="32"/>
+        </w:rPr>
+      </w:pPr>
+      <w:r>
+        <w:rPr>
+          <w:rFonts w:ascii="DejaVu Sans" w:hAnsi="DejaVu Sans" w:cs="DejaVu Sans"/>
+          <w:sz w:val="28"/>
+          <w:szCs w:val="28"/>
+        </w:rPr>
+        <w:t xml:space="preserve">{{tick.objective.99}} </w:t>
+      </w:r>
+      <w:r>
+        <w:rPr>
+          <w:rFonts w:ascii="TH SarabunPSK" w:eastAsia="TH Sarabun PSK" w:hAnsi="TH SarabunPSK" w:cs="TH SarabunPSK"/>
+          <w:color w:val="000000" w:themeColor="text1"/>
+          <w:sz w:val="32"/>
+          <w:szCs w:val="32"/>
+        </w:rPr>
+        <w:t xml:space="preserve">อื่น ๆ …{{dataset.objectiveOther}}…</w:t>
+      </w:r>
+    </w:p>
+    <w:p>
+      <w:pPr>
+        <w:ind w:left="720" w:firstLine="720"/>
+        <w:rPr>
+          <w:rFonts w:ascii="TH SarabunPSK" w:eastAsia="TH Sarabun PSK" w:hAnsi="TH SarabunPSK" w:cs="TH SarabunPSK"/>
+          <w:color w:val="000000" w:themeColor="text1"/>
+          <w:sz w:val="32"/>
+          <w:szCs w:val="32"/>
+        </w:rPr>
+      </w:pPr>
     </w:p>
     <w:p>
       <w:pPr>
@@ -1338,14 +1468,13 @@
     <w:p>
       <w:pPr>
         <w:pStyle w:val="ListParagraph"/>
-        <w:rPr>
-          <w:rFonts w:ascii="TH SarabunPSK" w:eastAsia="TH Sarabun PSK" w:hAnsi="TH SarabunPSK" w:cs="TH SarabunPSK"/>
-          <w:color w:val="000000" w:themeColor="text1"/>
-          <w:sz w:val="32"/>
-          <w:szCs w:val="32"/>
-          <w:lang w:val="en-US"/>
-        </w:rPr>
         <w:ind w:left="1440"/>
+        <w:rPr>
+          <w:rFonts w:ascii="TH SarabunPSK" w:eastAsia="TH Sarabun PSK" w:hAnsi="TH SarabunPSK" w:cs="TH SarabunPSK"/>
+          <w:color w:val="000000" w:themeColor="text1"/>
+          <w:sz w:val="32"/>
+          <w:szCs w:val="32"/>
+        </w:rPr>
       </w:pPr>
       <w:r>
         <w:rPr>
@@ -1361,42 +1490,20 @@
           <w:color w:val="000000" w:themeColor="text1"/>
           <w:sz w:val="32"/>
           <w:szCs w:val="32"/>
-          <w:lang w:val="en-US"/>
-        </w:rPr>
-        <w:t>A</w:t>
-      </w:r>
-      <w:r>
-        <w:rPr>
-          <w:rFonts w:ascii="TH SarabunPSK" w:eastAsia="TH Sarabun PSK" w:hAnsi="TH SarabunPSK" w:cs="TH SarabunPSK"/>
-          <w:color w:val="000000" w:themeColor="text1"/>
-          <w:sz w:val="32"/>
-          <w:szCs w:val="32"/>
-          <w:lang w:val="en-US"/>
-        </w:rPr>
-        <w:t xml:space="preserve"> </w:t>
-      </w:r>
-      <w:r>
-        <w:rPr>
-          <w:rFonts w:ascii="TH SarabunPSK" w:eastAsia="TH Sarabun PSK" w:hAnsi="TH SarabunPSK" w:cs="TH SarabunPSK" w:hint="cs"/>
-          <w:color w:val="000000" w:themeColor="text1"/>
-          <w:sz w:val="32"/>
-          <w:szCs w:val="32"/>
-          <w:cs/>
-          <w:lang w:val="en-US"/>
-        </w:rPr>
-        <w:t>ปี</w:t>
+        </w:rPr>
+        <w:t xml:space="preserve">A ปี</w:t>
       </w:r>
     </w:p>
     <w:p>
       <w:pPr>
         <w:pStyle w:val="ListParagraph"/>
-        <w:rPr>
-          <w:rFonts w:ascii="TH SarabunPSK" w:eastAsia="TH Sarabun PSK" w:hAnsi="TH SarabunPSK" w:cs="TH SarabunPSK"/>
-          <w:color w:val="000000" w:themeColor="text1"/>
-          <w:sz w:val="32"/>
-          <w:szCs w:val="32"/>
-        </w:rPr>
         <w:ind w:left="1440"/>
+        <w:rPr>
+          <w:rFonts w:ascii="TH SarabunPSK" w:eastAsia="TH Sarabun PSK" w:hAnsi="TH SarabunPSK" w:cs="TH SarabunPSK"/>
+          <w:color w:val="000000" w:themeColor="text1"/>
+          <w:sz w:val="32"/>
+          <w:szCs w:val="32"/>
+        </w:rPr>
       </w:pPr>
       <w:r>
         <w:rPr>
@@ -1412,31 +1519,20 @@
           <w:color w:val="000000" w:themeColor="text1"/>
           <w:sz w:val="32"/>
           <w:szCs w:val="32"/>
-          <w:lang w:val="en-US"/>
-        </w:rPr>
-        <w:t xml:space="preserve">S </w:t>
-      </w:r>
-      <w:r>
-        <w:rPr>
-          <w:rFonts w:ascii="TH SarabunPSK" w:eastAsia="TH Sarabun PSK" w:hAnsi="TH SarabunPSK" w:cs="TH SarabunPSK"/>
-          <w:color w:val="000000" w:themeColor="text1"/>
-          <w:sz w:val="32"/>
-          <w:szCs w:val="32"/>
-          <w:cs/>
-        </w:rPr>
-        <w:t>ครึ่งปี</w:t>
+        </w:rPr>
+        <w:t xml:space="preserve">S ครึ่งปี</w:t>
       </w:r>
     </w:p>
     <w:p>
       <w:pPr>
         <w:pStyle w:val="ListParagraph"/>
-        <w:rPr>
-          <w:rFonts w:ascii="TH SarabunPSK" w:eastAsia="TH Sarabun PSK" w:hAnsi="TH SarabunPSK" w:cs="TH SarabunPSK"/>
-          <w:color w:val="000000" w:themeColor="text1"/>
-          <w:sz w:val="32"/>
-          <w:szCs w:val="32"/>
-        </w:rPr>
         <w:ind w:left="1440"/>
+        <w:rPr>
+          <w:rFonts w:ascii="TH SarabunPSK" w:eastAsia="TH Sarabun PSK" w:hAnsi="TH SarabunPSK" w:cs="TH SarabunPSK"/>
+          <w:color w:val="000000" w:themeColor="text1"/>
+          <w:sz w:val="32"/>
+          <w:szCs w:val="32"/>
+        </w:rPr>
       </w:pPr>
       <w:r>
         <w:rPr>
@@ -1452,31 +1548,20 @@
           <w:color w:val="000000" w:themeColor="text1"/>
           <w:sz w:val="32"/>
           <w:szCs w:val="32"/>
-          <w:lang w:val="en-US"/>
-        </w:rPr>
-        <w:t xml:space="preserve">Q </w:t>
-      </w:r>
-      <w:r>
-        <w:rPr>
-          <w:rFonts w:ascii="TH SarabunPSK" w:eastAsia="TH Sarabun PSK" w:hAnsi="TH SarabunPSK" w:cs="TH SarabunPSK" w:hint="cs"/>
-          <w:color w:val="000000" w:themeColor="text1"/>
-          <w:sz w:val="32"/>
-          <w:szCs w:val="32"/>
-          <w:cs/>
-        </w:rPr>
-        <w:t>ไตรมาส</w:t>
+        </w:rPr>
+        <w:t xml:space="preserve">Q ไตรมาส</w:t>
       </w:r>
     </w:p>
     <w:p>
       <w:pPr>
         <w:pStyle w:val="ListParagraph"/>
-        <w:rPr>
-          <w:rFonts w:ascii="TH SarabunPSK" w:eastAsia="TH Sarabun PSK" w:hAnsi="TH SarabunPSK" w:cs="TH SarabunPSK"/>
-          <w:color w:val="000000" w:themeColor="text1"/>
-          <w:sz w:val="32"/>
-          <w:szCs w:val="32"/>
-        </w:rPr>
         <w:ind w:left="1440"/>
+        <w:rPr>
+          <w:rFonts w:ascii="TH SarabunPSK" w:eastAsia="TH Sarabun PSK" w:hAnsi="TH SarabunPSK" w:cs="TH SarabunPSK"/>
+          <w:color w:val="000000" w:themeColor="text1"/>
+          <w:sz w:val="32"/>
+          <w:szCs w:val="32"/>
+        </w:rPr>
       </w:pPr>
       <w:r>
         <w:rPr>
@@ -1492,31 +1577,20 @@
           <w:color w:val="000000" w:themeColor="text1"/>
           <w:sz w:val="32"/>
           <w:szCs w:val="32"/>
-          <w:lang w:val="en-US"/>
-        </w:rPr>
-        <w:t xml:space="preserve">M </w:t>
-      </w:r>
-      <w:r>
-        <w:rPr>
-          <w:rFonts w:ascii="TH SarabunPSK" w:eastAsia="TH Sarabun PSK" w:hAnsi="TH SarabunPSK" w:cs="TH SarabunPSK" w:hint="cs"/>
-          <w:color w:val="000000" w:themeColor="text1"/>
-          <w:sz w:val="32"/>
-          <w:szCs w:val="32"/>
-          <w:cs/>
-        </w:rPr>
-        <w:t>เดือน</w:t>
+        </w:rPr>
+        <w:t xml:space="preserve">M เดือน</w:t>
       </w:r>
     </w:p>
     <w:p>
       <w:pPr>
         <w:pStyle w:val="ListParagraph"/>
-        <w:rPr>
-          <w:rFonts w:ascii="TH SarabunPSK" w:eastAsia="TH Sarabun PSK" w:hAnsi="TH SarabunPSK" w:cs="TH SarabunPSK"/>
-          <w:color w:val="000000" w:themeColor="text1"/>
-          <w:sz w:val="32"/>
-          <w:szCs w:val="32"/>
-        </w:rPr>
         <w:ind w:left="1440"/>
+        <w:rPr>
+          <w:rFonts w:ascii="TH SarabunPSK" w:eastAsia="TH Sarabun PSK" w:hAnsi="TH SarabunPSK" w:cs="TH SarabunPSK"/>
+          <w:color w:val="000000" w:themeColor="text1"/>
+          <w:sz w:val="32"/>
+          <w:szCs w:val="32"/>
+        </w:rPr>
       </w:pPr>
       <w:r>
         <w:rPr>
@@ -1532,32 +1606,20 @@
           <w:color w:val="000000" w:themeColor="text1"/>
           <w:sz w:val="32"/>
           <w:szCs w:val="32"/>
-          <w:lang w:val="en-US"/>
-        </w:rPr>
-        <w:lastRenderedPageBreak/>
-        <w:t xml:space="preserve">W </w:t>
-      </w:r>
-      <w:r>
-        <w:rPr>
-          <w:rFonts w:ascii="TH SarabunPSK" w:eastAsia="TH Sarabun PSK" w:hAnsi="TH SarabunPSK" w:cs="TH SarabunPSK" w:hint="cs"/>
-          <w:color w:val="000000" w:themeColor="text1"/>
-          <w:sz w:val="32"/>
-          <w:szCs w:val="32"/>
-          <w:cs/>
-        </w:rPr>
-        <w:t>สัปดาห์</w:t>
+        </w:rPr>
+        <w:t xml:space="preserve">W สัปดาห์</w:t>
       </w:r>
     </w:p>
     <w:p>
       <w:pPr>
         <w:pStyle w:val="ListParagraph"/>
-        <w:rPr>
-          <w:rFonts w:ascii="TH SarabunPSK" w:eastAsia="TH Sarabun PSK" w:hAnsi="TH SarabunPSK" w:cs="TH SarabunPSK"/>
-          <w:color w:val="000000" w:themeColor="text1"/>
-          <w:sz w:val="32"/>
-          <w:szCs w:val="32"/>
-        </w:rPr>
         <w:ind w:left="1440"/>
+        <w:rPr>
+          <w:rFonts w:ascii="TH SarabunPSK" w:eastAsia="TH Sarabun PSK" w:hAnsi="TH SarabunPSK" w:cs="TH SarabunPSK"/>
+          <w:color w:val="000000" w:themeColor="text1"/>
+          <w:sz w:val="32"/>
+          <w:szCs w:val="32"/>
+        </w:rPr>
       </w:pPr>
       <w:r>
         <w:rPr>
@@ -1574,29 +1636,19 @@
           <w:sz w:val="32"/>
           <w:szCs w:val="32"/>
         </w:rPr>
-        <w:t xml:space="preserve">D </w:t>
-      </w:r>
-      <w:r>
-        <w:rPr>
-          <w:rFonts w:ascii="TH SarabunPSK" w:eastAsia="TH Sarabun PSK" w:hAnsi="TH SarabunPSK" w:cs="TH SarabunPSK" w:hint="cs"/>
-          <w:color w:val="000000" w:themeColor="text1"/>
-          <w:sz w:val="32"/>
-          <w:szCs w:val="32"/>
-          <w:cs/>
-        </w:rPr>
-        <w:t>วัน</w:t>
+        <w:t xml:space="preserve">D วัน</w:t>
       </w:r>
     </w:p>
     <w:p>
       <w:pPr>
         <w:pStyle w:val="ListParagraph"/>
-        <w:rPr>
-          <w:rFonts w:ascii="TH SarabunPSK" w:eastAsia="TH Sarabun PSK" w:hAnsi="TH SarabunPSK" w:cs="TH SarabunPSK"/>
-          <w:color w:val="000000" w:themeColor="text1"/>
-          <w:sz w:val="32"/>
-          <w:szCs w:val="32"/>
-        </w:rPr>
         <w:ind w:left="1440"/>
+        <w:rPr>
+          <w:rFonts w:ascii="TH SarabunPSK" w:eastAsia="TH Sarabun PSK" w:hAnsi="TH SarabunPSK" w:cs="TH SarabunPSK"/>
+          <w:color w:val="000000" w:themeColor="text1"/>
+          <w:sz w:val="32"/>
+          <w:szCs w:val="32"/>
+        </w:rPr>
       </w:pPr>
       <w:r>
         <w:rPr>
@@ -1613,30 +1665,19 @@
           <w:sz w:val="32"/>
           <w:szCs w:val="32"/>
         </w:rPr>
-        <w:t xml:space="preserve">B </w:t>
-      </w:r>
-      <w:r>
-        <w:rPr>
-          <w:rFonts w:ascii="TH SarabunPSK" w:eastAsia="TH Sarabun PSK" w:hAnsi="TH SarabunPSK" w:cs="TH SarabunPSK" w:hint="cs"/>
-          <w:color w:val="000000" w:themeColor="text1"/>
-          <w:sz w:val="32"/>
-          <w:szCs w:val="32"/>
-          <w:cs/>
-        </w:rPr>
-        <w:t>วันทำการ</w:t>
+        <w:t xml:space="preserve">B วันทำการ</w:t>
       </w:r>
     </w:p>
     <w:p>
       <w:pPr>
         <w:pStyle w:val="ListParagraph"/>
-        <w:rPr>
-          <w:rFonts w:ascii="TH SarabunPSK" w:eastAsia="TH Sarabun PSK" w:hAnsi="TH SarabunPSK" w:cs="TH SarabunPSK"/>
-          <w:color w:val="000000" w:themeColor="text1"/>
-          <w:sz w:val="32"/>
-          <w:szCs w:val="32"/>
-          <w:lang w:val="en-US"/>
-        </w:rPr>
         <w:ind w:left="1440"/>
+        <w:rPr>
+          <w:rFonts w:ascii="TH SarabunPSK" w:eastAsia="TH Sarabun PSK" w:hAnsi="TH SarabunPSK" w:cs="TH SarabunPSK"/>
+          <w:color w:val="000000" w:themeColor="text1"/>
+          <w:sz w:val="32"/>
+          <w:szCs w:val="32"/>
+        </w:rPr>
       </w:pPr>
       <w:r>
         <w:rPr>
@@ -1652,33 +1693,20 @@
           <w:color w:val="000000" w:themeColor="text1"/>
           <w:sz w:val="32"/>
           <w:szCs w:val="32"/>
-          <w:lang w:val="en-US"/>
-        </w:rPr>
-        <w:t xml:space="preserve">H </w:t>
-      </w:r>
-      <w:r>
-        <w:rPr>
-          <w:rFonts w:ascii="TH SarabunPSK" w:eastAsia="TH Sarabun PSK" w:hAnsi="TH SarabunPSK" w:cs="TH SarabunPSK" w:hint="cs"/>
-          <w:color w:val="000000" w:themeColor="text1"/>
-          <w:sz w:val="32"/>
-          <w:szCs w:val="32"/>
-          <w:cs/>
-          <w:lang w:val="en-US"/>
-        </w:rPr>
-        <w:t>ชั่วโมง</w:t>
+        </w:rPr>
+        <w:t xml:space="preserve">H ชั่วโมง</w:t>
       </w:r>
     </w:p>
     <w:p>
       <w:pPr>
         <w:pStyle w:val="ListParagraph"/>
-        <w:rPr>
-          <w:rFonts w:ascii="TH SarabunPSK" w:eastAsia="TH Sarabun PSK" w:hAnsi="TH SarabunPSK" w:cs="TH SarabunPSK"/>
-          <w:color w:val="000000" w:themeColor="text1"/>
-          <w:sz w:val="32"/>
-          <w:szCs w:val="32"/>
-          <w:lang w:val="en-US"/>
-        </w:rPr>
         <w:ind w:left="1440"/>
+        <w:rPr>
+          <w:rFonts w:ascii="TH SarabunPSK" w:eastAsia="TH Sarabun PSK" w:hAnsi="TH SarabunPSK" w:cs="TH SarabunPSK"/>
+          <w:color w:val="000000" w:themeColor="text1"/>
+          <w:sz w:val="32"/>
+          <w:szCs w:val="32"/>
+        </w:rPr>
       </w:pPr>
       <w:r>
         <w:rPr>
@@ -1694,33 +1722,20 @@
           <w:color w:val="000000" w:themeColor="text1"/>
           <w:sz w:val="32"/>
           <w:szCs w:val="32"/>
-          <w:lang w:val="en-US"/>
-        </w:rPr>
-        <w:t xml:space="preserve">N </w:t>
-      </w:r>
-      <w:r>
-        <w:rPr>
-          <w:rFonts w:ascii="TH SarabunPSK" w:eastAsia="TH Sarabun PSK" w:hAnsi="TH SarabunPSK" w:cs="TH SarabunPSK" w:hint="cs"/>
-          <w:color w:val="000000" w:themeColor="text1"/>
-          <w:sz w:val="32"/>
-          <w:szCs w:val="32"/>
-          <w:cs/>
-          <w:lang w:val="en-US"/>
-        </w:rPr>
-        <w:t>นาที</w:t>
+        </w:rPr>
+        <w:t xml:space="preserve">N นาที</w:t>
       </w:r>
     </w:p>
     <w:p>
       <w:pPr>
         <w:pStyle w:val="ListParagraph"/>
-        <w:rPr>
-          <w:rFonts w:ascii="TH SarabunPSK" w:eastAsia="TH Sarabun PSK" w:hAnsi="TH SarabunPSK" w:cs="TH SarabunPSK"/>
-          <w:color w:val="000000" w:themeColor="text1"/>
-          <w:sz w:val="32"/>
-          <w:szCs w:val="32"/>
-          <w:lang w:val="en-US"/>
-        </w:rPr>
         <w:ind w:left="1440"/>
+        <w:rPr>
+          <w:rFonts w:ascii="TH SarabunPSK" w:eastAsia="TH Sarabun PSK" w:hAnsi="TH SarabunPSK" w:cs="TH SarabunPSK"/>
+          <w:color w:val="000000" w:themeColor="text1"/>
+          <w:sz w:val="32"/>
+          <w:szCs w:val="32"/>
+        </w:rPr>
       </w:pPr>
       <w:r>
         <w:rPr>
@@ -1736,33 +1751,20 @@
           <w:color w:val="000000" w:themeColor="text1"/>
           <w:sz w:val="32"/>
           <w:szCs w:val="32"/>
-          <w:lang w:val="en-US"/>
-        </w:rPr>
-        <w:t xml:space="preserve">R </w:t>
-      </w:r>
-      <w:r>
-        <w:rPr>
-          <w:rFonts w:ascii="TH SarabunPSK" w:eastAsia="TH Sarabun PSK" w:hAnsi="TH SarabunPSK" w:cs="TH SarabunPSK" w:hint="cs"/>
-          <w:color w:val="000000" w:themeColor="text1"/>
-          <w:sz w:val="32"/>
-          <w:szCs w:val="32"/>
-          <w:cs/>
-          <w:lang w:val="en-US"/>
-        </w:rPr>
-        <w:t>เวลาตามจริง</w:t>
+        </w:rPr>
+        <w:t xml:space="preserve">R เวลาตามจริง</w:t>
       </w:r>
     </w:p>
     <w:p>
       <w:pPr>
         <w:pStyle w:val="ListParagraph"/>
-        <w:rPr>
-          <w:rFonts w:ascii="TH SarabunPSK" w:eastAsia="TH Sarabun PSK" w:hAnsi="TH SarabunPSK" w:cs="TH SarabunPSK"/>
-          <w:color w:val="000000" w:themeColor="text1"/>
-          <w:sz w:val="32"/>
-          <w:szCs w:val="32"/>
-          <w:lang w:val="en-US"/>
-        </w:rPr>
         <w:ind w:left="1440"/>
+        <w:rPr>
+          <w:rFonts w:ascii="TH SarabunPSK" w:eastAsia="TH Sarabun PSK" w:hAnsi="TH SarabunPSK" w:cs="TH SarabunPSK"/>
+          <w:color w:val="000000" w:themeColor="text1"/>
+          <w:sz w:val="32"/>
+          <w:szCs w:val="32"/>
+        </w:rPr>
       </w:pPr>
       <w:r>
         <w:rPr>
@@ -1778,34 +1780,20 @@
           <w:color w:val="000000" w:themeColor="text1"/>
           <w:sz w:val="32"/>
           <w:szCs w:val="32"/>
-          <w:lang w:val="en-US"/>
-        </w:rPr>
-        <w:t xml:space="preserve">O </w:t>
-      </w:r>
-      <w:r>
-        <w:rPr>
-          <w:rFonts w:ascii="TH SarabunPSK" w:eastAsia="TH Sarabun PSK" w:hAnsi="TH SarabunPSK" w:cs="TH SarabunPSK" w:hint="cs"/>
-          <w:color w:val="000000" w:themeColor="text1"/>
-          <w:sz w:val="32"/>
-          <w:szCs w:val="32"/>
-          <w:cs/>
-          <w:lang w:val="en-US"/>
-        </w:rPr>
-        <w:t>ไม่มีการปรับปรุงหลังจากการจัดเก็บข้อมูล</w:t>
+        </w:rPr>
+        <w:t xml:space="preserve">O ไม่มีการปรับปรุงหลังจากการจัดเก็บข้อมูล</w:t>
       </w:r>
     </w:p>
     <w:p>
       <w:pPr>
         <w:pStyle w:val="ListParagraph"/>
-        <w:rPr>
-          <w:rFonts w:ascii="TH SarabunPSK" w:eastAsia="TH Sarabun PSK" w:hAnsi="TH SarabunPSK" w:cs="TH SarabunPSK"/>
-          <w:color w:val="000000" w:themeColor="text1"/>
-          <w:sz w:val="32"/>
-          <w:szCs w:val="32"/>
-          <w:cs/>
-          <w:lang w:val="en-US"/>
-        </w:rPr>
         <w:ind w:left="1440"/>
+        <w:rPr>
+          <w:rFonts w:ascii="TH SarabunPSK" w:eastAsia="TH Sarabun PSK" w:hAnsi="TH SarabunPSK" w:cs="TH SarabunPSK"/>
+          <w:color w:val="000000" w:themeColor="text1"/>
+          <w:sz w:val="32"/>
+          <w:szCs w:val="32"/>
+        </w:rPr>
       </w:pPr>
       <w:r>
         <w:rPr>
@@ -1821,11 +1809,13 @@
           <w:color w:val="000000" w:themeColor="text1"/>
           <w:sz w:val="32"/>
           <w:szCs w:val="32"/>
-          <w:lang w:val="en-US"/>
-        </w:rPr>
-        <w:t xml:space="preserve">U </w:t>
-      </w:r>
-      <w:r>
+        </w:rPr>
+        <w:t xml:space="preserve">U ไม่ทราบ</w:t>
+      </w:r>
+    </w:p>
+    <w:p>
+      <w:pPr>
+        <w:ind w:left="720"/>
         <w:rPr>
           <w:rFonts w:ascii="TH SarabunPSK" w:eastAsia="TH Sarabun PSK" w:hAnsi="TH SarabunPSK" w:cs="TH SarabunPSK" w:hint="cs"/>
           <w:color w:val="000000" w:themeColor="text1"/>
@@ -1834,7 +1824,47 @@
           <w:cs/>
           <w:lang w:val="en-US"/>
         </w:rPr>
-        <w:t>ไม่ทราบ</w:t>
+      </w:pPr>
+      <w:r>
+        <w:rPr>
+          <w:rFonts w:ascii="TH SarabunPSK" w:eastAsia="TH Sarabun PSK" w:hAnsi="TH SarabunPSK" w:cs="TH SarabunPSK"/>
+          <w:color w:val="000000" w:themeColor="text1"/>
+          <w:sz w:val="32"/>
+          <w:szCs w:val="32"/>
+          <w:cs/>
+        </w:rPr>
+        <w:t xml:space="preserve">9.2 ค่าความถี่ของการปรับปรุงข้อมูลต้นทาง </w:t>
+      </w:r>
+      <w:r>
+        <w:rPr>
+          <w:rFonts w:ascii="TH SarabunPSK" w:eastAsia="TH Sarabun PSK" w:hAnsi="TH SarabunPSK" w:cs="TH SarabunPSK" w:hint="cs"/>
+          <w:color w:val="000000" w:themeColor="text1"/>
+          <w:sz w:val="32"/>
+          <w:szCs w:val="32"/>
+          <w:cs/>
+        </w:rPr>
+        <w:t>...</w:t>
+      </w:r>
+      <w:r>
+        <w:rPr>
+          <w:rFonts w:ascii="TH SarabunPSK" w:eastAsia="TH Sarabun PSK" w:hAnsi="TH SarabunPSK" w:cs="TH SarabunPSK"/>
+          <w:color w:val="000000" w:themeColor="text1"/>
+          <w:sz w:val="32"/>
+          <w:szCs w:val="32"/>
+          <w:cs/>
+        </w:rPr>
+        <w:t>{{dataset.updateFrequencyInterval}}</w:t>
+      </w:r>
+      <w:r>
+        <w:rPr>
+          <w:rFonts w:ascii="TH SarabunPSK" w:eastAsia="TH Sarabun PSK" w:hAnsi="TH SarabunPSK" w:cs="TH SarabunPSK" w:hint="cs"/>
+          <w:color w:val="000000" w:themeColor="text1"/>
+          <w:sz w:val="32"/>
+          <w:szCs w:val="32"/>
+          <w:cs/>
+          <w:lang w:val="en-US"/>
+        </w:rPr>
+        <w:t>...</w:t>
       </w:r>
     </w:p>
     <w:p>
@@ -1845,9 +1875,18 @@
           <w:color w:val="000000" w:themeColor="text1"/>
           <w:sz w:val="32"/>
           <w:szCs w:val="32"/>
+        </w:rPr>
+      </w:pPr>
+      <w:r>
+        <w:rPr>
+          <w:rFonts w:ascii="TH SarabunPSK" w:eastAsia="TH Sarabun PSK" w:hAnsi="TH SarabunPSK" w:cs="TH SarabunPSK"/>
+          <w:color w:val="000000" w:themeColor="text1"/>
+          <w:sz w:val="32"/>
+          <w:szCs w:val="32"/>
           <w:lang w:val="en-US"/>
         </w:rPr>
-      </w:pPr>
+        <w:t>9</w:t>
+      </w:r>
       <w:r>
         <w:rPr>
           <w:rFonts w:ascii="TH SarabunPSK" w:eastAsia="TH Sarabun PSK" w:hAnsi="TH SarabunPSK" w:cs="TH SarabunPSK"/>
@@ -1856,7 +1895,7 @@
           <w:szCs w:val="32"/>
           <w:cs/>
         </w:rPr>
-        <w:t xml:space="preserve">9.2 ค่าความถี่ของการปรับปรุงข้อมูลต้นทาง {{dataset.updateFrequencyInterval}}</w:t>
+        <w:t>.3</w:t>
       </w:r>
       <w:r>
         <w:rPr>
@@ -1866,80 +1905,19 @@
           <w:szCs w:val="32"/>
           <w:cs/>
         </w:rPr>
-        <w:t xml:space="preserve"/>
-      </w:r>
-      <w:r>
-        <w:rPr>
-          <w:rFonts w:ascii="TH SarabunPSK" w:eastAsia="TH Sarabun PSK" w:hAnsi="TH SarabunPSK" w:cs="TH SarabunPSK" w:hint="cs"/>
-          <w:color w:val="000000" w:themeColor="text1"/>
-          <w:sz w:val="32"/>
-          <w:szCs w:val="32"/>
-          <w:cs/>
-        </w:rPr>
-        <w:t xml:space="preserve"/>
-      </w:r>
-      <w:r>
-        <w:rPr>
-          <w:rFonts w:ascii="TH SarabunPSK" w:eastAsia="TH Sarabun PSK" w:hAnsi="TH SarabunPSK" w:cs="TH SarabunPSK"/>
-          <w:color w:val="000000" w:themeColor="text1"/>
-          <w:sz w:val="32"/>
-          <w:szCs w:val="32"/>
-          <w:lang w:val="en-US"/>
-        </w:rPr>
-        <w:t xml:space="preserve"/>
-      </w:r>
-    </w:p>
-    <w:p>
-      <w:pPr>
-        <w:ind w:left="720"/>
-        <w:rPr>
-          <w:rFonts w:ascii="TH SarabunPSK" w:eastAsia="TH Sarabun PSK" w:hAnsi="TH SarabunPSK" w:cs="TH SarabunPSK"/>
-          <w:color w:val="000000" w:themeColor="text1"/>
-          <w:sz w:val="32"/>
-          <w:szCs w:val="32"/>
-        </w:rPr>
-      </w:pPr>
-      <w:r>
-        <w:rPr>
-          <w:rFonts w:ascii="TH SarabunPSK" w:eastAsia="TH Sarabun PSK" w:hAnsi="TH SarabunPSK" w:cs="TH SarabunPSK"/>
-          <w:color w:val="000000" w:themeColor="text1"/>
-          <w:sz w:val="32"/>
-          <w:szCs w:val="32"/>
-          <w:lang w:val="en-US"/>
-        </w:rPr>
-        <w:t>9</w:t>
-      </w:r>
-      <w:r>
-        <w:rPr>
-          <w:rFonts w:ascii="TH SarabunPSK" w:eastAsia="TH Sarabun PSK" w:hAnsi="TH SarabunPSK" w:cs="TH SarabunPSK"/>
-          <w:color w:val="000000" w:themeColor="text1"/>
-          <w:sz w:val="32"/>
-          <w:szCs w:val="32"/>
-          <w:cs/>
-        </w:rPr>
-        <w:t>.3</w:t>
-      </w:r>
-      <w:r>
-        <w:rPr>
-          <w:rFonts w:ascii="TH SarabunPSK" w:eastAsia="TH Sarabun PSK" w:hAnsi="TH SarabunPSK" w:cs="TH SarabunPSK" w:hint="cs"/>
-          <w:color w:val="000000" w:themeColor="text1"/>
-          <w:sz w:val="32"/>
-          <w:szCs w:val="32"/>
-          <w:cs/>
-        </w:rPr>
         <w:t xml:space="preserve"> ความถี่ของการนำส่งข้อมูลเข้าสู่ระบบกลาง</w:t>
       </w:r>
     </w:p>
     <w:p>
       <w:pPr>
         <w:pStyle w:val="ListParagraph"/>
-        <w:rPr>
-          <w:rFonts w:ascii="TH SarabunPSK" w:eastAsia="TH Sarabun PSK" w:hAnsi="TH SarabunPSK" w:cs="TH SarabunPSK"/>
-          <w:color w:val="000000" w:themeColor="text1"/>
-          <w:sz w:val="32"/>
-          <w:szCs w:val="32"/>
-        </w:rPr>
         <w:ind w:left="1440"/>
+        <w:rPr>
+          <w:rFonts w:ascii="TH SarabunPSK" w:eastAsia="TH Sarabun PSK" w:hAnsi="TH SarabunPSK" w:cs="TH SarabunPSK"/>
+          <w:color w:val="000000" w:themeColor="text1"/>
+          <w:sz w:val="32"/>
+          <w:szCs w:val="32"/>
+        </w:rPr>
       </w:pPr>
       <w:r>
         <w:rPr>
@@ -1949,48 +1927,26 @@
         </w:rPr>
         <w:t xml:space="preserve">{{tick.deliveryFrequency.1}} </w:t>
       </w:r>
-      <w:proofErr w:type="spellStart"/>
-      <w:r>
-        <w:rPr>
-          <w:rFonts w:ascii="TH SarabunPSK" w:eastAsia="TH Sarabun PSK" w:hAnsi="TH SarabunPSK" w:cs="TH SarabunPSK"/>
-          <w:color w:val="000000" w:themeColor="text1"/>
-          <w:sz w:val="32"/>
-          <w:szCs w:val="32"/>
-        </w:rPr>
-        <w:t>เมื่อมีการร้องขอ</w:t>
-      </w:r>
-      <w:proofErr w:type="spellEnd"/>
-      <w:r>
-        <w:rPr>
-          <w:rFonts w:ascii="TH SarabunPSK" w:eastAsia="TH Sarabun PSK" w:hAnsi="TH SarabunPSK" w:cs="TH SarabunPSK"/>
-          <w:color w:val="000000" w:themeColor="text1"/>
-          <w:sz w:val="32"/>
-          <w:szCs w:val="32"/>
-        </w:rPr>
-        <w:t xml:space="preserve"> </w:t>
-      </w:r>
-      <w:proofErr w:type="spellStart"/>
-      <w:r>
-        <w:rPr>
-          <w:rFonts w:ascii="TH SarabunPSK" w:eastAsia="TH Sarabun PSK" w:hAnsi="TH SarabunPSK" w:cs="TH SarabunPSK"/>
-          <w:color w:val="000000" w:themeColor="text1"/>
-          <w:sz w:val="32"/>
-          <w:szCs w:val="32"/>
-        </w:rPr>
-        <w:t>หรือเมื่อมีคำสั่ง</w:t>
-      </w:r>
-      <w:proofErr w:type="spellEnd"/>
+      <w:r>
+        <w:rPr>
+          <w:rFonts w:ascii="TH SarabunPSK" w:eastAsia="TH Sarabun PSK" w:hAnsi="TH SarabunPSK" w:cs="TH SarabunPSK"/>
+          <w:color w:val="000000" w:themeColor="text1"/>
+          <w:sz w:val="32"/>
+          <w:szCs w:val="32"/>
+        </w:rPr>
+        <w:t xml:space="preserve">เมื่อมีการร้องขอ หรือเมื่อมีคำสั่ง</w:t>
+      </w:r>
     </w:p>
     <w:p>
       <w:pPr>
         <w:pStyle w:val="ListParagraph"/>
-        <w:rPr>
-          <w:rFonts w:ascii="TH SarabunPSK" w:eastAsia="TH Sarabun PSK" w:hAnsi="TH SarabunPSK" w:cs="TH SarabunPSK"/>
-          <w:color w:val="000000" w:themeColor="text1"/>
-          <w:sz w:val="32"/>
-          <w:szCs w:val="32"/>
-        </w:rPr>
         <w:ind w:left="1440"/>
+        <w:rPr>
+          <w:rFonts w:ascii="TH SarabunPSK" w:eastAsia="TH Sarabun PSK" w:hAnsi="TH SarabunPSK" w:cs="TH SarabunPSK"/>
+          <w:color w:val="000000" w:themeColor="text1"/>
+          <w:sz w:val="32"/>
+          <w:szCs w:val="32"/>
+        </w:rPr>
       </w:pPr>
       <w:r>
         <w:rPr>
@@ -2000,37 +1956,26 @@
         </w:rPr>
         <w:t xml:space="preserve">{{tick.deliveryFrequency.2}} </w:t>
       </w:r>
-      <w:proofErr w:type="spellStart"/>
-      <w:r>
-        <w:rPr>
-          <w:rFonts w:ascii="TH SarabunPSK" w:eastAsia="TH Sarabun PSK" w:hAnsi="TH SarabunPSK" w:cs="TH SarabunPSK"/>
-          <w:color w:val="000000" w:themeColor="text1"/>
-          <w:sz w:val="32"/>
-          <w:szCs w:val="32"/>
-        </w:rPr>
-        <w:t>ต</w:t>
-      </w:r>
-      <w:r>
-        <w:rPr>
-          <w:rFonts w:ascii="TH SarabunPSK" w:eastAsia="TH Sarabun PSK" w:hAnsi="TH SarabunPSK" w:cs="TH SarabunPSK"/>
-          <w:color w:val="000000" w:themeColor="text1"/>
-          <w:sz w:val="32"/>
-          <w:szCs w:val="32"/>
-        </w:rPr>
-        <w:t>่อเนื่องรายเดือน</w:t>
-      </w:r>
-      <w:proofErr w:type="spellEnd"/>
+      <w:r>
+        <w:rPr>
+          <w:rFonts w:ascii="TH SarabunPSK" w:eastAsia="TH Sarabun PSK" w:hAnsi="TH SarabunPSK" w:cs="TH SarabunPSK"/>
+          <w:color w:val="000000" w:themeColor="text1"/>
+          <w:sz w:val="32"/>
+          <w:szCs w:val="32"/>
+        </w:rPr>
+        <w:t xml:space="preserve">ต่อเนื่องรายเดือน</w:t>
+      </w:r>
     </w:p>
     <w:p>
       <w:pPr>
         <w:pStyle w:val="ListParagraph"/>
-        <w:rPr>
-          <w:rFonts w:ascii="TH SarabunPSK" w:eastAsia="TH Sarabun PSK" w:hAnsi="TH SarabunPSK" w:cs="TH SarabunPSK"/>
-          <w:color w:val="000000" w:themeColor="text1"/>
-          <w:sz w:val="32"/>
-          <w:szCs w:val="32"/>
-        </w:rPr>
         <w:ind w:left="1440"/>
+        <w:rPr>
+          <w:rFonts w:ascii="TH SarabunPSK" w:eastAsia="TH Sarabun PSK" w:hAnsi="TH SarabunPSK" w:cs="TH SarabunPSK"/>
+          <w:color w:val="000000" w:themeColor="text1"/>
+          <w:sz w:val="32"/>
+          <w:szCs w:val="32"/>
+        </w:rPr>
       </w:pPr>
       <w:r>
         <w:rPr>
@@ -2046,21 +1991,20 @@
           <w:color w:val="000000" w:themeColor="text1"/>
           <w:sz w:val="32"/>
           <w:szCs w:val="32"/>
-          <w:cs/>
-        </w:rPr>
-        <w:t>ต่อเนื่องรายไตรมาส</w:t>
+        </w:rPr>
+        <w:t xml:space="preserve">ต่อเนื่องรายไตรมาส</w:t>
       </w:r>
     </w:p>
     <w:p>
       <w:pPr>
         <w:pStyle w:val="ListParagraph"/>
-        <w:rPr>
-          <w:rFonts w:ascii="TH SarabunPSK" w:eastAsia="TH Sarabun PSK" w:hAnsi="TH SarabunPSK" w:cs="TH SarabunPSK"/>
-          <w:color w:val="000000" w:themeColor="text1"/>
-          <w:sz w:val="32"/>
-          <w:szCs w:val="32"/>
-        </w:rPr>
         <w:ind w:left="1440"/>
+        <w:rPr>
+          <w:rFonts w:ascii="TH SarabunPSK" w:eastAsia="TH Sarabun PSK" w:hAnsi="TH SarabunPSK" w:cs="TH SarabunPSK"/>
+          <w:color w:val="000000" w:themeColor="text1"/>
+          <w:sz w:val="32"/>
+          <w:szCs w:val="32"/>
+        </w:rPr>
       </w:pPr>
       <w:r>
         <w:rPr>
@@ -2076,21 +2020,20 @@
           <w:color w:val="000000" w:themeColor="text1"/>
           <w:sz w:val="32"/>
           <w:szCs w:val="32"/>
-          <w:cs/>
-        </w:rPr>
-        <w:t>ต่อเนื่องรายครึ่งปี</w:t>
+        </w:rPr>
+        <w:t xml:space="preserve">ต่อเนื่องรายครึ่งปี</w:t>
       </w:r>
     </w:p>
     <w:p>
       <w:pPr>
         <w:pStyle w:val="ListParagraph"/>
-        <w:rPr>
-          <w:rFonts w:ascii="TH SarabunPSK" w:eastAsia="TH Sarabun PSK" w:hAnsi="TH SarabunPSK" w:cs="TH SarabunPSK"/>
-          <w:color w:val="000000" w:themeColor="text1"/>
-          <w:sz w:val="32"/>
-          <w:szCs w:val="32"/>
-        </w:rPr>
         <w:ind w:left="1440"/>
+        <w:rPr>
+          <w:rFonts w:ascii="TH SarabunPSK" w:eastAsia="TH Sarabun PSK" w:hAnsi="TH SarabunPSK" w:cs="TH SarabunPSK"/>
+          <w:color w:val="000000" w:themeColor="text1"/>
+          <w:sz w:val="32"/>
+          <w:szCs w:val="32"/>
+        </w:rPr>
       </w:pPr>
       <w:r>
         <w:rPr>
@@ -2106,9 +2049,8 @@
           <w:color w:val="000000" w:themeColor="text1"/>
           <w:sz w:val="32"/>
           <w:szCs w:val="32"/>
-          <w:cs/>
-        </w:rPr>
-        <w:t>ต่อเนื่องรายปี</w:t>
+        </w:rPr>
+        <w:t xml:space="preserve">ต่อเนื่องรายปี</w:t>
       </w:r>
     </w:p>
     <w:p>
@@ -2138,14 +2080,13 @@
     <w:p>
       <w:pPr>
         <w:pStyle w:val="ListParagraph"/>
-        <w:rPr>
-          <w:rFonts w:ascii="TH SarabunPSK" w:eastAsia="TH Sarabun PSK" w:hAnsi="TH SarabunPSK" w:cs="TH SarabunPSK"/>
-          <w:color w:val="000000" w:themeColor="text1"/>
-          <w:sz w:val="32"/>
-          <w:szCs w:val="32"/>
-          <w:lang w:val="en-US"/>
-        </w:rPr>
         <w:ind w:left="1440"/>
+        <w:rPr>
+          <w:rFonts w:ascii="TH SarabunPSK" w:eastAsia="TH Sarabun PSK" w:hAnsi="TH SarabunPSK" w:cs="TH SarabunPSK"/>
+          <w:color w:val="000000" w:themeColor="text1"/>
+          <w:sz w:val="32"/>
+          <w:szCs w:val="32"/>
+        </w:rPr>
       </w:pPr>
       <w:r>
         <w:rPr>
@@ -2161,23 +2102,20 @@
           <w:color w:val="000000" w:themeColor="text1"/>
           <w:sz w:val="32"/>
           <w:szCs w:val="32"/>
-          <w:cs/>
-          <w:lang w:val="en-US"/>
-        </w:rPr>
-        <w:t>ไม่มี</w:t>
+        </w:rPr>
+        <w:t xml:space="preserve">ไม่มี</w:t>
       </w:r>
     </w:p>
     <w:p>
       <w:pPr>
         <w:pStyle w:val="ListParagraph"/>
-        <w:rPr>
-          <w:rFonts w:ascii="TH SarabunPSK" w:eastAsia="TH Sarabun PSK" w:hAnsi="TH SarabunPSK" w:cs="TH SarabunPSK"/>
-          <w:color w:val="000000" w:themeColor="text1"/>
-          <w:sz w:val="32"/>
-          <w:szCs w:val="32"/>
-          <w:lang w:val="en-US"/>
-        </w:rPr>
         <w:ind w:left="1440"/>
+        <w:rPr>
+          <w:rFonts w:ascii="TH SarabunPSK" w:eastAsia="TH Sarabun PSK" w:hAnsi="TH SarabunPSK" w:cs="TH SarabunPSK"/>
+          <w:color w:val="000000" w:themeColor="text1"/>
+          <w:sz w:val="32"/>
+          <w:szCs w:val="32"/>
+        </w:rPr>
       </w:pPr>
       <w:r>
         <w:rPr>
@@ -2193,23 +2131,20 @@
           <w:color w:val="000000" w:themeColor="text1"/>
           <w:sz w:val="32"/>
           <w:szCs w:val="32"/>
-          <w:cs/>
-          <w:lang w:val="en-US"/>
-        </w:rPr>
-        <w:t>โลก</w:t>
+        </w:rPr>
+        <w:t xml:space="preserve">โลก</w:t>
       </w:r>
     </w:p>
     <w:p>
       <w:pPr>
         <w:pStyle w:val="ListParagraph"/>
-        <w:rPr>
-          <w:rFonts w:ascii="TH SarabunPSK" w:eastAsia="TH Sarabun PSK" w:hAnsi="TH SarabunPSK" w:cs="TH SarabunPSK"/>
-          <w:color w:val="000000" w:themeColor="text1"/>
-          <w:sz w:val="32"/>
-          <w:szCs w:val="32"/>
-          <w:lang w:val="en-US"/>
-        </w:rPr>
         <w:ind w:left="1440"/>
+        <w:rPr>
+          <w:rFonts w:ascii="TH SarabunPSK" w:eastAsia="TH Sarabun PSK" w:hAnsi="TH SarabunPSK" w:cs="TH SarabunPSK"/>
+          <w:color w:val="000000" w:themeColor="text1"/>
+          <w:sz w:val="32"/>
+          <w:szCs w:val="32"/>
+        </w:rPr>
       </w:pPr>
       <w:r>
         <w:rPr>
@@ -2225,23 +2160,20 @@
           <w:color w:val="000000" w:themeColor="text1"/>
           <w:sz w:val="32"/>
           <w:szCs w:val="32"/>
-          <w:cs/>
-          <w:lang w:val="en-US"/>
-        </w:rPr>
-        <w:t>ทวีป/กลุ่มประเทศในทวีป</w:t>
+        </w:rPr>
+        <w:t xml:space="preserve">ทวีป/กลุ่มประเทศในทวีป</w:t>
       </w:r>
     </w:p>
     <w:p>
       <w:pPr>
         <w:pStyle w:val="ListParagraph"/>
-        <w:rPr>
-          <w:rFonts w:ascii="TH SarabunPSK" w:eastAsia="TH Sarabun PSK" w:hAnsi="TH SarabunPSK" w:cs="TH SarabunPSK"/>
-          <w:color w:val="000000" w:themeColor="text1"/>
-          <w:sz w:val="32"/>
-          <w:szCs w:val="32"/>
-          <w:lang w:val="en-US"/>
-        </w:rPr>
         <w:ind w:left="1440"/>
+        <w:rPr>
+          <w:rFonts w:ascii="TH SarabunPSK" w:eastAsia="TH Sarabun PSK" w:hAnsi="TH SarabunPSK" w:cs="TH SarabunPSK"/>
+          <w:color w:val="000000" w:themeColor="text1"/>
+          <w:sz w:val="32"/>
+          <w:szCs w:val="32"/>
+        </w:rPr>
       </w:pPr>
       <w:r>
         <w:rPr>
@@ -2257,23 +2189,20 @@
           <w:color w:val="000000" w:themeColor="text1"/>
           <w:sz w:val="32"/>
           <w:szCs w:val="32"/>
-          <w:cs/>
-          <w:lang w:val="en-US"/>
-        </w:rPr>
-        <w:t>กลุ่มประเทศทางเศรษฐกิจ</w:t>
+        </w:rPr>
+        <w:t xml:space="preserve">กลุ่มประเทศทางเศรษฐกิจ</w:t>
       </w:r>
     </w:p>
     <w:p>
       <w:pPr>
         <w:pStyle w:val="ListParagraph"/>
-        <w:rPr>
-          <w:rFonts w:ascii="TH SarabunPSK" w:eastAsia="TH Sarabun PSK" w:hAnsi="TH SarabunPSK" w:cs="TH SarabunPSK"/>
-          <w:color w:val="000000" w:themeColor="text1"/>
-          <w:sz w:val="32"/>
-          <w:szCs w:val="32"/>
-          <w:lang w:val="en-US"/>
-        </w:rPr>
         <w:ind w:left="1440"/>
+        <w:rPr>
+          <w:rFonts w:ascii="TH SarabunPSK" w:eastAsia="TH Sarabun PSK" w:hAnsi="TH SarabunPSK" w:cs="TH SarabunPSK"/>
+          <w:color w:val="000000" w:themeColor="text1"/>
+          <w:sz w:val="32"/>
+          <w:szCs w:val="32"/>
+        </w:rPr>
       </w:pPr>
       <w:r>
         <w:rPr>
@@ -2289,23 +2218,20 @@
           <w:color w:val="000000" w:themeColor="text1"/>
           <w:sz w:val="32"/>
           <w:szCs w:val="32"/>
-          <w:cs/>
-          <w:lang w:val="en-US"/>
-        </w:rPr>
-        <w:t>ประเทศ</w:t>
+        </w:rPr>
+        <w:t xml:space="preserve">ประเทศ</w:t>
       </w:r>
     </w:p>
     <w:p>
       <w:pPr>
         <w:pStyle w:val="ListParagraph"/>
-        <w:rPr>
-          <w:rFonts w:ascii="TH SarabunPSK" w:eastAsia="TH Sarabun PSK" w:hAnsi="TH SarabunPSK" w:cs="TH SarabunPSK"/>
-          <w:color w:val="000000" w:themeColor="text1"/>
-          <w:sz w:val="32"/>
-          <w:szCs w:val="32"/>
-          <w:lang w:val="en-US"/>
-        </w:rPr>
         <w:ind w:left="1440"/>
+        <w:rPr>
+          <w:rFonts w:ascii="TH SarabunPSK" w:eastAsia="TH Sarabun PSK" w:hAnsi="TH SarabunPSK" w:cs="TH SarabunPSK"/>
+          <w:color w:val="000000" w:themeColor="text1"/>
+          <w:sz w:val="32"/>
+          <w:szCs w:val="32"/>
+        </w:rPr>
       </w:pPr>
       <w:r>
         <w:rPr>
@@ -2321,23 +2247,20 @@
           <w:color w:val="000000" w:themeColor="text1"/>
           <w:sz w:val="32"/>
           <w:szCs w:val="32"/>
-          <w:cs/>
-          <w:lang w:val="en-US"/>
-        </w:rPr>
-        <w:t>ภาค</w:t>
+        </w:rPr>
+        <w:t xml:space="preserve">ภาค</w:t>
       </w:r>
     </w:p>
     <w:p>
       <w:pPr>
         <w:pStyle w:val="ListParagraph"/>
-        <w:rPr>
-          <w:rFonts w:ascii="TH SarabunPSK" w:eastAsia="TH Sarabun PSK" w:hAnsi="TH SarabunPSK" w:cs="TH SarabunPSK"/>
-          <w:color w:val="000000" w:themeColor="text1"/>
-          <w:sz w:val="32"/>
-          <w:szCs w:val="32"/>
-          <w:lang w:val="en-US"/>
-        </w:rPr>
         <w:ind w:left="1440"/>
+        <w:rPr>
+          <w:rFonts w:ascii="TH SarabunPSK" w:eastAsia="TH Sarabun PSK" w:hAnsi="TH SarabunPSK" w:cs="TH SarabunPSK"/>
+          <w:color w:val="000000" w:themeColor="text1"/>
+          <w:sz w:val="32"/>
+          <w:szCs w:val="32"/>
+        </w:rPr>
       </w:pPr>
       <w:r>
         <w:rPr>
@@ -2353,23 +2276,20 @@
           <w:color w:val="000000" w:themeColor="text1"/>
           <w:sz w:val="32"/>
           <w:szCs w:val="32"/>
-          <w:cs/>
-          <w:lang w:val="en-US"/>
-        </w:rPr>
-        <w:t>จังหวัด</w:t>
+        </w:rPr>
+        <w:t xml:space="preserve">จังหวัด</w:t>
       </w:r>
     </w:p>
     <w:p>
       <w:pPr>
         <w:pStyle w:val="ListParagraph"/>
-        <w:rPr>
-          <w:rFonts w:ascii="TH SarabunPSK" w:eastAsia="TH Sarabun PSK" w:hAnsi="TH SarabunPSK" w:cs="TH SarabunPSK"/>
-          <w:color w:val="000000" w:themeColor="text1"/>
-          <w:sz w:val="32"/>
-          <w:szCs w:val="32"/>
-          <w:lang w:val="en-US"/>
-        </w:rPr>
         <w:ind w:left="1440"/>
+        <w:rPr>
+          <w:rFonts w:ascii="TH SarabunPSK" w:eastAsia="TH Sarabun PSK" w:hAnsi="TH SarabunPSK" w:cs="TH SarabunPSK"/>
+          <w:color w:val="000000" w:themeColor="text1"/>
+          <w:sz w:val="32"/>
+          <w:szCs w:val="32"/>
+        </w:rPr>
       </w:pPr>
       <w:r>
         <w:rPr>
@@ -2385,23 +2305,20 @@
           <w:color w:val="000000" w:themeColor="text1"/>
           <w:sz w:val="32"/>
           <w:szCs w:val="32"/>
-          <w:cs/>
-          <w:lang w:val="en-US"/>
-        </w:rPr>
-        <w:t>อำเภอ</w:t>
+        </w:rPr>
+        <w:t xml:space="preserve">อำเภอ</w:t>
       </w:r>
     </w:p>
     <w:p>
       <w:pPr>
         <w:pStyle w:val="ListParagraph"/>
-        <w:rPr>
-          <w:rFonts w:ascii="TH SarabunPSK" w:eastAsia="TH Sarabun PSK" w:hAnsi="TH SarabunPSK" w:cs="TH SarabunPSK"/>
-          <w:color w:val="000000" w:themeColor="text1"/>
-          <w:sz w:val="32"/>
-          <w:szCs w:val="32"/>
-          <w:lang w:val="en-US"/>
-        </w:rPr>
         <w:ind w:left="1440"/>
+        <w:rPr>
+          <w:rFonts w:ascii="TH SarabunPSK" w:eastAsia="TH Sarabun PSK" w:hAnsi="TH SarabunPSK" w:cs="TH SarabunPSK"/>
+          <w:color w:val="000000" w:themeColor="text1"/>
+          <w:sz w:val="32"/>
+          <w:szCs w:val="32"/>
+        </w:rPr>
       </w:pPr>
       <w:r>
         <w:rPr>
@@ -2417,23 +2334,20 @@
           <w:color w:val="000000" w:themeColor="text1"/>
           <w:sz w:val="32"/>
           <w:szCs w:val="32"/>
-          <w:cs/>
-          <w:lang w:val="en-US"/>
-        </w:rPr>
-        <w:t>ตำบล</w:t>
+        </w:rPr>
+        <w:t xml:space="preserve">ตำบล</w:t>
       </w:r>
     </w:p>
     <w:p>
       <w:pPr>
         <w:pStyle w:val="ListParagraph"/>
-        <w:rPr>
-          <w:rFonts w:ascii="TH SarabunPSK" w:eastAsia="TH Sarabun PSK" w:hAnsi="TH SarabunPSK" w:cs="TH SarabunPSK"/>
-          <w:color w:val="000000" w:themeColor="text1"/>
-          <w:sz w:val="32"/>
-          <w:szCs w:val="32"/>
-          <w:lang w:val="en-US"/>
-        </w:rPr>
         <w:ind w:left="1440"/>
+        <w:rPr>
+          <w:rFonts w:ascii="TH SarabunPSK" w:eastAsia="TH Sarabun PSK" w:hAnsi="TH SarabunPSK" w:cs="TH SarabunPSK"/>
+          <w:color w:val="000000" w:themeColor="text1"/>
+          <w:sz w:val="32"/>
+          <w:szCs w:val="32"/>
+        </w:rPr>
       </w:pPr>
       <w:r>
         <w:rPr>
@@ -2449,23 +2363,20 @@
           <w:color w:val="000000" w:themeColor="text1"/>
           <w:sz w:val="32"/>
           <w:szCs w:val="32"/>
-          <w:cs/>
-          <w:lang w:val="en-US"/>
-        </w:rPr>
-        <w:t>หมู่บ้าน</w:t>
+        </w:rPr>
+        <w:t xml:space="preserve">หมู่บ้าน</w:t>
       </w:r>
     </w:p>
     <w:p>
       <w:pPr>
         <w:pStyle w:val="ListParagraph"/>
-        <w:rPr>
-          <w:rFonts w:ascii="TH SarabunPSK" w:eastAsia="TH Sarabun PSK" w:hAnsi="TH SarabunPSK" w:cs="TH SarabunPSK"/>
-          <w:color w:val="000000" w:themeColor="text1"/>
-          <w:sz w:val="32"/>
-          <w:szCs w:val="32"/>
-          <w:lang w:val="en-US"/>
-        </w:rPr>
         <w:ind w:left="1440"/>
+        <w:rPr>
+          <w:rFonts w:ascii="TH SarabunPSK" w:eastAsia="TH Sarabun PSK" w:hAnsi="TH SarabunPSK" w:cs="TH SarabunPSK"/>
+          <w:color w:val="000000" w:themeColor="text1"/>
+          <w:sz w:val="32"/>
+          <w:szCs w:val="32"/>
+        </w:rPr>
       </w:pPr>
       <w:r>
         <w:rPr>
@@ -2481,44 +2392,20 @@
           <w:color w:val="000000" w:themeColor="text1"/>
           <w:sz w:val="32"/>
           <w:szCs w:val="32"/>
-          <w:cs/>
-          <w:lang w:val="en-US"/>
-        </w:rPr>
-        <w:t>เทศบาล/อบต.</w:t>
-      </w:r>
-      <w:r>
-        <w:rPr>
-          <w:rFonts w:ascii="TH SarabunPSK" w:eastAsia="TH Sarabun PSK" w:hAnsi="TH SarabunPSK" w:cs="TH SarabunPSK"/>
-          <w:color w:val="000000" w:themeColor="text1"/>
-          <w:sz w:val="32"/>
-          <w:szCs w:val="32"/>
-          <w:lang w:val="en-US"/>
-        </w:rPr>
-        <w:t xml:space="preserve"> </w:t>
-      </w:r>
-      <w:r>
-        <w:rPr>
-          <w:rFonts w:ascii="TH SarabunPSK" w:eastAsia="TH Sarabun PSK" w:hAnsi="TH SarabunPSK" w:cs="TH SarabunPSK"/>
-          <w:color w:val="000000" w:themeColor="text1"/>
-          <w:sz w:val="32"/>
-          <w:szCs w:val="32"/>
-          <w:cs/>
-          <w:lang w:val="en-US"/>
-        </w:rPr>
-        <w:t>(องค์การปกครองส่วนท้องถิ่น)</w:t>
+        </w:rPr>
+        <w:t xml:space="preserve">เทศบาล/อบต. (องค์การปกครองส่วนท้องถิ่น)</w:t>
       </w:r>
     </w:p>
     <w:p>
       <w:pPr>
         <w:pStyle w:val="ListParagraph"/>
-        <w:rPr>
-          <w:rFonts w:ascii="TH SarabunPSK" w:eastAsia="TH Sarabun PSK" w:hAnsi="TH SarabunPSK" w:cs="TH SarabunPSK"/>
-          <w:color w:val="000000" w:themeColor="text1"/>
-          <w:sz w:val="32"/>
-          <w:szCs w:val="32"/>
-          <w:lang w:val="en-US"/>
-        </w:rPr>
         <w:ind w:left="1440"/>
+        <w:rPr>
+          <w:rFonts w:ascii="TH SarabunPSK" w:eastAsia="TH Sarabun PSK" w:hAnsi="TH SarabunPSK" w:cs="TH SarabunPSK"/>
+          <w:color w:val="000000" w:themeColor="text1"/>
+          <w:sz w:val="32"/>
+          <w:szCs w:val="32"/>
+        </w:rPr>
       </w:pPr>
       <w:r>
         <w:rPr>
@@ -2534,44 +2421,20 @@
           <w:color w:val="000000" w:themeColor="text1"/>
           <w:sz w:val="32"/>
           <w:szCs w:val="32"/>
-          <w:cs/>
-          <w:lang w:val="en-US"/>
-        </w:rPr>
-        <w:t>พิกัด</w:t>
-      </w:r>
-      <w:r>
-        <w:rPr>
-          <w:rFonts w:ascii="TH SarabunPSK" w:eastAsia="TH Sarabun PSK" w:hAnsi="TH SarabunPSK" w:cs="TH SarabunPSK"/>
-          <w:color w:val="000000" w:themeColor="text1"/>
-          <w:sz w:val="32"/>
-          <w:szCs w:val="32"/>
-          <w:lang w:val="en-US"/>
-        </w:rPr>
-        <w:t xml:space="preserve"> </w:t>
-      </w:r>
-      <w:r>
-        <w:rPr>
-          <w:rFonts w:ascii="TH SarabunPSK" w:eastAsia="TH Sarabun PSK" w:hAnsi="TH SarabunPSK" w:cs="TH SarabunPSK"/>
-          <w:color w:val="000000" w:themeColor="text1"/>
-          <w:sz w:val="32"/>
-          <w:szCs w:val="32"/>
-          <w:cs/>
-          <w:lang w:val="en-US"/>
-        </w:rPr>
-        <w:t>(ค่าของตัวเลขที่ใช้อธิบายตำแหน่งของจุดบนระนาบหรือปริภูมิ)</w:t>
+        </w:rPr>
+        <w:t xml:space="preserve">พิกัด (ค่าของตัวเลขที่ใช้อธิบายตำแหน่งของจุดบนระนาบหรือปริภูมิ)</w:t>
       </w:r>
     </w:p>
     <w:p>
       <w:pPr>
         <w:pStyle w:val="ListParagraph"/>
-        <w:rPr>
-          <w:rFonts w:ascii="TH SarabunPSK" w:eastAsia="TH Sarabun PSK" w:hAnsi="TH SarabunPSK" w:cs="TH SarabunPSK"/>
-          <w:color w:val="000000" w:themeColor="text1"/>
-          <w:sz w:val="32"/>
-          <w:szCs w:val="32"/>
-          <w:lang w:val="en-US"/>
-        </w:rPr>
         <w:ind w:left="1440"/>
+        <w:rPr>
+          <w:rFonts w:ascii="TH SarabunPSK" w:eastAsia="TH Sarabun PSK" w:hAnsi="TH SarabunPSK" w:cs="TH SarabunPSK"/>
+          <w:color w:val="000000" w:themeColor="text1"/>
+          <w:sz w:val="32"/>
+          <w:szCs w:val="32"/>
+        </w:rPr>
       </w:pPr>
       <w:r>
         <w:rPr>
@@ -2581,30 +2444,26 @@
         </w:rPr>
         <w:t xml:space="preserve">{{tick.geoCoverage.98}} </w:t>
       </w:r>
-      <w:proofErr w:type="spellStart"/>
-      <w:r>
-        <w:rPr>
-          <w:rFonts w:ascii="TH SarabunPSK" w:eastAsia="TH Sarabun PSK" w:hAnsi="TH SarabunPSK" w:cs="TH SarabunPSK"/>
-          <w:color w:val="000000" w:themeColor="text1"/>
-          <w:sz w:val="32"/>
-          <w:szCs w:val="32"/>
-          <w:lang w:val="en-US"/>
-        </w:rPr>
-        <w:t>ไม่ทราบ</w:t>
-      </w:r>
-      <w:proofErr w:type="spellEnd"/>
+      <w:r>
+        <w:rPr>
+          <w:rFonts w:ascii="TH SarabunPSK" w:eastAsia="TH Sarabun PSK" w:hAnsi="TH SarabunPSK" w:cs="TH SarabunPSK"/>
+          <w:color w:val="000000" w:themeColor="text1"/>
+          <w:sz w:val="32"/>
+          <w:szCs w:val="32"/>
+        </w:rPr>
+        <w:t xml:space="preserve">ไม่ทราบ</w:t>
+      </w:r>
     </w:p>
     <w:p>
       <w:pPr>
         <w:pStyle w:val="ListParagraph"/>
-        <w:rPr>
-          <w:rFonts w:ascii="TH SarabunPSK" w:eastAsia="TH Sarabun PSK" w:hAnsi="TH SarabunPSK" w:cs="TH SarabunPSK"/>
-          <w:color w:val="000000" w:themeColor="text1"/>
-          <w:sz w:val="32"/>
-          <w:szCs w:val="32"/>
-          <w:cs/>
-        </w:rPr>
         <w:ind w:left="1440"/>
+        <w:rPr>
+          <w:rFonts w:ascii="TH SarabunPSK" w:eastAsia="TH Sarabun PSK" w:hAnsi="TH SarabunPSK" w:cs="TH SarabunPSK"/>
+          <w:color w:val="000000" w:themeColor="text1"/>
+          <w:sz w:val="32"/>
+          <w:szCs w:val="32"/>
+        </w:rPr>
       </w:pPr>
       <w:r>
         <w:rPr>
@@ -2621,64 +2480,7 @@
           <w:sz w:val="32"/>
           <w:szCs w:val="32"/>
         </w:rPr>
-        <w:t xml:space="preserve">อื่น ๆ {{dataset.geoCoverageOther}}</w:t>
-      </w:r>
-      <w:r>
-        <w:rPr>
-          <w:rFonts w:ascii="TH SarabunPSK" w:eastAsia="TH Sarabun PSK" w:hAnsi="TH SarabunPSK" w:cs="TH SarabunPSK"/>
-          <w:color w:val="000000" w:themeColor="text1"/>
-          <w:sz w:val="32"/>
-          <w:szCs w:val="32"/>
-          <w:cs/>
-        </w:rPr>
-        <w:t xml:space="preserve"/>
-      </w:r>
-      <w:r>
-        <w:rPr>
-          <w:rFonts w:ascii="TH SarabunPSK" w:eastAsia="TH Sarabun PSK" w:hAnsi="TH SarabunPSK" w:cs="TH SarabunPSK"/>
-          <w:color w:val="000000" w:themeColor="text1"/>
-          <w:sz w:val="32"/>
-          <w:szCs w:val="32"/>
-        </w:rPr>
-        <w:t xml:space="preserve"/>
-      </w:r>
-      <w:r>
-        <w:rPr>
-          <w:rFonts w:ascii="TH SarabunPSK" w:eastAsia="TH Sarabun PSK" w:hAnsi="TH SarabunPSK" w:cs="TH SarabunPSK"/>
-          <w:color w:val="000000" w:themeColor="text1"/>
-          <w:sz w:val="32"/>
-          <w:szCs w:val="32"/>
-          <w:cs/>
-        </w:rPr>
-        <w:t xml:space="preserve"/>
-      </w:r>
-      <w:r>
-        <w:rPr>
-          <w:rFonts w:ascii="TH SarabunPSK" w:eastAsia="TH Sarabun PSK" w:hAnsi="TH SarabunPSK" w:cs="TH SarabunPSK"/>
-          <w:color w:val="000000" w:themeColor="text1"/>
-          <w:sz w:val="32"/>
-          <w:szCs w:val="32"/>
-        </w:rPr>
-        <w:t xml:space="preserve"/>
-      </w:r>
-      <w:r>
-        <w:rPr>
-          <w:rFonts w:ascii="TH SarabunPSK" w:eastAsia="TH Sarabun PSK" w:hAnsi="TH SarabunPSK" w:cs="TH SarabunPSK"/>
-          <w:color w:val="000000" w:themeColor="text1"/>
-          <w:sz w:val="32"/>
-          <w:szCs w:val="32"/>
-          <w:cs/>
-        </w:rPr>
-        <w:t xml:space="preserve"/>
-      </w:r>
-      <w:r>
-        <w:rPr>
-          <w:rFonts w:ascii="TH SarabunPSK" w:eastAsia="TH Sarabun PSK" w:hAnsi="TH SarabunPSK" w:cs="TH SarabunPSK"/>
-          <w:color w:val="000000" w:themeColor="text1"/>
-          <w:sz w:val="32"/>
-          <w:szCs w:val="32"/>
-        </w:rPr>
-        <w:t xml:space="preserve"/>
+        <w:t xml:space="preserve">อื่น ๆ …{{dataset.geoCoverageOther}}...</w:t>
       </w:r>
     </w:p>
     <w:p>
@@ -2694,24 +2496,47 @@
           <w:szCs w:val="32"/>
         </w:rPr>
       </w:pPr>
-      <w:r>
-        <w:rPr>
-          <w:rFonts w:ascii="TH SarabunPSK" w:eastAsia="TH Sarabun PSK" w:hAnsi="TH SarabunPSK" w:cs="TH SarabunPSK"/>
-          <w:color w:val="000000" w:themeColor="text1"/>
-          <w:sz w:val="32"/>
-          <w:szCs w:val="32"/>
-        </w:rPr>
-        <w:t xml:space="preserve">แหล่งที่มา {{dataset.dataSource}}</w:t>
-      </w:r>
-      <w:r>
-        <w:rPr>
-          <w:rFonts w:ascii="TH SarabunPSK" w:eastAsia="TH Sarabun PSK" w:hAnsi="TH SarabunPSK" w:cs="TH SarabunPSK"/>
-          <w:color w:val="000000" w:themeColor="text1"/>
-          <w:sz w:val="32"/>
-          <w:szCs w:val="32"/>
-          <w:lang w:val="en-US"/>
-        </w:rPr>
-        <w:t xml:space="preserve"/>
+      <w:proofErr w:type="spellStart"/>
+      <w:r>
+        <w:rPr>
+          <w:rFonts w:ascii="TH SarabunPSK" w:eastAsia="TH Sarabun PSK" w:hAnsi="TH SarabunPSK" w:cs="TH SarabunPSK"/>
+          <w:color w:val="000000" w:themeColor="text1"/>
+          <w:sz w:val="32"/>
+          <w:szCs w:val="32"/>
+        </w:rPr>
+        <w:t>แหล่งที่มา</w:t>
+      </w:r>
+      <w:proofErr w:type="spellEnd"/>
+      <w:r>
+        <w:rPr>
+          <w:rFonts w:ascii="TH SarabunPSK" w:eastAsia="TH Sarabun PSK" w:hAnsi="TH SarabunPSK" w:cs="TH SarabunPSK"/>
+          <w:color w:val="000000" w:themeColor="text1"/>
+          <w:sz w:val="32"/>
+          <w:szCs w:val="32"/>
+        </w:rPr>
+        <w:t xml:space="preserve"> {{</w:t>
+      </w:r>
+      <w:proofErr w:type="spellStart"/>
+      <w:proofErr w:type="gramStart"/>
+      <w:r>
+        <w:rPr>
+          <w:rFonts w:ascii="TH SarabunPSK" w:eastAsia="TH Sarabun PSK" w:hAnsi="TH SarabunPSK" w:cs="TH SarabunPSK"/>
+          <w:color w:val="000000" w:themeColor="text1"/>
+          <w:sz w:val="32"/>
+          <w:szCs w:val="32"/>
+        </w:rPr>
+        <w:t>dataset.dataSource</w:t>
+      </w:r>
+      <w:proofErr w:type="spellEnd"/>
+      <w:proofErr w:type="gramEnd"/>
+      <w:r>
+        <w:rPr>
+          <w:rFonts w:ascii="TH SarabunPSK" w:eastAsia="TH Sarabun PSK" w:hAnsi="TH SarabunPSK" w:cs="TH SarabunPSK"/>
+          <w:color w:val="000000" w:themeColor="text1"/>
+          <w:sz w:val="32"/>
+          <w:szCs w:val="32"/>
+        </w:rPr>
+        <w:t>}}</w:t>
       </w:r>
     </w:p>
     <w:p>
@@ -2741,13 +2566,13 @@
     <w:p>
       <w:pPr>
         <w:pStyle w:val="ListParagraph"/>
-        <w:rPr>
-          <w:rFonts w:ascii="TH SarabunPSK" w:eastAsia="TH Sarabun PSK" w:hAnsi="TH SarabunPSK" w:cs="TH SarabunPSK"/>
-          <w:color w:val="000000" w:themeColor="text1"/>
-          <w:sz w:val="32"/>
-          <w:szCs w:val="32"/>
-        </w:rPr>
         <w:ind w:left="1440"/>
+        <w:rPr>
+          <w:rFonts w:ascii="TH SarabunPSK" w:eastAsia="TH Sarabun PSK" w:hAnsi="TH SarabunPSK" w:cs="TH SarabunPSK"/>
+          <w:color w:val="000000" w:themeColor="text1"/>
+          <w:sz w:val="32"/>
+          <w:szCs w:val="32"/>
+        </w:rPr>
       </w:pPr>
       <w:r>
         <w:rPr>
@@ -2763,22 +2588,20 @@
           <w:color w:val="000000" w:themeColor="text1"/>
           <w:sz w:val="32"/>
           <w:szCs w:val="32"/>
-          <w:cs/>
-        </w:rPr>
-        <w:t>วางไฟล์</w:t>
+        </w:rPr>
+        <w:t xml:space="preserve">วางไฟล์ในพื้นที่ที่หน่วยงานกำหนด</w:t>
       </w:r>
     </w:p>
     <w:p>
       <w:pPr>
         <w:pStyle w:val="ListParagraph"/>
-        <w:rPr>
-          <w:rFonts w:ascii="TH SarabunPSK" w:eastAsia="TH Sarabun PSK" w:hAnsi="TH SarabunPSK" w:cs="TH SarabunPSK"/>
-          <w:color w:val="000000" w:themeColor="text1"/>
-          <w:sz w:val="32"/>
-          <w:szCs w:val="32"/>
-          <w:lang w:val="en-US"/>
-        </w:rPr>
         <w:ind w:left="1440"/>
+        <w:rPr>
+          <w:rFonts w:ascii="TH SarabunPSK" w:eastAsia="TH Sarabun PSK" w:hAnsi="TH SarabunPSK" w:cs="TH SarabunPSK"/>
+          <w:color w:val="000000" w:themeColor="text1"/>
+          <w:sz w:val="32"/>
+          <w:szCs w:val="32"/>
+        </w:rPr>
       </w:pPr>
       <w:r>
         <w:rPr>
@@ -2794,22 +2617,20 @@
           <w:color w:val="000000" w:themeColor="text1"/>
           <w:sz w:val="32"/>
           <w:szCs w:val="32"/>
-          <w:lang w:val="en-US"/>
-        </w:rPr>
-        <w:t>Database synchronization</w:t>
+        </w:rPr>
+        <w:t xml:space="preserve">วางไฟล์ในพื้นที่ที่ BDI กำหนด</w:t>
       </w:r>
     </w:p>
     <w:p>
       <w:pPr>
         <w:pStyle w:val="ListParagraph"/>
-        <w:rPr>
-          <w:rFonts w:ascii="TH SarabunPSK" w:eastAsia="TH Sarabun PSK" w:hAnsi="TH SarabunPSK" w:cs="TH SarabunPSK"/>
-          <w:color w:val="000000" w:themeColor="text1"/>
-          <w:sz w:val="32"/>
-          <w:szCs w:val="32"/>
-          <w:lang w:val="en-US"/>
-        </w:rPr>
         <w:ind w:left="1440"/>
+        <w:rPr>
+          <w:rFonts w:ascii="TH SarabunPSK" w:eastAsia="TH Sarabun PSK" w:hAnsi="TH SarabunPSK" w:cs="TH SarabunPSK"/>
+          <w:color w:val="000000" w:themeColor="text1"/>
+          <w:sz w:val="32"/>
+          <w:szCs w:val="32"/>
+        </w:rPr>
       </w:pPr>
       <w:r>
         <w:rPr>
@@ -2825,23 +2646,20 @@
           <w:color w:val="000000" w:themeColor="text1"/>
           <w:sz w:val="32"/>
           <w:szCs w:val="32"/>
-          <w:lang w:val="en-US"/>
-        </w:rPr>
-        <w:t>Batch API</w:t>
+        </w:rPr>
+        <w:t xml:space="preserve">Database synchronization</w:t>
       </w:r>
     </w:p>
     <w:p>
       <w:pPr>
         <w:pStyle w:val="ListParagraph"/>
-        <w:rPr>
-          <w:rFonts w:ascii="TH SarabunPSK" w:eastAsia="TH Sarabun PSK" w:hAnsi="TH SarabunPSK" w:cs="TH SarabunPSK"/>
-          <w:color w:val="000000" w:themeColor="text1"/>
-          <w:sz w:val="32"/>
-          <w:szCs w:val="32"/>
-          <w:cs/>
-          <w:lang w:val="en-US"/>
-        </w:rPr>
         <w:ind w:left="1440"/>
+        <w:rPr>
+          <w:rFonts w:ascii="TH SarabunPSK" w:eastAsia="TH Sarabun PSK" w:hAnsi="TH SarabunPSK" w:cs="TH SarabunPSK"/>
+          <w:color w:val="000000" w:themeColor="text1"/>
+          <w:sz w:val="32"/>
+          <w:szCs w:val="32"/>
+        </w:rPr>
       </w:pPr>
       <w:r>
         <w:rPr>
@@ -2857,63 +2675,37 @@
           <w:color w:val="000000" w:themeColor="text1"/>
           <w:sz w:val="32"/>
           <w:szCs w:val="32"/>
-          <w:cs/>
-          <w:lang w:val="en-US"/>
+        </w:rPr>
+        <w:t xml:space="preserve">Batch API</w:t>
+      </w:r>
+    </w:p>
+    <w:p>
+      <w:pPr>
+        <w:pStyle w:val="ListParagraph"/>
+        <w:ind w:left="1440"/>
+        <w:rPr>
+          <w:rFonts w:ascii="TH SarabunPSK" w:eastAsia="TH Sarabun PSK" w:hAnsi="TH SarabunPSK" w:cs="TH SarabunPSK"/>
+          <w:color w:val="000000" w:themeColor="text1"/>
+          <w:sz w:val="32"/>
+          <w:szCs w:val="32"/>
+        </w:rPr>
+      </w:pPr>
+      <w:r>
+        <w:rPr>
+          <w:rFonts w:ascii="DejaVu Sans" w:hAnsi="DejaVu Sans" w:cs="DejaVu Sans"/>
+          <w:sz w:val="28"/>
+          <w:szCs w:val="28"/>
+        </w:rPr>
+        <w:t xml:space="preserve">{{tick.dataFormat.5}} </w:t>
+      </w:r>
+      <w:r>
+        <w:rPr>
+          <w:rFonts w:ascii="TH SarabunPSK" w:eastAsia="TH Sarabun PSK" w:hAnsi="TH SarabunPSK" w:cs="TH SarabunPSK"/>
+          <w:color w:val="000000" w:themeColor="text1"/>
+          <w:sz w:val="32"/>
+          <w:szCs w:val="32"/>
         </w:rPr>
         <w:t xml:space="preserve">ผ่านระบบเชื่อมโยงข้อมูลอื่น   {{dataset.dataFormatOther}}</w:t>
-      </w:r>
-      <w:r>
-        <w:rPr>
-          <w:rFonts w:ascii="TH SarabunPSK" w:eastAsia="TH Sarabun PSK" w:hAnsi="TH SarabunPSK" w:cs="TH SarabunPSK"/>
-          <w:color w:val="000000" w:themeColor="text1"/>
-          <w:sz w:val="32"/>
-          <w:szCs w:val="32"/>
-          <w:cs/>
-          <w:lang w:val="en-US"/>
-        </w:rPr>
-        <w:t xml:space="preserve"/>
-      </w:r>
-      <w:r>
-        <w:rPr>
-          <w:rFonts w:ascii="TH SarabunPSK" w:eastAsia="TH Sarabun PSK" w:hAnsi="TH SarabunPSK" w:cs="TH SarabunPSK"/>
-          <w:color w:val="000000" w:themeColor="text1"/>
-          <w:sz w:val="32"/>
-          <w:szCs w:val="32"/>
-          <w:lang w:val="en-US"/>
-        </w:rPr>
-        <w:t xml:space="preserve"/>
-      </w:r>
-      <w:r>
-        <w:rPr>
-          <w:rFonts w:ascii="TH SarabunPSK" w:eastAsia="TH Sarabun PSK" w:hAnsi="TH SarabunPSK" w:cs="TH SarabunPSK"/>
-          <w:color w:val="000000" w:themeColor="text1"/>
-          <w:sz w:val="32"/>
-          <w:szCs w:val="32"/>
-          <w:cs/>
-          <w:lang w:val="en-US"/>
-        </w:rPr>
-        <w:t xml:space="preserve"/>
-      </w:r>
-      <w:r>
-        <w:rPr>
-          <w:rFonts w:ascii="TH SarabunPSK" w:eastAsia="TH Sarabun PSK" w:hAnsi="TH SarabunPSK" w:cs="TH SarabunPSK"/>
-          <w:color w:val="000000" w:themeColor="text1"/>
-          <w:sz w:val="32"/>
-          <w:szCs w:val="32"/>
-          <w:lang w:val="en-US"/>
-        </w:rPr>
-        <w:t xml:space="preserve"/>
-      </w:r>
-      <w:r>
-        <w:rPr>
-          <w:rFonts w:ascii="TH SarabunPSK" w:eastAsia="TH Sarabun PSK" w:hAnsi="TH SarabunPSK" w:cs="TH SarabunPSK"/>
-          <w:color w:val="000000" w:themeColor="text1"/>
-          <w:sz w:val="32"/>
-          <w:szCs w:val="32"/>
-          <w:cs/>
-          <w:lang w:val="en-US"/>
-        </w:rPr>
-        <w:t xml:space="preserve"/>
       </w:r>
     </w:p>
     <w:p>
@@ -2971,15 +2763,6 @@
         </w:rPr>
         <w:t xml:space="preserve">13.1 </w:t>
       </w:r>
-      <w:r>
-        <w:rPr>
-          <w:rFonts w:ascii="TH SarabunPSK" w:eastAsia="TH Sarabun PSK" w:hAnsi="TH SarabunPSK" w:cs="TH SarabunPSK"/>
-          <w:color w:val="000000" w:themeColor="text1"/>
-          <w:sz w:val="32"/>
-          <w:szCs w:val="32"/>
-        </w:rPr>
-        <w:t>หมวดหมู่</w:t>
-      </w:r>
       <w:proofErr w:type="spellStart"/>
       <w:r>
         <w:rPr>
@@ -2988,7 +2771,7 @@
           <w:sz w:val="32"/>
           <w:szCs w:val="32"/>
         </w:rPr>
-        <w:t>ข้อมูลตามธรรมา</w:t>
+        <w:t>หมวดหมู่ข้อมูลตามธรรมา</w:t>
       </w:r>
       <w:r>
         <w:rPr>
@@ -3013,13 +2796,13 @@
     <w:p>
       <w:pPr>
         <w:pStyle w:val="ListParagraph"/>
-        <w:rPr>
-          <w:rFonts w:ascii="TH SarabunPSK" w:eastAsia="TH Sarabun PSK" w:hAnsi="TH SarabunPSK" w:cs="TH SarabunPSK"/>
-          <w:color w:val="000000" w:themeColor="text1"/>
-          <w:sz w:val="32"/>
-          <w:szCs w:val="32"/>
-        </w:rPr>
         <w:ind w:left="1440"/>
+        <w:rPr>
+          <w:rFonts w:ascii="TH SarabunPSK" w:eastAsia="TH Sarabun PSK" w:hAnsi="TH SarabunPSK" w:cs="TH SarabunPSK"/>
+          <w:color w:val="000000" w:themeColor="text1"/>
+          <w:sz w:val="32"/>
+          <w:szCs w:val="32"/>
+        </w:rPr>
       </w:pPr>
       <w:r>
         <w:rPr>
@@ -3035,22 +2818,20 @@
           <w:color w:val="000000" w:themeColor="text1"/>
           <w:sz w:val="32"/>
           <w:szCs w:val="32"/>
-          <w:cs/>
-        </w:rPr>
-        <w:lastRenderedPageBreak/>
-        <w:t>ข้อมูลสาธารณะ</w:t>
+        </w:rPr>
+        <w:t xml:space="preserve">ข้อมูลสาธารณะ</w:t>
       </w:r>
     </w:p>
     <w:p>
       <w:pPr>
         <w:pStyle w:val="ListParagraph"/>
-        <w:rPr>
-          <w:rFonts w:ascii="TH SarabunPSK" w:eastAsia="TH Sarabun PSK" w:hAnsi="TH SarabunPSK" w:cs="TH SarabunPSK"/>
-          <w:color w:val="000000" w:themeColor="text1"/>
-          <w:sz w:val="32"/>
-          <w:szCs w:val="32"/>
-        </w:rPr>
         <w:ind w:left="1440"/>
+        <w:rPr>
+          <w:rFonts w:ascii="TH SarabunPSK" w:eastAsia="TH Sarabun PSK" w:hAnsi="TH SarabunPSK" w:cs="TH SarabunPSK"/>
+          <w:color w:val="000000" w:themeColor="text1"/>
+          <w:sz w:val="32"/>
+          <w:szCs w:val="32"/>
+        </w:rPr>
       </w:pPr>
       <w:r>
         <w:rPr>
@@ -3066,21 +2847,20 @@
           <w:color w:val="000000" w:themeColor="text1"/>
           <w:sz w:val="32"/>
           <w:szCs w:val="32"/>
-          <w:cs/>
-        </w:rPr>
-        <w:t>ข้อมูลใช้ภายใน</w:t>
+        </w:rPr>
+        <w:t xml:space="preserve">ข้อมูลใช้ภายใน</w:t>
       </w:r>
     </w:p>
     <w:p>
       <w:pPr>
         <w:pStyle w:val="ListParagraph"/>
-        <w:rPr>
-          <w:rFonts w:ascii="TH SarabunPSK" w:eastAsia="TH Sarabun PSK" w:hAnsi="TH SarabunPSK" w:cs="TH SarabunPSK"/>
-          <w:color w:val="000000" w:themeColor="text1"/>
-          <w:sz w:val="32"/>
-          <w:szCs w:val="32"/>
-        </w:rPr>
         <w:ind w:left="1440"/>
+        <w:rPr>
+          <w:rFonts w:ascii="TH SarabunPSK" w:eastAsia="TH Sarabun PSK" w:hAnsi="TH SarabunPSK" w:cs="TH SarabunPSK"/>
+          <w:color w:val="000000" w:themeColor="text1"/>
+          <w:sz w:val="32"/>
+          <w:szCs w:val="32"/>
+        </w:rPr>
       </w:pPr>
       <w:r>
         <w:rPr>
@@ -3096,21 +2876,20 @@
           <w:color w:val="000000" w:themeColor="text1"/>
           <w:sz w:val="32"/>
           <w:szCs w:val="32"/>
-          <w:cs/>
-        </w:rPr>
-        <w:t>ข้อมูลความลับทางราชการ</w:t>
+        </w:rPr>
+        <w:t xml:space="preserve">ข้อมูลความลับทางราชการ</w:t>
       </w:r>
     </w:p>
     <w:p>
       <w:pPr>
         <w:pStyle w:val="ListParagraph"/>
-        <w:rPr>
-          <w:rFonts w:ascii="TH SarabunPSK" w:eastAsia="TH Sarabun PSK" w:hAnsi="TH SarabunPSK" w:cs="TH SarabunPSK"/>
-          <w:color w:val="000000" w:themeColor="text1"/>
-          <w:sz w:val="32"/>
-          <w:szCs w:val="32"/>
-        </w:rPr>
         <w:ind w:left="1440"/>
+        <w:rPr>
+          <w:rFonts w:ascii="TH SarabunPSK" w:eastAsia="TH Sarabun PSK" w:hAnsi="TH SarabunPSK" w:cs="TH SarabunPSK"/>
+          <w:color w:val="000000" w:themeColor="text1"/>
+          <w:sz w:val="32"/>
+          <w:szCs w:val="32"/>
+        </w:rPr>
       </w:pPr>
       <w:r>
         <w:rPr>
@@ -3126,40 +2905,28 @@
           <w:color w:val="000000" w:themeColor="text1"/>
           <w:sz w:val="32"/>
           <w:szCs w:val="32"/>
+        </w:rPr>
+        <w:t xml:space="preserve">ข้อมูลความมั่นคง</w:t>
+      </w:r>
+    </w:p>
+    <w:p>
+      <w:pPr>
+        <w:ind w:left="720"/>
+        <w:rPr>
+          <w:rFonts w:ascii="TH SarabunPSK" w:eastAsia="TH Sarabun PSK" w:hAnsi="TH SarabunPSK" w:cs="TH SarabunPSK"/>
+          <w:color w:val="000000" w:themeColor="text1"/>
+          <w:sz w:val="32"/>
+          <w:szCs w:val="32"/>
+        </w:rPr>
+      </w:pPr>
+      <w:r>
+        <w:rPr>
+          <w:rFonts w:ascii="TH SarabunPSK" w:eastAsia="TH Sarabun PSK" w:hAnsi="TH SarabunPSK" w:cs="TH SarabunPSK"/>
+          <w:color w:val="000000" w:themeColor="text1"/>
+          <w:sz w:val="32"/>
+          <w:szCs w:val="32"/>
           <w:lang w:val="en-US"/>
         </w:rPr>
-        <w:t>ข</w:t>
-      </w:r>
-      <w:proofErr w:type="spellStart"/>
-      <w:r>
-        <w:rPr>
-          <w:rFonts w:ascii="TH SarabunPSK" w:eastAsia="TH Sarabun PSK" w:hAnsi="TH SarabunPSK" w:cs="TH SarabunPSK"/>
-          <w:color w:val="000000" w:themeColor="text1"/>
-          <w:sz w:val="32"/>
-          <w:szCs w:val="32"/>
-        </w:rPr>
-        <w:t>้อมูลความมั่นคง</w:t>
-      </w:r>
-      <w:proofErr w:type="spellEnd"/>
-    </w:p>
-    <w:p>
-      <w:pPr>
-        <w:ind w:left="720"/>
-        <w:rPr>
-          <w:rFonts w:ascii="TH SarabunPSK" w:eastAsia="TH Sarabun PSK" w:hAnsi="TH SarabunPSK" w:cs="TH SarabunPSK"/>
-          <w:color w:val="000000" w:themeColor="text1"/>
-          <w:sz w:val="32"/>
-          <w:szCs w:val="32"/>
-        </w:rPr>
-      </w:pPr>
-      <w:r>
-        <w:rPr>
-          <w:rFonts w:ascii="TH SarabunPSK" w:eastAsia="TH Sarabun PSK" w:hAnsi="TH SarabunPSK" w:cs="TH SarabunPSK"/>
-          <w:color w:val="000000" w:themeColor="text1"/>
-          <w:sz w:val="32"/>
-          <w:szCs w:val="32"/>
-          <w:lang w:val="en-US"/>
-        </w:rPr>
         <w:t xml:space="preserve">13.2 </w:t>
       </w:r>
       <w:r>
@@ -3176,13 +2943,13 @@
     <w:p>
       <w:pPr>
         <w:pStyle w:val="ListParagraph"/>
-        <w:rPr>
-          <w:rFonts w:ascii="TH SarabunPSK" w:eastAsia="TH Sarabun PSK" w:hAnsi="TH SarabunPSK" w:cs="TH SarabunPSK"/>
-          <w:color w:val="000000" w:themeColor="text1"/>
-          <w:sz w:val="32"/>
-          <w:szCs w:val="32"/>
-        </w:rPr>
         <w:ind w:left="1440"/>
+        <w:rPr>
+          <w:rFonts w:ascii="TH SarabunPSK" w:eastAsia="TH Sarabun PSK" w:hAnsi="TH SarabunPSK" w:cs="TH SarabunPSK"/>
+          <w:color w:val="000000" w:themeColor="text1"/>
+          <w:sz w:val="32"/>
+          <w:szCs w:val="32"/>
+        </w:rPr>
       </w:pPr>
       <w:r>
         <w:rPr>
@@ -3194,25 +2961,24 @@
       </w:r>
       <w:r>
         <w:rPr>
-          <w:rFonts w:ascii="TH SarabunPSK" w:eastAsia="TH Sarabun PSK" w:hAnsi="TH SarabunPSK" w:cs="TH SarabunPSK" w:hint="cs"/>
-          <w:color w:val="000000" w:themeColor="text1"/>
-          <w:sz w:val="32"/>
-          <w:szCs w:val="32"/>
-          <w:cs/>
-        </w:rPr>
-        <w:t>มี</w:t>
+          <w:rFonts w:ascii="TH SarabunPSK" w:eastAsia="TH Sarabun PSK" w:hAnsi="TH SarabunPSK" w:cs="TH SarabunPSK"/>
+          <w:color w:val="000000" w:themeColor="text1"/>
+          <w:sz w:val="32"/>
+          <w:szCs w:val="32"/>
+        </w:rPr>
+        <w:t xml:space="preserve">มี</w:t>
       </w:r>
     </w:p>
     <w:p>
       <w:pPr>
         <w:pStyle w:val="ListParagraph"/>
-        <w:rPr>
-          <w:rFonts w:ascii="TH SarabunPSK" w:eastAsia="TH Sarabun PSK" w:hAnsi="TH SarabunPSK" w:cs="TH SarabunPSK"/>
-          <w:color w:val="000000" w:themeColor="text1"/>
-          <w:sz w:val="32"/>
-          <w:szCs w:val="32"/>
-        </w:rPr>
         <w:ind w:left="1440"/>
+        <w:rPr>
+          <w:rFonts w:ascii="TH SarabunPSK" w:eastAsia="TH Sarabun PSK" w:hAnsi="TH SarabunPSK" w:cs="TH SarabunPSK"/>
+          <w:color w:val="000000" w:themeColor="text1"/>
+          <w:sz w:val="32"/>
+          <w:szCs w:val="32"/>
+        </w:rPr>
       </w:pPr>
       <w:r>
         <w:rPr>
@@ -3224,13 +2990,12 @@
       </w:r>
       <w:r>
         <w:rPr>
-          <w:rFonts w:ascii="TH SarabunPSK" w:eastAsia="TH Sarabun PSK" w:hAnsi="TH SarabunPSK" w:cs="TH SarabunPSK" w:hint="cs"/>
-          <w:color w:val="000000" w:themeColor="text1"/>
-          <w:sz w:val="32"/>
-          <w:szCs w:val="32"/>
-          <w:cs/>
-        </w:rPr>
-        <w:t>ไม่มี</w:t>
+          <w:rFonts w:ascii="TH SarabunPSK" w:eastAsia="TH Sarabun PSK" w:hAnsi="TH SarabunPSK" w:cs="TH SarabunPSK"/>
+          <w:color w:val="000000" w:themeColor="text1"/>
+          <w:sz w:val="32"/>
+          <w:szCs w:val="32"/>
+        </w:rPr>
+        <w:t xml:space="preserve">ไม่มี</w:t>
       </w:r>
     </w:p>
     <w:p>
@@ -3417,14 +3182,7 @@
     <w:p>
       <w:pPr>
         <w:pStyle w:val="ListParagraph"/>
-        <w:pBdr>
-          <w:top w:val="nil"/>
-          <w:left w:val="nil"/>
-          <w:bottom w:val="nil"/>
-          <w:right w:val="nil"/>
-          <w:between w:val="nil"/>
-        </w:pBdr>
-        <w:ind w:left="2127"/>
+        <w:ind w:left="1440"/>
         <w:rPr>
           <w:rFonts w:ascii="TH SarabunPSK" w:eastAsia="TH Sarabun PSK" w:hAnsi="TH SarabunPSK" w:cs="TH SarabunPSK"/>
           <w:color w:val="000000" w:themeColor="text1"/>
@@ -3440,38 +3198,20 @@
         </w:rPr>
         <w:t xml:space="preserve">{{tick.personalDataProcessingPeriod.a}} </w:t>
       </w:r>
-      <w:proofErr w:type="spellStart"/>
-      <w:r>
-        <w:rPr>
-          <w:rFonts w:ascii="TH SarabunPSK" w:eastAsia="TH Sarabun PSK" w:hAnsi="TH SarabunPSK" w:cs="TH SarabunPSK"/>
-          <w:color w:val="000000" w:themeColor="text1"/>
-          <w:sz w:val="32"/>
-          <w:szCs w:val="32"/>
-        </w:rPr>
-        <w:t>จนกว่าจะมีคำสั่งให้ยุติการประมวลผลข้อมูลส่วนบุคคล</w:t>
-      </w:r>
-      <w:proofErr w:type="spellEnd"/>
-      <w:r>
-        <w:rPr>
-          <w:rFonts w:ascii="TH SarabunPSK" w:eastAsia="TH Sarabun PSK" w:hAnsi="TH SarabunPSK" w:cs="TH SarabunPSK"/>
-          <w:color w:val="000000" w:themeColor="text1"/>
-          <w:sz w:val="32"/>
-          <w:szCs w:val="32"/>
-        </w:rPr>
-        <w:t xml:space="preserve"> </w:t>
+      <w:r>
+        <w:rPr>
+          <w:rFonts w:ascii="TH SarabunPSK" w:eastAsia="TH Sarabun PSK" w:hAnsi="TH SarabunPSK" w:cs="TH SarabunPSK"/>
+          <w:color w:val="000000" w:themeColor="text1"/>
+          <w:sz w:val="32"/>
+          <w:szCs w:val="32"/>
+        </w:rPr>
+        <w:t xml:space="preserve">จนกว่าจะมีคำสั่งให้ยุติการประมวลผลข้อมูลส่วนบุคคล </w:t>
       </w:r>
     </w:p>
     <w:p>
       <w:pPr>
         <w:pStyle w:val="ListParagraph"/>
-        <w:pBdr>
-          <w:top w:val="nil"/>
-          <w:left w:val="nil"/>
-          <w:bottom w:val="nil"/>
-          <w:right w:val="nil"/>
-          <w:between w:val="nil"/>
-        </w:pBdr>
-        <w:ind w:left="2127"/>
+        <w:ind w:left="1440"/>
         <w:rPr>
           <w:rFonts w:ascii="TH SarabunPSK" w:eastAsia="TH Sarabun PSK" w:hAnsi="TH SarabunPSK" w:cs="TH SarabunPSK"/>
           <w:color w:val="000000" w:themeColor="text1"/>
@@ -3496,137 +3236,48 @@
         </w:rPr>
         <w:t xml:space="preserve">อื่น ๆ ระบุ ระยะเวลา {{dataset.personalDataPeriodYear}} ปี {{dataset.personalDataPeriodMonth}} เดือน</w:t>
       </w:r>
-      <w:r>
-        <w:rPr>
-          <w:rFonts w:ascii="TH SarabunPSK" w:eastAsia="TH Sarabun PSK" w:hAnsi="TH SarabunPSK" w:cs="TH SarabunPSK"/>
+    </w:p>
+    <w:p>
+      <w:pPr>
+        <w:ind w:left="720"/>
+        <w:rPr>
+          <w:rFonts w:ascii="TH SarabunPSK" w:eastAsia="TH Sarabun PSK" w:hAnsi="TH SarabunPSK" w:cs="TH SarabunPSK"/>
+          <w:color w:val="000000" w:themeColor="text1"/>
+          <w:sz w:val="32"/>
+          <w:szCs w:val="32"/>
+        </w:rPr>
+      </w:pPr>
+      <w:r>
+        <w:rPr>
+          <w:rFonts w:ascii="TH SarabunPSK" w:eastAsia="TH Sarabun PSK" w:hAnsi="TH SarabunPSK" w:cs="TH SarabunPSK"/>
+          <w:color w:val="000000" w:themeColor="text1"/>
+          <w:sz w:val="32"/>
+          <w:szCs w:val="32"/>
+          <w:lang w:val="en-US"/>
+        </w:rPr>
+        <w:t xml:space="preserve">13.3 </w:t>
+      </w:r>
+      <w:r>
+        <w:rPr>
+          <w:rFonts w:ascii="TH SarabunPSK" w:eastAsia="TH Sarabun PSK" w:hAnsi="TH SarabunPSK" w:cs="TH SarabunPSK" w:hint="cs"/>
           <w:color w:val="000000" w:themeColor="text1"/>
           <w:sz w:val="32"/>
           <w:szCs w:val="32"/>
           <w:cs/>
         </w:rPr>
-        <w:t xml:space="preserve"/>
-      </w:r>
-      <w:r>
-        <w:rPr>
-          <w:rFonts w:ascii="TH SarabunPSK" w:eastAsia="TH Sarabun PSK" w:hAnsi="TH SarabunPSK" w:cs="TH SarabunPSK"/>
-          <w:color w:val="000000" w:themeColor="text1"/>
-          <w:sz w:val="32"/>
-          <w:szCs w:val="32"/>
-          <w:cs/>
-        </w:rPr>
-        <w:t xml:space="preserve"/>
-      </w:r>
-      <w:r>
-        <w:rPr>
-          <w:rFonts w:ascii="TH SarabunPSK" w:eastAsia="TH Sarabun PSK" w:hAnsi="TH SarabunPSK" w:cs="TH SarabunPSK"/>
-          <w:color w:val="000000" w:themeColor="text1"/>
-          <w:sz w:val="32"/>
-          <w:szCs w:val="32"/>
-        </w:rPr>
-        <w:t xml:space="preserve"/>
-      </w:r>
-      <w:r>
-        <w:rPr>
-          <w:rFonts w:ascii="TH SarabunPSK" w:eastAsia="TH Sarabun PSK" w:hAnsi="TH SarabunPSK" w:cs="TH SarabunPSK"/>
-          <w:color w:val="000000" w:themeColor="text1"/>
-          <w:sz w:val="32"/>
-          <w:szCs w:val="32"/>
-          <w:cs/>
-        </w:rPr>
-        <w:t xml:space="preserve"/>
-      </w:r>
-      <w:r>
-        <w:rPr>
-          <w:rFonts w:ascii="TH SarabunPSK" w:eastAsia="TH Sarabun PSK" w:hAnsi="TH SarabunPSK" w:cs="TH SarabunPSK"/>
-          <w:color w:val="000000" w:themeColor="text1"/>
-          <w:sz w:val="32"/>
-          <w:szCs w:val="32"/>
-          <w:cs/>
-        </w:rPr>
-        <w:t xml:space="preserve"/>
-      </w:r>
-      <w:r>
-        <w:rPr>
-          <w:rFonts w:ascii="TH SarabunPSK" w:eastAsia="TH Sarabun PSK" w:hAnsi="TH SarabunPSK" w:cs="TH SarabunPSK"/>
-          <w:color w:val="000000" w:themeColor="text1"/>
-          <w:sz w:val="32"/>
-          <w:szCs w:val="32"/>
-          <w:cs/>
-        </w:rPr>
-        <w:t xml:space="preserve"/>
-      </w:r>
-      <w:r>
-        <w:rPr>
-          <w:rFonts w:ascii="TH SarabunPSK" w:eastAsia="TH Sarabun PSK" w:hAnsi="TH SarabunPSK" w:cs="TH SarabunPSK"/>
-          <w:color w:val="000000" w:themeColor="text1"/>
-          <w:sz w:val="32"/>
-          <w:szCs w:val="32"/>
-        </w:rPr>
-        <w:t xml:space="preserve"/>
-      </w:r>
-      <w:r>
-        <w:rPr>
-          <w:rFonts w:ascii="TH SarabunPSK" w:eastAsia="TH Sarabun PSK" w:hAnsi="TH SarabunPSK" w:cs="TH SarabunPSK"/>
-          <w:color w:val="000000" w:themeColor="text1"/>
-          <w:sz w:val="32"/>
-          <w:szCs w:val="32"/>
-          <w:cs/>
-        </w:rPr>
-        <w:t xml:space="preserve"/>
-      </w:r>
-      <w:r>
-        <w:rPr>
-          <w:rFonts w:ascii="TH SarabunPSK" w:eastAsia="TH Sarabun PSK" w:hAnsi="TH SarabunPSK" w:cs="TH SarabunPSK"/>
-          <w:color w:val="000000" w:themeColor="text1"/>
-          <w:sz w:val="32"/>
-          <w:szCs w:val="32"/>
-          <w:cs/>
-        </w:rPr>
-        <w:t xml:space="preserve"/>
-      </w:r>
-    </w:p>
-    <w:p>
-      <w:pPr>
-        <w:ind w:left="720"/>
-        <w:rPr>
-          <w:rFonts w:ascii="TH SarabunPSK" w:eastAsia="TH Sarabun PSK" w:hAnsi="TH SarabunPSK" w:cs="TH SarabunPSK"/>
-          <w:color w:val="000000" w:themeColor="text1"/>
-          <w:sz w:val="32"/>
-          <w:szCs w:val="32"/>
-        </w:rPr>
-      </w:pPr>
-      <w:r>
-        <w:rPr>
-          <w:rFonts w:ascii="TH SarabunPSK" w:eastAsia="TH Sarabun PSK" w:hAnsi="TH SarabunPSK" w:cs="TH SarabunPSK"/>
-          <w:color w:val="000000" w:themeColor="text1"/>
-          <w:sz w:val="32"/>
-          <w:szCs w:val="32"/>
-          <w:lang w:val="en-US"/>
-        </w:rPr>
-        <w:t xml:space="preserve">13.3 </w:t>
-      </w:r>
-      <w:r>
-        <w:rPr>
-          <w:rFonts w:ascii="TH SarabunPSK" w:eastAsia="TH Sarabun PSK" w:hAnsi="TH SarabunPSK" w:cs="TH SarabunPSK" w:hint="cs"/>
-          <w:color w:val="000000" w:themeColor="text1"/>
-          <w:sz w:val="32"/>
-          <w:szCs w:val="32"/>
-          <w:cs/>
-        </w:rPr>
         <w:t>ระดับชั้นข้อมูล</w:t>
       </w:r>
     </w:p>
     <w:p>
       <w:pPr>
         <w:pStyle w:val="ListParagraph"/>
-        <w:rPr>
-          <w:rFonts w:ascii="TH SarabunPSK" w:eastAsia="TH Sarabun PSK" w:hAnsi="TH SarabunPSK" w:cs="TH SarabunPSK"/>
-          <w:color w:val="000000" w:themeColor="text1"/>
-          <w:sz w:val="32"/>
-          <w:szCs w:val="32"/>
-          <w:lang w:val="en-US"/>
-        </w:rPr>
         <w:ind w:left="1440"/>
+        <w:rPr>
+          <w:rFonts w:ascii="TH SarabunPSK" w:eastAsia="TH Sarabun PSK" w:hAnsi="TH SarabunPSK" w:cs="TH SarabunPSK"/>
+          <w:color w:val="000000" w:themeColor="text1"/>
+          <w:sz w:val="32"/>
+          <w:szCs w:val="32"/>
+        </w:rPr>
       </w:pPr>
       <w:r>
         <w:rPr>
@@ -3642,32 +3293,20 @@
           <w:color w:val="000000" w:themeColor="text1"/>
           <w:sz w:val="32"/>
           <w:szCs w:val="32"/>
-          <w:cs/>
-        </w:rPr>
-        <w:t>เปิดเผย</w:t>
-      </w:r>
-      <w:r>
-        <w:rPr>
-          <w:rFonts w:ascii="TH SarabunPSK" w:eastAsia="TH Sarabun PSK" w:hAnsi="TH SarabunPSK" w:cs="TH SarabunPSK"/>
-          <w:color w:val="000000" w:themeColor="text1"/>
-          <w:sz w:val="32"/>
-          <w:szCs w:val="32"/>
-          <w:cs/>
-        </w:rPr>
-        <w:t xml:space="preserve"> </w:t>
+        </w:rPr>
+        <w:t xml:space="preserve">เปิดเผย </w:t>
       </w:r>
     </w:p>
     <w:p>
       <w:pPr>
         <w:pStyle w:val="ListParagraph"/>
-        <w:rPr>
-          <w:rFonts w:ascii="TH SarabunPSK" w:eastAsia="TH Sarabun PSK" w:hAnsi="TH SarabunPSK" w:cs="TH SarabunPSK"/>
-          <w:color w:val="000000" w:themeColor="text1"/>
-          <w:sz w:val="32"/>
-          <w:szCs w:val="32"/>
-          <w:lang w:val="en-US"/>
-        </w:rPr>
         <w:ind w:left="1440"/>
+        <w:rPr>
+          <w:rFonts w:ascii="TH SarabunPSK" w:eastAsia="TH Sarabun PSK" w:hAnsi="TH SarabunPSK" w:cs="TH SarabunPSK"/>
+          <w:color w:val="000000" w:themeColor="text1"/>
+          <w:sz w:val="32"/>
+          <w:szCs w:val="32"/>
+        </w:rPr>
       </w:pPr>
       <w:r>
         <w:rPr>
@@ -3683,8 +3322,6 @@
           <w:color w:val="000000" w:themeColor="text1"/>
           <w:sz w:val="32"/>
           <w:szCs w:val="32"/>
-          <w:cs/>
-          <w:lang w:val="en-US"/>
         </w:rPr>
         <w:t xml:space="preserve">เผยแพร่ภายในองค์กร </w:t>
       </w:r>
@@ -3692,14 +3329,13 @@
     <w:p>
       <w:pPr>
         <w:pStyle w:val="ListParagraph"/>
-        <w:rPr>
-          <w:rFonts w:ascii="TH SarabunPSK" w:eastAsia="TH Sarabun PSK" w:hAnsi="TH SarabunPSK" w:cs="TH SarabunPSK"/>
-          <w:color w:val="000000" w:themeColor="text1"/>
-          <w:sz w:val="32"/>
-          <w:szCs w:val="32"/>
-          <w:lang w:val="en-US"/>
-        </w:rPr>
         <w:ind w:left="1440"/>
+        <w:rPr>
+          <w:rFonts w:ascii="TH SarabunPSK" w:eastAsia="TH Sarabun PSK" w:hAnsi="TH SarabunPSK" w:cs="TH SarabunPSK"/>
+          <w:color w:val="000000" w:themeColor="text1"/>
+          <w:sz w:val="32"/>
+          <w:szCs w:val="32"/>
+        </w:rPr>
       </w:pPr>
       <w:r>
         <w:rPr>
@@ -3715,8 +3351,6 @@
           <w:color w:val="000000" w:themeColor="text1"/>
           <w:sz w:val="32"/>
           <w:szCs w:val="32"/>
-          <w:cs/>
-          <w:lang w:val="en-US"/>
         </w:rPr>
         <w:t xml:space="preserve">ลับ </w:t>
       </w:r>
@@ -3724,14 +3358,13 @@
     <w:p>
       <w:pPr>
         <w:pStyle w:val="ListParagraph"/>
-        <w:rPr>
-          <w:rFonts w:ascii="TH SarabunPSK" w:eastAsia="TH Sarabun PSK" w:hAnsi="TH SarabunPSK" w:cs="TH SarabunPSK"/>
-          <w:color w:val="000000" w:themeColor="text1"/>
-          <w:sz w:val="32"/>
-          <w:szCs w:val="32"/>
-          <w:lang w:val="en-US"/>
-        </w:rPr>
         <w:ind w:left="1440"/>
+        <w:rPr>
+          <w:rFonts w:ascii="TH SarabunPSK" w:eastAsia="TH Sarabun PSK" w:hAnsi="TH SarabunPSK" w:cs="TH SarabunPSK"/>
+          <w:color w:val="000000" w:themeColor="text1"/>
+          <w:sz w:val="32"/>
+          <w:szCs w:val="32"/>
+        </w:rPr>
       </w:pPr>
       <w:r>
         <w:rPr>
@@ -3747,8 +3380,6 @@
           <w:color w:val="000000" w:themeColor="text1"/>
           <w:sz w:val="32"/>
           <w:szCs w:val="32"/>
-          <w:cs/>
-          <w:lang w:val="en-US"/>
         </w:rPr>
         <w:t xml:space="preserve">ลับมาก </w:t>
       </w:r>
@@ -3756,14 +3387,13 @@
     <w:p>
       <w:pPr>
         <w:pStyle w:val="ListParagraph"/>
-        <w:rPr>
-          <w:rFonts w:ascii="TH SarabunPSK" w:eastAsia="TH Sarabun PSK" w:hAnsi="TH SarabunPSK" w:cs="TH SarabunPSK"/>
-          <w:color w:val="000000" w:themeColor="text1"/>
-          <w:sz w:val="32"/>
-          <w:szCs w:val="32"/>
-          <w:lang w:val="en-US"/>
-        </w:rPr>
         <w:ind w:left="1440"/>
+        <w:rPr>
+          <w:rFonts w:ascii="TH SarabunPSK" w:eastAsia="TH Sarabun PSK" w:hAnsi="TH SarabunPSK" w:cs="TH SarabunPSK"/>
+          <w:color w:val="000000" w:themeColor="text1"/>
+          <w:sz w:val="32"/>
+          <w:szCs w:val="32"/>
+        </w:rPr>
       </w:pPr>
       <w:r>
         <w:rPr>
@@ -3779,8 +3409,6 @@
           <w:color w:val="000000" w:themeColor="text1"/>
           <w:sz w:val="32"/>
           <w:szCs w:val="32"/>
-          <w:cs/>
-          <w:lang w:val="en-US"/>
         </w:rPr>
         <w:t xml:space="preserve">ลับที่สุด </w:t>
       </w:r>
@@ -3812,14 +3440,13 @@
     <w:p>
       <w:pPr>
         <w:pStyle w:val="ListParagraph"/>
-        <w:rPr>
-          <w:rFonts w:ascii="TH SarabunPSK" w:eastAsia="TH Sarabun PSK" w:hAnsi="TH SarabunPSK" w:cs="TH SarabunPSK"/>
-          <w:color w:val="000000" w:themeColor="text1"/>
-          <w:sz w:val="32"/>
-          <w:szCs w:val="32"/>
-          <w:lang w:val="en-US"/>
-        </w:rPr>
         <w:ind w:left="1440"/>
+        <w:rPr>
+          <w:rFonts w:ascii="TH SarabunPSK" w:eastAsia="TH Sarabun PSK" w:hAnsi="TH SarabunPSK" w:cs="TH SarabunPSK"/>
+          <w:color w:val="000000" w:themeColor="text1"/>
+          <w:sz w:val="32"/>
+          <w:szCs w:val="32"/>
+        </w:rPr>
       </w:pPr>
       <w:r>
         <w:rPr>
@@ -3835,52 +3462,20 @@
           <w:color w:val="000000" w:themeColor="text1"/>
           <w:sz w:val="32"/>
           <w:szCs w:val="32"/>
-          <w:lang w:val="en-US"/>
-        </w:rPr>
-        <w:t>G</w:t>
-      </w:r>
-      <w:r>
-        <w:rPr>
-          <w:rFonts w:ascii="TH SarabunPSK" w:eastAsia="TH Sarabun PSK" w:hAnsi="TH SarabunPSK" w:cs="TH SarabunPSK"/>
-          <w:color w:val="000000" w:themeColor="text1"/>
-          <w:sz w:val="32"/>
-          <w:szCs w:val="32"/>
-          <w:lang w:val="en-US"/>
-        </w:rPr>
-        <w:t>0</w:t>
-      </w:r>
-      <w:r>
-        <w:rPr>
-          <w:rFonts w:ascii="TH SarabunPSK" w:eastAsia="TH Sarabun PSK" w:hAnsi="TH SarabunPSK" w:cs="TH SarabunPSK"/>
-          <w:color w:val="000000" w:themeColor="text1"/>
-          <w:sz w:val="32"/>
-          <w:szCs w:val="32"/>
-          <w:lang w:val="en-US"/>
-        </w:rPr>
-        <w:t xml:space="preserve"> Open Data Common</w:t>
-      </w:r>
-      <w:r>
-        <w:rPr>
-          <w:rFonts w:ascii="TH SarabunPSK" w:eastAsia="TH Sarabun PSK" w:hAnsi="TH SarabunPSK" w:cs="TH SarabunPSK"/>
-          <w:color w:val="000000" w:themeColor="text1"/>
-          <w:sz w:val="32"/>
-          <w:szCs w:val="32"/>
-          <w:lang w:val="en-US"/>
-        </w:rPr>
-        <w:t xml:space="preserve"> </w:t>
+        </w:rPr>
+        <w:t xml:space="preserve">G0 Open Data Common </w:t>
       </w:r>
     </w:p>
     <w:p>
       <w:pPr>
         <w:pStyle w:val="ListParagraph"/>
-        <w:rPr>
-          <w:rFonts w:ascii="TH SarabunPSK" w:eastAsia="TH Sarabun PSK" w:hAnsi="TH SarabunPSK" w:cs="TH SarabunPSK"/>
-          <w:color w:val="000000" w:themeColor="text1"/>
-          <w:sz w:val="32"/>
-          <w:szCs w:val="32"/>
-          <w:lang w:val="en-US"/>
-        </w:rPr>
         <w:ind w:left="1440"/>
+        <w:rPr>
+          <w:rFonts w:ascii="TH SarabunPSK" w:eastAsia="TH Sarabun PSK" w:hAnsi="TH SarabunPSK" w:cs="TH SarabunPSK"/>
+          <w:color w:val="000000" w:themeColor="text1"/>
+          <w:sz w:val="32"/>
+          <w:szCs w:val="32"/>
+        </w:rPr>
       </w:pPr>
       <w:r>
         <w:rPr>
@@ -3896,84 +3491,20 @@
           <w:color w:val="000000" w:themeColor="text1"/>
           <w:sz w:val="32"/>
           <w:szCs w:val="32"/>
-          <w:lang w:val="en-US"/>
-        </w:rPr>
-        <w:t>G</w:t>
-      </w:r>
-      <w:r>
-        <w:rPr>
-          <w:rFonts w:ascii="TH SarabunPSK" w:eastAsia="TH Sarabun PSK" w:hAnsi="TH SarabunPSK" w:cs="TH SarabunPSK"/>
-          <w:color w:val="000000" w:themeColor="text1"/>
-          <w:sz w:val="32"/>
-          <w:szCs w:val="32"/>
-          <w:lang w:val="en-US"/>
-        </w:rPr>
-        <w:t>2</w:t>
-      </w:r>
-      <w:r>
-        <w:rPr>
-          <w:rFonts w:ascii="TH SarabunPSK" w:eastAsia="TH Sarabun PSK" w:hAnsi="TH SarabunPSK" w:cs="TH SarabunPSK"/>
-          <w:color w:val="000000" w:themeColor="text1"/>
-          <w:sz w:val="32"/>
-          <w:szCs w:val="32"/>
-          <w:lang w:val="en-US"/>
-        </w:rPr>
-        <w:t xml:space="preserve"> Creative Common</w:t>
-      </w:r>
-      <w:r>
-        <w:rPr>
-          <w:rFonts w:ascii="TH SarabunPSK" w:eastAsia="TH Sarabun PSK" w:hAnsi="TH SarabunPSK" w:cs="TH SarabunPSK"/>
-          <w:color w:val="000000" w:themeColor="text1"/>
-          <w:sz w:val="32"/>
-          <w:szCs w:val="32"/>
-          <w:lang w:val="en-US"/>
-        </w:rPr>
-        <w:t>s Attribution</w:t>
-      </w:r>
-      <w:r>
-        <w:rPr>
-          <w:rFonts w:ascii="TH SarabunPSK" w:eastAsia="TH Sarabun PSK" w:hAnsi="TH SarabunPSK" w:cs="TH SarabunPSK"/>
-          <w:color w:val="000000" w:themeColor="text1"/>
-          <w:sz w:val="32"/>
-          <w:szCs w:val="32"/>
-          <w:lang w:val="en-US"/>
-        </w:rPr>
-        <w:t>-</w:t>
-      </w:r>
-      <w:proofErr w:type="spellStart"/>
-      <w:r>
-        <w:rPr>
-          <w:rFonts w:ascii="TH SarabunPSK" w:eastAsia="TH Sarabun PSK" w:hAnsi="TH SarabunPSK" w:cs="TH SarabunPSK"/>
-          <w:color w:val="000000" w:themeColor="text1"/>
-          <w:sz w:val="32"/>
-          <w:szCs w:val="32"/>
-          <w:lang w:val="en-US"/>
-        </w:rPr>
-        <w:t>NonCommercial</w:t>
-      </w:r>
-      <w:proofErr w:type="spellEnd"/>
-      <w:r>
-        <w:rPr>
-          <w:rFonts w:ascii="TH SarabunPSK" w:eastAsia="TH Sarabun PSK" w:hAnsi="TH SarabunPSK" w:cs="TH SarabunPSK"/>
-          <w:color w:val="000000" w:themeColor="text1"/>
-          <w:sz w:val="32"/>
-          <w:szCs w:val="32"/>
-          <w:lang w:val="en-US"/>
-        </w:rPr>
-        <w:t xml:space="preserve"> </w:t>
+        </w:rPr>
+        <w:t xml:space="preserve">G2 Creative Commons Attribution-NonCommercial </w:t>
       </w:r>
     </w:p>
     <w:p>
       <w:pPr>
         <w:pStyle w:val="ListParagraph"/>
-        <w:rPr>
-          <w:rFonts w:ascii="TH SarabunPSK" w:eastAsia="TH Sarabun PSK" w:hAnsi="TH SarabunPSK" w:cs="TH SarabunPSK"/>
-          <w:color w:val="000000" w:themeColor="text1"/>
-          <w:sz w:val="32"/>
-          <w:szCs w:val="32"/>
-          <w:lang w:val="en-US"/>
-        </w:rPr>
         <w:ind w:left="1440"/>
+        <w:rPr>
+          <w:rFonts w:ascii="TH SarabunPSK" w:eastAsia="TH Sarabun PSK" w:hAnsi="TH SarabunPSK" w:cs="TH SarabunPSK"/>
+          <w:color w:val="000000" w:themeColor="text1"/>
+          <w:sz w:val="32"/>
+          <w:szCs w:val="32"/>
+        </w:rPr>
       </w:pPr>
       <w:r>
         <w:rPr>
@@ -3989,19 +3520,8 @@
           <w:color w:val="000000" w:themeColor="text1"/>
           <w:sz w:val="32"/>
           <w:szCs w:val="32"/>
-          <w:lang w:val="en-US"/>
-        </w:rPr>
-        <w:t>G5</w:t>
-      </w:r>
-      <w:r>
-        <w:rPr>
-          <w:rFonts w:ascii="TH SarabunPSK" w:eastAsia="TH Sarabun PSK" w:hAnsi="TH SarabunPSK" w:cs="TH SarabunPSK"/>
-          <w:color w:val="000000" w:themeColor="text1"/>
-          <w:sz w:val="32"/>
-          <w:szCs w:val="32"/>
-          <w:lang w:val="en-US"/>
-        </w:rPr>
-        <w:t xml:space="preserve"> Other License</w:t>
+        </w:rPr>
+        <w:t xml:space="preserve">G5 Other License</w:t>
       </w:r>
     </w:p>
     <w:p>
@@ -4112,13 +3632,13 @@
     <w:p>
       <w:pPr>
         <w:pStyle w:val="ListParagraph"/>
-        <w:rPr>
-          <w:rFonts w:ascii="TH SarabunPSK" w:eastAsia="TH Sarabun PSK" w:hAnsi="TH SarabunPSK" w:cs="TH SarabunPSK"/>
-          <w:color w:val="000000" w:themeColor="text1"/>
-          <w:sz w:val="32"/>
-          <w:szCs w:val="32"/>
-        </w:rPr>
         <w:ind w:left="1440"/>
+        <w:rPr>
+          <w:rFonts w:ascii="TH SarabunPSK" w:eastAsia="TH Sarabun PSK" w:hAnsi="TH SarabunPSK" w:cs="TH SarabunPSK"/>
+          <w:color w:val="000000" w:themeColor="text1"/>
+          <w:sz w:val="32"/>
+          <w:szCs w:val="32"/>
+        </w:rPr>
       </w:pPr>
       <w:r>
         <w:rPr>
@@ -4134,21 +3654,20 @@
           <w:color w:val="000000" w:themeColor="text1"/>
           <w:sz w:val="32"/>
           <w:szCs w:val="32"/>
-          <w:cs/>
-        </w:rPr>
-        <w:t>อนุญาต</w:t>
+        </w:rPr>
+        <w:t xml:space="preserve">อนุญาต</w:t>
       </w:r>
     </w:p>
     <w:p>
       <w:pPr>
         <w:pStyle w:val="ListParagraph"/>
-        <w:rPr>
-          <w:rFonts w:ascii="TH SarabunPSK" w:eastAsia="TH Sarabun PSK" w:hAnsi="TH SarabunPSK" w:cs="TH SarabunPSK"/>
-          <w:color w:val="000000" w:themeColor="text1"/>
-          <w:sz w:val="32"/>
-          <w:szCs w:val="32"/>
-        </w:rPr>
         <w:ind w:left="1440"/>
+        <w:rPr>
+          <w:rFonts w:ascii="TH SarabunPSK" w:eastAsia="TH Sarabun PSK" w:hAnsi="TH SarabunPSK" w:cs="TH SarabunPSK"/>
+          <w:color w:val="000000" w:themeColor="text1"/>
+          <w:sz w:val="32"/>
+          <w:szCs w:val="32"/>
+        </w:rPr>
       </w:pPr>
       <w:r>
         <w:rPr>
@@ -4164,52 +3683,61 @@
           <w:color w:val="000000" w:themeColor="text1"/>
           <w:sz w:val="32"/>
           <w:szCs w:val="32"/>
+        </w:rPr>
+        <w:t xml:space="preserve">ไม่อนุญาต</w:t>
+      </w:r>
+    </w:p>
+    <w:p>
+      <w:pPr>
+        <w:ind w:left="720"/>
+        <w:rPr>
+          <w:rFonts w:ascii="TH SarabunPSK" w:eastAsia="TH Sarabun PSK" w:hAnsi="TH SarabunPSK" w:cs="TH SarabunPSK"/>
+          <w:color w:val="000000" w:themeColor="text1"/>
+          <w:sz w:val="32"/>
+          <w:szCs w:val="32"/>
+          <w:lang w:val="en-US"/>
+        </w:rPr>
+      </w:pPr>
+      <w:r>
+        <w:rPr>
+          <w:rFonts w:ascii="TH SarabunPSK" w:eastAsia="TH Sarabun PSK" w:hAnsi="TH SarabunPSK" w:cs="TH SarabunPSK"/>
+          <w:color w:val="000000" w:themeColor="text1"/>
+          <w:sz w:val="32"/>
+          <w:szCs w:val="32"/>
+          <w:lang w:val="en-US"/>
+        </w:rPr>
+        <w:t xml:space="preserve">15.2 </w:t>
+      </w:r>
+      <w:r>
+        <w:rPr>
+          <w:rFonts w:ascii="TH SarabunPSK" w:eastAsia="TH Sarabun PSK" w:hAnsi="TH SarabunPSK" w:cs="TH SarabunPSK" w:hint="cs"/>
+          <w:color w:val="000000" w:themeColor="text1"/>
+          <w:sz w:val="32"/>
+          <w:szCs w:val="32"/>
+          <w:cs/>
+        </w:rPr>
+        <w:t xml:space="preserve">กรณีต้องการให้สำนักงานเก็บข้อมูลดิบต้นฉบับ </w:t>
+      </w:r>
+      <w:r>
+        <w:rPr>
+          <w:rFonts w:ascii="TH SarabunPSK" w:eastAsia="TH Sarabun PSK" w:hAnsi="TH SarabunPSK" w:cs="TH SarabunPSK"/>
+          <w:color w:val="000000" w:themeColor="text1"/>
+          <w:sz w:val="32"/>
+          <w:szCs w:val="32"/>
+          <w:lang w:val="en-US"/>
+        </w:rPr>
+        <w:t xml:space="preserve">(original raw data) </w:t>
+      </w:r>
+      <w:r>
+        <w:rPr>
+          <w:rFonts w:ascii="TH SarabunPSK" w:eastAsia="TH Sarabun PSK" w:hAnsi="TH SarabunPSK" w:cs="TH SarabunPSK" w:hint="cs"/>
+          <w:color w:val="000000" w:themeColor="text1"/>
+          <w:sz w:val="32"/>
+          <w:szCs w:val="32"/>
           <w:cs/>
           <w:lang w:val="en-US"/>
         </w:rPr>
-        <w:t>ไม่อนุญาต</w:t>
-      </w:r>
-    </w:p>
-    <w:p>
-      <w:pPr>
-        <w:ind w:left="720"/>
-        <w:rPr>
-          <w:rFonts w:ascii="TH SarabunPSK" w:eastAsia="TH Sarabun PSK" w:hAnsi="TH SarabunPSK" w:cs="TH SarabunPSK"/>
-          <w:color w:val="000000" w:themeColor="text1"/>
-          <w:sz w:val="32"/>
-          <w:szCs w:val="32"/>
-          <w:lang w:val="en-US"/>
-        </w:rPr>
-      </w:pPr>
-      <w:r>
-        <w:rPr>
-          <w:rFonts w:ascii="TH SarabunPSK" w:eastAsia="TH Sarabun PSK" w:hAnsi="TH SarabunPSK" w:cs="TH SarabunPSK"/>
-          <w:color w:val="000000" w:themeColor="text1"/>
-          <w:sz w:val="32"/>
-          <w:szCs w:val="32"/>
-          <w:lang w:val="en-US"/>
-        </w:rPr>
-        <w:t xml:space="preserve">15.2 </w:t>
-      </w:r>
-      <w:r>
-        <w:rPr>
-          <w:rFonts w:ascii="TH SarabunPSK" w:eastAsia="TH Sarabun PSK" w:hAnsi="TH SarabunPSK" w:cs="TH SarabunPSK" w:hint="cs"/>
-          <w:color w:val="000000" w:themeColor="text1"/>
-          <w:sz w:val="32"/>
-          <w:szCs w:val="32"/>
-          <w:cs/>
-        </w:rPr>
-        <w:t xml:space="preserve">กรณีต้องการให้สำนักงานเก็บข้อมูลดิบต้นฉบับ </w:t>
-      </w:r>
-      <w:r>
-        <w:rPr>
-          <w:rFonts w:ascii="TH SarabunPSK" w:eastAsia="TH Sarabun PSK" w:hAnsi="TH SarabunPSK" w:cs="TH SarabunPSK"/>
-          <w:color w:val="000000" w:themeColor="text1"/>
-          <w:sz w:val="32"/>
-          <w:szCs w:val="32"/>
-          <w:lang w:val="en-US"/>
-        </w:rPr>
-        <w:t xml:space="preserve">(original raw data) </w:t>
+        <w:t>ท่านอนุญาตให้สำนักงานส่งต่อข้อมูลดิบต้นฉบับนั้นให้แก่หน่วยงานของรัฐอื่น</w:t>
       </w:r>
       <w:r>
         <w:rPr>
@@ -4220,30 +3748,19 @@
           <w:cs/>
           <w:lang w:val="en-US"/>
         </w:rPr>
-        <w:t>ท่านอนุญาตให้สำนักงานส่งต่อข้อมูลดิบต้นฉบับนั้นให้แก่หน่วยงานของรัฐอื่น</w:t>
-      </w:r>
-      <w:r>
-        <w:rPr>
-          <w:rFonts w:ascii="TH SarabunPSK" w:eastAsia="TH Sarabun PSK" w:hAnsi="TH SarabunPSK" w:cs="TH SarabunPSK" w:hint="cs"/>
-          <w:color w:val="000000" w:themeColor="text1"/>
-          <w:sz w:val="32"/>
-          <w:szCs w:val="32"/>
-          <w:cs/>
-          <w:lang w:val="en-US"/>
-        </w:rPr>
         <w:t>ใช้ประโยชน์หรือไม่</w:t>
       </w:r>
     </w:p>
     <w:p>
       <w:pPr>
         <w:pStyle w:val="ListParagraph"/>
-        <w:rPr>
-          <w:rFonts w:ascii="TH SarabunPSK" w:eastAsia="TH Sarabun PSK" w:hAnsi="TH SarabunPSK" w:cs="TH SarabunPSK"/>
-          <w:color w:val="000000" w:themeColor="text1"/>
-          <w:sz w:val="32"/>
-          <w:szCs w:val="32"/>
-        </w:rPr>
         <w:ind w:left="1440"/>
+        <w:rPr>
+          <w:rFonts w:ascii="TH SarabunPSK" w:eastAsia="TH Sarabun PSK" w:hAnsi="TH SarabunPSK" w:cs="TH SarabunPSK"/>
+          <w:color w:val="000000" w:themeColor="text1"/>
+          <w:sz w:val="32"/>
+          <w:szCs w:val="32"/>
+        </w:rPr>
       </w:pPr>
       <w:r>
         <w:rPr>
@@ -4259,21 +3776,20 @@
           <w:color w:val="000000" w:themeColor="text1"/>
           <w:sz w:val="32"/>
           <w:szCs w:val="32"/>
-          <w:cs/>
-        </w:rPr>
-        <w:t>อนุญาต</w:t>
+        </w:rPr>
+        <w:t xml:space="preserve">อนุญาต</w:t>
       </w:r>
     </w:p>
     <w:p>
       <w:pPr>
         <w:pStyle w:val="ListParagraph"/>
-        <w:rPr>
-          <w:rFonts w:ascii="TH SarabunPSK" w:eastAsia="TH Sarabun PSK" w:hAnsi="TH SarabunPSK" w:cs="TH SarabunPSK"/>
-          <w:color w:val="000000" w:themeColor="text1"/>
-          <w:sz w:val="32"/>
-          <w:szCs w:val="32"/>
-        </w:rPr>
         <w:ind w:left="1440"/>
+        <w:rPr>
+          <w:rFonts w:ascii="TH SarabunPSK" w:eastAsia="TH Sarabun PSK" w:hAnsi="TH SarabunPSK" w:cs="TH SarabunPSK"/>
+          <w:color w:val="000000" w:themeColor="text1"/>
+          <w:sz w:val="32"/>
+          <w:szCs w:val="32"/>
+        </w:rPr>
       </w:pPr>
       <w:r>
         <w:rPr>
@@ -4289,10 +3805,8 @@
           <w:color w:val="000000" w:themeColor="text1"/>
           <w:sz w:val="32"/>
           <w:szCs w:val="32"/>
-          <w:cs/>
-          <w:lang w:val="en-US"/>
-        </w:rPr>
-        <w:t>ไม่อนุญาต</w:t>
+        </w:rPr>
+        <w:t xml:space="preserve">ไม่อนุญาต</w:t>
       </w:r>
     </w:p>
     <w:p>
@@ -4323,7 +3837,7 @@
       <w:pPr>
         <w:ind w:left="720"/>
         <w:rPr>
-          <w:rFonts w:ascii="TH SarabunPSK" w:eastAsia="TH Sarabun PSK" w:hAnsi="TH SarabunPSK" w:cs="TH SarabunPSK" w:hint="cs"/>
+          <w:rFonts w:ascii="TH SarabunPSK" w:eastAsia="TH Sarabun PSK" w:hAnsi="TH SarabunPSK" w:cs="TH SarabunPSK"/>
           <w:color w:val="000000" w:themeColor="text1"/>
           <w:sz w:val="32"/>
           <w:szCs w:val="32"/>
@@ -4355,13 +3869,13 @@
     <w:p>
       <w:pPr>
         <w:pStyle w:val="ListParagraph"/>
-        <w:rPr>
-          <w:rFonts w:ascii="TH SarabunPSK" w:eastAsia="TH Sarabun PSK" w:hAnsi="TH SarabunPSK" w:cs="TH SarabunPSK"/>
-          <w:color w:val="000000" w:themeColor="text1"/>
-          <w:sz w:val="32"/>
-          <w:szCs w:val="32"/>
-        </w:rPr>
         <w:ind w:left="1440"/>
+        <w:rPr>
+          <w:rFonts w:ascii="TH SarabunPSK" w:eastAsia="TH Sarabun PSK" w:hAnsi="TH SarabunPSK" w:cs="TH SarabunPSK"/>
+          <w:color w:val="000000" w:themeColor="text1"/>
+          <w:sz w:val="32"/>
+          <w:szCs w:val="32"/>
+        </w:rPr>
       </w:pPr>
       <w:r>
         <w:rPr>
@@ -4377,104 +3891,43 @@
           <w:color w:val="000000" w:themeColor="text1"/>
           <w:sz w:val="32"/>
           <w:szCs w:val="32"/>
+        </w:rPr>
+        <w:t xml:space="preserve">อนุญาต</w:t>
+      </w:r>
+    </w:p>
+    <w:p>
+      <w:pPr>
+        <w:pStyle w:val="ListParagraph"/>
+        <w:ind w:left="1440"/>
+        <w:rPr>
+          <w:rFonts w:ascii="TH SarabunPSK" w:eastAsia="TH Sarabun PSK" w:hAnsi="TH SarabunPSK" w:cs="TH SarabunPSK"/>
+          <w:sz w:val="32"/>
+          <w:szCs w:val="32"/>
+        </w:rPr>
+      </w:pPr>
+      <w:r>
+        <w:rPr>
+          <w:rFonts w:ascii="TH SarabunPSK" w:eastAsia="TH Sarabun PSK" w:hAnsi="TH SarabunPSK" w:cs="TH SarabunPSK"/>
+          <w:sz w:val="32"/>
+          <w:szCs w:val="32"/>
           <w:cs/>
         </w:rPr>
-        <w:t>อนุญาต</w:t>
+        <w:t>ระบุระบบเชื่อมโยงข้อมูลที่อนุญาต (หากไม่ระบุถือว่าอนุญาตให้ส่งต่อได้ทุกระบบ) {{dataset.transformedSharingPlatforms}}</w:t>
+      </w:r>
+      <w:r>
+        <w:br/>
       </w:r>
     </w:p>
     <w:p>
       <w:pPr>
         <w:pStyle w:val="ListParagraph"/>
-        <w:rPr>
-          <w:rFonts w:ascii="TH SarabunPSK" w:eastAsia="TH Sarabun PSK" w:hAnsi="TH SarabunPSK" w:cs="TH SarabunPSK" w:hint="cs"/>
-          <w:sz w:val="32"/>
-          <w:szCs w:val="32"/>
-        </w:rPr>
         <w:ind w:left="1440"/>
-      </w:pPr>
-      <w:r>
-        <w:rPr>
-          <w:rFonts w:ascii="TH SarabunPSK" w:eastAsia="TH Sarabun PSK" w:hAnsi="TH SarabunPSK" w:cs="TH SarabunPSK"/>
-          <w:sz w:val="32"/>
-          <w:szCs w:val="32"/>
-          <w:cs/>
-        </w:rPr>
-        <w:lastRenderedPageBreak/>
-        <w:t xml:space="preserve">ระบุระบบเชื่อมโยงข้อมูลที่อนุญาต (หากไม่ระบุถือว่าอนุญาตให้ส่งต่อได้ทุกระบบ) {{dataset.transformedSharingPlatforms}}</w:t>
-      </w:r>
-      <w:r>
-        <w:rPr>
-          <w:rFonts w:ascii="TH SarabunPSK" w:eastAsia="TH Sarabun PSK" w:hAnsi="TH SarabunPSK" w:cs="TH SarabunPSK"/>
-          <w:sz w:val="32"/>
-          <w:szCs w:val="32"/>
-        </w:rPr>
-        <w:t xml:space="preserve"/>
-      </w:r>
-      <w:r>
-        <w:rPr>
-          <w:rFonts w:ascii="TH SarabunPSK" w:eastAsia="TH Sarabun PSK" w:hAnsi="TH SarabunPSK" w:cs="TH SarabunPSK"/>
-          <w:sz w:val="32"/>
-          <w:szCs w:val="32"/>
-          <w:cs/>
-        </w:rPr>
-        <w:t xml:space="preserve"/>
-      </w:r>
-      <w:r>
-        <w:rPr>
-          <w:rFonts w:ascii="TH SarabunPSK" w:eastAsia="TH Sarabun PSK" w:hAnsi="TH SarabunPSK" w:cs="TH SarabunPSK"/>
-          <w:sz w:val="32"/>
-          <w:szCs w:val="32"/>
-          <w:cs/>
-        </w:rPr>
-        <w:t xml:space="preserve"/>
-      </w:r>
-      <w:r>
-        <w:rPr/>
-        <w:br/>
-      </w:r>
-      <w:r>
-        <w:rPr>
-          <w:rFonts w:ascii="TH SarabunPSK" w:eastAsia="TH Sarabun PSK" w:hAnsi="TH SarabunPSK" w:cs="TH SarabunPSK"/>
-          <w:sz w:val="32"/>
-          <w:szCs w:val="32"/>
-        </w:rPr>
-        <w:t xml:space="preserve"/>
-      </w:r>
-      <w:r>
-        <w:rPr>
-          <w:rFonts w:ascii="TH SarabunPSK" w:eastAsia="TH Sarabun PSK" w:hAnsi="TH SarabunPSK" w:cs="TH SarabunPSK"/>
-          <w:sz w:val="32"/>
-          <w:szCs w:val="32"/>
-        </w:rPr>
-        <w:t xml:space="preserve"/>
-      </w:r>
-      <w:r>
-        <w:rPr>
-          <w:rFonts w:ascii="TH SarabunPSK" w:eastAsia="TH Sarabun PSK" w:hAnsi="TH SarabunPSK" w:cs="TH SarabunPSK"/>
-          <w:sz w:val="32"/>
-          <w:szCs w:val="32"/>
-        </w:rPr>
-        <w:t xml:space="preserve"/>
-      </w:r>
-      <w:r>
-        <w:rPr>
-          <w:rFonts w:ascii="TH SarabunPSK" w:eastAsia="TH Sarabun PSK" w:hAnsi="TH SarabunPSK" w:cs="TH SarabunPSK"/>
-          <w:sz w:val="32"/>
-          <w:szCs w:val="32"/>
-        </w:rPr>
-        <w:t xml:space="preserve"/>
-      </w:r>
-    </w:p>
-    <w:p>
-      <w:pPr>
-        <w:pStyle w:val="ListParagraph"/>
-        <w:rPr>
-          <w:rFonts w:ascii="TH SarabunPSK" w:eastAsia="TH Sarabun PSK" w:hAnsi="TH SarabunPSK" w:cs="TH SarabunPSK"/>
-          <w:color w:val="000000" w:themeColor="text1"/>
-          <w:sz w:val="32"/>
-          <w:szCs w:val="32"/>
-        </w:rPr>
-        <w:ind w:left="1440"/>
+        <w:rPr>
+          <w:rFonts w:ascii="TH SarabunPSK" w:eastAsia="TH Sarabun PSK" w:hAnsi="TH SarabunPSK" w:cs="TH SarabunPSK"/>
+          <w:color w:val="000000" w:themeColor="text1"/>
+          <w:sz w:val="32"/>
+          <w:szCs w:val="32"/>
+        </w:rPr>
       </w:pPr>
       <w:r>
         <w:rPr>
@@ -4490,87 +3943,85 @@
           <w:color w:val="000000" w:themeColor="text1"/>
           <w:sz w:val="32"/>
           <w:szCs w:val="32"/>
+        </w:rPr>
+        <w:t xml:space="preserve">ไม่อนุญาต</w:t>
+      </w:r>
+    </w:p>
+    <w:p>
+      <w:pPr>
+        <w:ind w:left="720"/>
+        <w:rPr>
+          <w:rFonts w:ascii="TH SarabunPSK" w:eastAsia="TH Sarabun PSK" w:hAnsi="TH SarabunPSK" w:cs="TH SarabunPSK"/>
+          <w:color w:val="000000" w:themeColor="text1"/>
+          <w:sz w:val="32"/>
+          <w:szCs w:val="32"/>
+          <w:lang w:val="en-US"/>
+        </w:rPr>
+      </w:pPr>
+      <w:r>
+        <w:rPr>
+          <w:rFonts w:ascii="TH SarabunPSK" w:eastAsia="TH Sarabun PSK" w:hAnsi="TH SarabunPSK" w:cs="TH SarabunPSK"/>
+          <w:color w:val="000000" w:themeColor="text1"/>
+          <w:sz w:val="32"/>
+          <w:szCs w:val="32"/>
+          <w:lang w:val="en-US"/>
+        </w:rPr>
+        <w:t xml:space="preserve">16.2 </w:t>
+      </w:r>
+      <w:r>
+        <w:rPr>
+          <w:rFonts w:ascii="TH SarabunPSK" w:eastAsia="TH Sarabun PSK" w:hAnsi="TH SarabunPSK" w:cs="TH SarabunPSK" w:hint="cs"/>
+          <w:color w:val="000000" w:themeColor="text1"/>
+          <w:sz w:val="32"/>
+          <w:szCs w:val="32"/>
           <w:cs/>
           <w:lang w:val="en-US"/>
         </w:rPr>
-        <w:t>ไม่อนุญาต</w:t>
-      </w:r>
-    </w:p>
-    <w:p>
-      <w:pPr>
-        <w:ind w:left="720"/>
-        <w:rPr>
-          <w:rFonts w:ascii="TH SarabunPSK" w:eastAsia="TH Sarabun PSK" w:hAnsi="TH SarabunPSK" w:cs="TH SarabunPSK"/>
-          <w:color w:val="000000" w:themeColor="text1"/>
-          <w:sz w:val="32"/>
-          <w:szCs w:val="32"/>
-          <w:lang w:val="en-US"/>
-        </w:rPr>
-      </w:pPr>
-      <w:r>
-        <w:rPr>
-          <w:rFonts w:ascii="TH SarabunPSK" w:eastAsia="TH Sarabun PSK" w:hAnsi="TH SarabunPSK" w:cs="TH SarabunPSK"/>
-          <w:color w:val="000000" w:themeColor="text1"/>
-          <w:sz w:val="32"/>
-          <w:szCs w:val="32"/>
-          <w:lang w:val="en-US"/>
-        </w:rPr>
-        <w:t xml:space="preserve">16.2 </w:t>
-      </w:r>
-      <w:r>
-        <w:rPr>
-          <w:rFonts w:ascii="TH SarabunPSK" w:eastAsia="TH Sarabun PSK" w:hAnsi="TH SarabunPSK" w:cs="TH SarabunPSK" w:hint="cs"/>
+        <w:t>ท่านอนุญาตให้สำนักงานส่งต่อข้อมูลดิบแปลงสภาพที่สร้างจากข้อมูลดิบต้นฉบับของท่าน ไปยัง</w:t>
+      </w:r>
+      <w:r>
+        <w:rPr>
+          <w:rFonts w:ascii="TH SarabunPSK" w:eastAsia="TH Sarabun PSK" w:hAnsi="TH SarabunPSK" w:cs="TH SarabunPSK"/>
           <w:color w:val="000000" w:themeColor="text1"/>
           <w:sz w:val="32"/>
           <w:szCs w:val="32"/>
           <w:cs/>
           <w:lang w:val="en-US"/>
         </w:rPr>
-        <w:t>ท่านอนุญาตให้สำนักงานส่งต่อข้อมูลดิบแปลงสภาพที่สร้างจากข้อมูลดิบต้นฉบับของท่าน ไปยัง</w:t>
-      </w:r>
-      <w:r>
-        <w:rPr>
-          <w:rFonts w:ascii="TH SarabunPSK" w:eastAsia="TH Sarabun PSK" w:hAnsi="TH SarabunPSK" w:cs="TH SarabunPSK"/>
+        <w:t xml:space="preserve"> ศูนย์แลกเปลี่ยนข้อมูลกลางภาครัฐ (</w:t>
+      </w:r>
+      <w:r>
+        <w:rPr>
+          <w:rFonts w:ascii="TH SarabunPSK" w:eastAsia="TH Sarabun PSK" w:hAnsi="TH SarabunPSK" w:cs="TH SarabunPSK"/>
+          <w:color w:val="000000" w:themeColor="text1"/>
+          <w:sz w:val="32"/>
+          <w:szCs w:val="32"/>
+          <w:lang w:val="en-US"/>
+        </w:rPr>
+        <w:t xml:space="preserve">Government Data Exchange) (GDX) </w:t>
+      </w:r>
+      <w:r>
+        <w:rPr>
+          <w:rFonts w:ascii="TH SarabunPSK" w:eastAsia="TH Sarabun PSK" w:hAnsi="TH SarabunPSK" w:cs="TH SarabunPSK" w:hint="cs"/>
           <w:color w:val="000000" w:themeColor="text1"/>
           <w:sz w:val="32"/>
           <w:szCs w:val="32"/>
           <w:cs/>
           <w:lang w:val="en-US"/>
         </w:rPr>
-        <w:t xml:space="preserve"> ศูนย์แลกเปลี่ยนข้อมูลกลางภาครัฐ (</w:t>
-      </w:r>
-      <w:r>
-        <w:rPr>
-          <w:rFonts w:ascii="TH SarabunPSK" w:eastAsia="TH Sarabun PSK" w:hAnsi="TH SarabunPSK" w:cs="TH SarabunPSK"/>
-          <w:color w:val="000000" w:themeColor="text1"/>
-          <w:sz w:val="32"/>
-          <w:szCs w:val="32"/>
-          <w:lang w:val="en-US"/>
-        </w:rPr>
-        <w:t xml:space="preserve">Government Data Exchange) (GDX) </w:t>
-      </w:r>
-      <w:r>
-        <w:rPr>
-          <w:rFonts w:ascii="TH SarabunPSK" w:eastAsia="TH Sarabun PSK" w:hAnsi="TH SarabunPSK" w:cs="TH SarabunPSK" w:hint="cs"/>
-          <w:color w:val="000000" w:themeColor="text1"/>
-          <w:sz w:val="32"/>
-          <w:szCs w:val="32"/>
-          <w:cs/>
-          <w:lang w:val="en-US"/>
-        </w:rPr>
         <w:t>หรือไม่</w:t>
       </w:r>
     </w:p>
     <w:p>
       <w:pPr>
         <w:pStyle w:val="ListParagraph"/>
-        <w:rPr>
-          <w:rFonts w:ascii="TH SarabunPSK" w:eastAsia="TH Sarabun PSK" w:hAnsi="TH SarabunPSK" w:cs="TH SarabunPSK"/>
-          <w:color w:val="000000" w:themeColor="text1"/>
-          <w:sz w:val="32"/>
-          <w:szCs w:val="32"/>
-        </w:rPr>
         <w:ind w:left="1440"/>
+        <w:rPr>
+          <w:rFonts w:ascii="TH SarabunPSK" w:eastAsia="TH Sarabun PSK" w:hAnsi="TH SarabunPSK" w:cs="TH SarabunPSK"/>
+          <w:color w:val="000000" w:themeColor="text1"/>
+          <w:sz w:val="32"/>
+          <w:szCs w:val="32"/>
+        </w:rPr>
       </w:pPr>
       <w:r>
         <w:rPr>
@@ -4586,21 +4037,20 @@
           <w:color w:val="000000" w:themeColor="text1"/>
           <w:sz w:val="32"/>
           <w:szCs w:val="32"/>
-          <w:cs/>
-        </w:rPr>
-        <w:t>อนุญาต</w:t>
+        </w:rPr>
+        <w:t xml:space="preserve">อนุญาต</w:t>
       </w:r>
     </w:p>
     <w:p>
       <w:pPr>
         <w:pStyle w:val="ListParagraph"/>
-        <w:rPr>
-          <w:rFonts w:ascii="TH SarabunPSK" w:eastAsia="TH Sarabun PSK" w:hAnsi="TH SarabunPSK" w:cs="TH SarabunPSK"/>
-          <w:color w:val="000000" w:themeColor="text1"/>
-          <w:sz w:val="32"/>
-          <w:szCs w:val="32"/>
-        </w:rPr>
         <w:ind w:left="1440"/>
+        <w:rPr>
+          <w:rFonts w:ascii="TH SarabunPSK" w:eastAsia="TH Sarabun PSK" w:hAnsi="TH SarabunPSK" w:cs="TH SarabunPSK"/>
+          <w:color w:val="000000" w:themeColor="text1"/>
+          <w:sz w:val="32"/>
+          <w:szCs w:val="32"/>
+        </w:rPr>
       </w:pPr>
       <w:r>
         <w:rPr>
@@ -4616,10 +4066,8 @@
           <w:color w:val="000000" w:themeColor="text1"/>
           <w:sz w:val="32"/>
           <w:szCs w:val="32"/>
-          <w:cs/>
-          <w:lang w:val="en-US"/>
-        </w:rPr>
-        <w:t>ไม่อนุญาต</w:t>
+        </w:rPr>
+        <w:t xml:space="preserve">ไม่อนุญาต</w:t>
       </w:r>
     </w:p>
     <w:p>
@@ -4691,13 +4139,13 @@
     <w:p>
       <w:pPr>
         <w:pStyle w:val="ListParagraph"/>
-        <w:rPr>
-          <w:rFonts w:ascii="TH SarabunPSK" w:eastAsia="TH Sarabun PSK" w:hAnsi="TH SarabunPSK" w:cs="TH SarabunPSK"/>
-          <w:color w:val="000000" w:themeColor="text1"/>
-          <w:sz w:val="32"/>
-          <w:szCs w:val="32"/>
-        </w:rPr>
         <w:ind w:left="1440"/>
+        <w:rPr>
+          <w:rFonts w:ascii="TH SarabunPSK" w:eastAsia="TH Sarabun PSK" w:hAnsi="TH SarabunPSK" w:cs="TH SarabunPSK"/>
+          <w:color w:val="000000" w:themeColor="text1"/>
+          <w:sz w:val="32"/>
+          <w:szCs w:val="32"/>
+        </w:rPr>
       </w:pPr>
       <w:r>
         <w:rPr>
@@ -4713,21 +4161,20 @@
           <w:color w:val="000000" w:themeColor="text1"/>
           <w:sz w:val="32"/>
           <w:szCs w:val="32"/>
-          <w:cs/>
-        </w:rPr>
-        <w:t>อนุญาต</w:t>
+        </w:rPr>
+        <w:t xml:space="preserve">อนุญาต</w:t>
       </w:r>
     </w:p>
     <w:p>
       <w:pPr>
         <w:pStyle w:val="ListParagraph"/>
-        <w:rPr>
-          <w:rFonts w:ascii="TH SarabunPSK" w:eastAsia="TH Sarabun PSK" w:hAnsi="TH SarabunPSK" w:cs="TH SarabunPSK"/>
-          <w:color w:val="000000" w:themeColor="text1"/>
-          <w:sz w:val="32"/>
-          <w:szCs w:val="32"/>
-        </w:rPr>
         <w:ind w:left="1440"/>
+        <w:rPr>
+          <w:rFonts w:ascii="TH SarabunPSK" w:eastAsia="TH Sarabun PSK" w:hAnsi="TH SarabunPSK" w:cs="TH SarabunPSK"/>
+          <w:color w:val="000000" w:themeColor="text1"/>
+          <w:sz w:val="32"/>
+          <w:szCs w:val="32"/>
+        </w:rPr>
       </w:pPr>
       <w:r>
         <w:rPr>
@@ -4743,10 +4190,8 @@
           <w:color w:val="000000" w:themeColor="text1"/>
           <w:sz w:val="32"/>
           <w:szCs w:val="32"/>
-          <w:cs/>
-          <w:lang w:val="en-US"/>
-        </w:rPr>
-        <w:t>ไม่อนุญาต</w:t>
+        </w:rPr>
+        <w:t xml:space="preserve">ไม่อนุญาต</w:t>
       </w:r>
     </w:p>
     <w:p>
@@ -4850,20 +4295,13 @@
     <w:p>
       <w:pPr>
         <w:pStyle w:val="ListParagraph"/>
-        <w:pBdr>
-          <w:top w:val="nil"/>
-          <w:left w:val="nil"/>
-          <w:bottom w:val="nil"/>
-          <w:right w:val="nil"/>
-          <w:between w:val="nil"/>
-        </w:pBdr>
-        <w:rPr>
-          <w:rFonts w:ascii="TH SarabunPSK" w:eastAsia="TH Sarabun PSK" w:hAnsi="TH SarabunPSK" w:cs="TH SarabunPSK"/>
-          <w:color w:val="000000" w:themeColor="text1"/>
-          <w:sz w:val="32"/>
-          <w:szCs w:val="32"/>
-        </w:rPr>
         <w:ind w:left="1440"/>
+        <w:rPr>
+          <w:rFonts w:ascii="TH SarabunPSK" w:eastAsia="TH Sarabun PSK" w:hAnsi="TH SarabunPSK" w:cs="TH SarabunPSK"/>
+          <w:color w:val="000000" w:themeColor="text1"/>
+          <w:sz w:val="32"/>
+          <w:szCs w:val="32"/>
+        </w:rPr>
       </w:pPr>
       <w:r>
         <w:rPr>
@@ -4879,28 +4317,20 @@
           <w:color w:val="000000" w:themeColor="text1"/>
           <w:sz w:val="32"/>
           <w:szCs w:val="32"/>
-          <w:cs/>
-        </w:rPr>
-        <w:t>มอบหมาย</w:t>
+        </w:rPr>
+        <w:t xml:space="preserve">มอบหมาย</w:t>
       </w:r>
     </w:p>
     <w:p>
       <w:pPr>
         <w:pStyle w:val="ListParagraph"/>
-        <w:pBdr>
-          <w:top w:val="nil"/>
-          <w:left w:val="nil"/>
-          <w:bottom w:val="nil"/>
-          <w:right w:val="nil"/>
-          <w:between w:val="nil"/>
-        </w:pBdr>
-        <w:rPr>
-          <w:rFonts w:ascii="TH SarabunPSK" w:eastAsia="TH Sarabun PSK" w:hAnsi="TH SarabunPSK" w:cs="TH SarabunPSK"/>
-          <w:color w:val="000000" w:themeColor="text1"/>
-          <w:sz w:val="32"/>
-          <w:szCs w:val="32"/>
-        </w:rPr>
         <w:ind w:left="1440"/>
+        <w:rPr>
+          <w:rFonts w:ascii="TH SarabunPSK" w:eastAsia="TH Sarabun PSK" w:hAnsi="TH SarabunPSK" w:cs="TH SarabunPSK"/>
+          <w:color w:val="000000" w:themeColor="text1"/>
+          <w:sz w:val="32"/>
+          <w:szCs w:val="32"/>
+        </w:rPr>
       </w:pPr>
       <w:r>
         <w:rPr>
@@ -4917,7 +4347,7 @@
           <w:sz w:val="32"/>
           <w:szCs w:val="32"/>
         </w:rPr>
-        <w:t>ไม่มอบหมาย</w:t>
+        <w:t xml:space="preserve">ไม่มอบหมาย</w:t>
       </w:r>
     </w:p>
     <w:p>
@@ -4974,7 +4404,7 @@
           <w:szCs w:val="32"/>
           <w:cs/>
         </w:rPr>
-        <w:t xml:space="preserve">ชื่อหน่วยงาน {{org.name}}</w:t>
+        <w:t>ชื่อหน่วยงาน {{org.name}}</w:t>
       </w:r>
     </w:p>
     <w:p>
@@ -5011,17 +4441,7 @@
           <w:szCs w:val="32"/>
           <w:cs/>
         </w:rPr>
-        <w:t xml:space="preserve">ผู้นำส่งข้อมูล {{org_approver.signature}}</w:t>
-      </w:r>
-      <w:r>
-        <w:rPr>
-          <w:rFonts w:ascii="TH SarabunPSK" w:eastAsia="Calibri" w:hAnsi="TH SarabunPSK" w:cs="TH SarabunPSK"/>
-          <w:color w:val="000000" w:themeColor="text1"/>
-          <w:sz w:val="32"/>
-          <w:szCs w:val="32"/>
-          <w:cs/>
-        </w:rPr>
-        <w:t xml:space="preserve"/>
+        <w:t>ผู้นำส่งข้อมูล {{org_approver.signature}}</w:t>
       </w:r>
     </w:p>
     <w:p>
@@ -5044,27 +4464,7 @@
           <w:szCs w:val="32"/>
           <w:cs/>
         </w:rPr>
-        <w:t xml:space="preserve">วันที่นำส่ง {{org_approver.signedDate}}</w:t>
-      </w:r>
-      <w:r>
-        <w:rPr>
-          <w:rFonts w:ascii="TH SarabunPSK" w:eastAsia="Calibri" w:hAnsi="TH SarabunPSK" w:cs="TH SarabunPSK" w:hint="cs"/>
-          <w:color w:val="000000" w:themeColor="text1"/>
-          <w:sz w:val="32"/>
-          <w:szCs w:val="32"/>
-          <w:cs/>
-        </w:rPr>
-        <w:t xml:space="preserve"/>
-      </w:r>
-      <w:r>
-        <w:rPr>
-          <w:rFonts w:ascii="TH SarabunPSK" w:eastAsia="Calibri" w:hAnsi="TH SarabunPSK" w:cs="TH SarabunPSK" w:hint="cs"/>
-          <w:color w:val="000000" w:themeColor="text1"/>
-          <w:sz w:val="32"/>
-          <w:szCs w:val="32"/>
-          <w:cs/>
-        </w:rPr>
-        <w:t xml:space="preserve"/>
+        <w:t>วันที่นำส่ง {{org_approver.signedDate}}</w:t>
       </w:r>
     </w:p>
     <w:p>
@@ -5106,16 +4506,7 @@
           <w:szCs w:val="32"/>
           <w:cs/>
         </w:rPr>
-        <w:t xml:space="preserve">พิมพ์จากระบบโดย {{printedBy}}</w:t>
-      </w:r>
-      <w:r>
-        <w:rPr>
-          <w:rFonts w:ascii="TH SarabunPSK" w:hAnsi="TH SarabunPSK" w:cs="TH SarabunPSK"/>
-          <w:color w:val="000000" w:themeColor="text1"/>
-          <w:sz w:val="32"/>
-          <w:szCs w:val="32"/>
-        </w:rPr>
-        <w:t xml:space="preserve"/>
+        <w:t>พิมพ์จากระบบโดย {{printedBy}}</w:t>
       </w:r>
     </w:p>
     <w:p>
@@ -5137,7 +4528,7 @@
           <w:szCs w:val="32"/>
           <w:cs/>
         </w:rPr>
-        <w:t xml:space="preserve">วันที่ {{printedDateTime}}</w:t>
+        <w:t>วันที่ {{printedDateTime}}</w:t>
       </w:r>
     </w:p>
     <w:p>
@@ -5160,7 +4551,7 @@
           <w:szCs w:val="32"/>
           <w:cs/>
         </w:rPr>
-        <w:t xml:space="preserve">เวอร์ชั่นเอกสาร {{document.version}}</w:t>
+        <w:t>เวอร์ชั่นเอกสาร {{document.version}}</w:t>
       </w:r>
     </w:p>
     <w:p>
@@ -5182,7 +4573,7 @@
           <w:szCs w:val="32"/>
           <w:cs/>
         </w:rPr>
-        <w:t xml:space="preserve">วันที่ปรับปรุงล่าสุด {{document.effectiveDate}}</w:t>
+        <w:t>วันที่ปรับปรุงล่าสุด {{document.effectiveDate}}</w:t>
       </w:r>
     </w:p>
     <w:p>
@@ -5227,7 +4618,7 @@
 </file>
 
 <file path=word/numbering.xml><?xml version="1.0" encoding="utf-8"?>
-<w:numbering xmlns:wpc="http://schemas.microsoft.com/office/word/2010/wordprocessingCanvas" xmlns:cx="http://schemas.microsoft.com/office/drawing/2014/chartex" xmlns:cx1="http://schemas.microsoft.com/office/drawing/2015/9/8/chartex" xmlns:cx2="http://schemas.microsoft.com/office/drawing/2015/10/21/chartex" xmlns:cx3="http://schemas.microsoft.com/office/drawing/2016/5/9/chartex" xmlns:cx4="http://schemas.microsoft.com/office/drawing/2016/5/10/chartex" xmlns:cx5="http://schemas.microsoft.com/office/drawing/2016/5/11/chartex" xmlns:cx6="http://schemas.microsoft.com/office/drawing/2016/5/12/chartex" xmlns:cx7="http://schemas.microsoft.com/office/drawing/2016/5/13/chartex" xmlns:cx8="http://schemas.microsoft.com/office/drawing/2016/5/14/chartex" xmlns:mc="http://schemas.openxmlformats.org/markup-compatibility/2006" xmlns:aink="http://schemas.microsoft.com/office/drawing/2016/ink" xmlns:am3d="http://schemas.microsoft.com/office/drawing/2017/model3d" xmlns:o="urn:schemas-microsoft-com:office:office" xmlns:oel="http://schemas.microsoft.com/office/2019/extlst" xmlns:r="http://schemas.openxmlformats.org/officeDocument/2006/relationships" xmlns:m="http://schemas.openxmlformats.org/officeDocument/2006/math" xmlns:v="urn:schemas-microsoft-com:vml" xmlns:wp14="http://schemas.microsoft.com/office/word/2010/wordprocessingDrawing" xmlns:wp="http://schemas.openxmlformats.org/drawingml/2006/wordprocessingDrawing" xmlns:w10="urn:schemas-microsoft-com:office:word" xmlns:w="http://schemas.openxmlformats.org/wordprocessingml/2006/main" xmlns:w14="http://schemas.microsoft.com/office/word/2010/wordml" xmlns:w15="http://schemas.microsoft.com/office/word/2012/wordml" xmlns:w16cex="http://schemas.microsoft.com/office/word/2018/wordml/cex" xmlns:w16cid="http://schemas.microsoft.com/office/word/2016/wordml/cid" xmlns:w16="http://schemas.microsoft.com/office/word/2018/wordml" xmlns:w16sdtdh="http://schemas.microsoft.com/office/word/2020/wordml/sdtdatahash" xmlns:w16se="http://schemas.microsoft.com/office/word/2015/wordml/symex" xmlns:wpg="http://schemas.microsoft.com/office/word/2010/wordprocessingGroup" xmlns:wpi="http://schemas.microsoft.com/office/word/2010/wordprocessingInk" xmlns:wne="http://schemas.microsoft.com/office/word/2006/wordml" xmlns:wps="http://schemas.microsoft.com/office/word/2010/wordprocessingShape" mc:Ignorable="w14 w15 w16se w16cid w16 w16cex w16sdtdh wp14">
+<w:numbering xmlns:wpc="http://schemas.microsoft.com/office/word/2010/wordprocessingCanvas" xmlns:cx="http://schemas.microsoft.com/office/drawing/2014/chartex" xmlns:cx1="http://schemas.microsoft.com/office/drawing/2015/9/8/chartex" xmlns:cx2="http://schemas.microsoft.com/office/drawing/2015/10/21/chartex" xmlns:cx3="http://schemas.microsoft.com/office/drawing/2016/5/9/chartex" xmlns:cx4="http://schemas.microsoft.com/office/drawing/2016/5/10/chartex" xmlns:cx5="http://schemas.microsoft.com/office/drawing/2016/5/11/chartex" xmlns:cx6="http://schemas.microsoft.com/office/drawing/2016/5/12/chartex" xmlns:cx7="http://schemas.microsoft.com/office/drawing/2016/5/13/chartex" xmlns:cx8="http://schemas.microsoft.com/office/drawing/2016/5/14/chartex" xmlns:mc="http://schemas.openxmlformats.org/markup-compatibility/2006" xmlns:aink="http://schemas.microsoft.com/office/drawing/2016/ink" xmlns:am3d="http://schemas.microsoft.com/office/drawing/2017/model3d" xmlns:o="urn:schemas-microsoft-com:office:office" xmlns:oel="http://schemas.microsoft.com/office/2019/extlst" xmlns:r="http://schemas.openxmlformats.org/officeDocument/2006/relationships" xmlns:m="http://schemas.openxmlformats.org/officeDocument/2006/math" xmlns:v="urn:schemas-microsoft-com:vml" xmlns:wp14="http://schemas.microsoft.com/office/word/2010/wordprocessingDrawing" xmlns:wp="http://schemas.openxmlformats.org/drawingml/2006/wordprocessingDrawing" xmlns:w10="urn:schemas-microsoft-com:office:word" xmlns:w="http://schemas.openxmlformats.org/wordprocessingml/2006/main" xmlns:w14="http://schemas.microsoft.com/office/word/2010/wordml" xmlns:w15="http://schemas.microsoft.com/office/word/2012/wordml" xmlns:w16cex="http://schemas.microsoft.com/office/word/2018/wordml/cex" xmlns:w16cid="http://schemas.microsoft.com/office/word/2016/wordml/cid" xmlns:w16="http://schemas.microsoft.com/office/word/2018/wordml" xmlns:w16du="http://schemas.microsoft.com/office/word/2023/wordml/word16du" xmlns:w16sdtdh="http://schemas.microsoft.com/office/word/2020/wordml/sdtdatahash" xmlns:w16sdtfl="http://schemas.microsoft.com/office/word/2024/wordml/sdtformatlock" xmlns:w16se="http://schemas.microsoft.com/office/word/2015/wordml/symex" xmlns:wpg="http://schemas.microsoft.com/office/word/2010/wordprocessingGroup" xmlns:wpi="http://schemas.microsoft.com/office/word/2010/wordprocessingInk" xmlns:wne="http://schemas.microsoft.com/office/word/2006/wordml" xmlns:wps="http://schemas.microsoft.com/office/word/2010/wordprocessingShape" mc:Ignorable="w14 w15 w16se w16cid w16 w16cex w16sdtdh w16sdtfl w16du wp14">
   <w:abstractNum w:abstractNumId="0" w15:restartNumberingAfterBreak="0">
     <w:nsid w:val="021B6CC4"/>
     <w:multiLevelType w:val="multilevel"/>
@@ -9740,7 +9131,7 @@
 </file>
 
 <file path=word/styles.xml><?xml version="1.0" encoding="utf-8"?>
-<w:styles xmlns:mc="http://schemas.openxmlformats.org/markup-compatibility/2006" xmlns:r="http://schemas.openxmlformats.org/officeDocument/2006/relationships" xmlns:w="http://schemas.openxmlformats.org/wordprocessingml/2006/main" xmlns:w14="http://schemas.microsoft.com/office/word/2010/wordml" xmlns:w15="http://schemas.microsoft.com/office/word/2012/wordml" xmlns:w16cex="http://schemas.microsoft.com/office/word/2018/wordml/cex" xmlns:w16cid="http://schemas.microsoft.com/office/word/2016/wordml/cid" xmlns:w16="http://schemas.microsoft.com/office/word/2018/wordml" xmlns:w16sdtdh="http://schemas.microsoft.com/office/word/2020/wordml/sdtdatahash" xmlns:w16se="http://schemas.microsoft.com/office/word/2015/wordml/symex" mc:Ignorable="w14 w15 w16se w16cid w16 w16cex w16sdtdh">
+<w:styles xmlns:mc="http://schemas.openxmlformats.org/markup-compatibility/2006" xmlns:r="http://schemas.openxmlformats.org/officeDocument/2006/relationships" xmlns:w="http://schemas.openxmlformats.org/wordprocessingml/2006/main" xmlns:w14="http://schemas.microsoft.com/office/word/2010/wordml" xmlns:w15="http://schemas.microsoft.com/office/word/2012/wordml" xmlns:w16cex="http://schemas.microsoft.com/office/word/2018/wordml/cex" xmlns:w16cid="http://schemas.microsoft.com/office/word/2016/wordml/cid" xmlns:w16="http://schemas.microsoft.com/office/word/2018/wordml" xmlns:w16du="http://schemas.microsoft.com/office/word/2023/wordml/word16du" xmlns:w16sdtdh="http://schemas.microsoft.com/office/word/2020/wordml/sdtdatahash" xmlns:w16sdtfl="http://schemas.microsoft.com/office/word/2024/wordml/sdtformatlock" xmlns:w16se="http://schemas.microsoft.com/office/word/2015/wordml/symex" mc:Ignorable="w14 w15 w16se w16cid w16 w16cex w16sdtdh w16sdtfl w16du">
   <w:docDefaults>
     <w:rPrDefault>
       <w:rPr>
@@ -10741,12 +10132,7 @@
 </file>
 
 <file path=customXml/item1.xml><?xml version="1.0" encoding="utf-8"?>
-<?mso-contentType ?>
-<FormTemplates xmlns="http://schemas.microsoft.com/sharepoint/v3/contenttype/forms">
-  <Display>DocumentLibraryForm</Display>
-  <Edit>DocumentLibraryForm</Edit>
-  <New>DocumentLibraryForm</New>
-</FormTemplates>
+<b:Sources xmlns:b="http://schemas.openxmlformats.org/officeDocument/2006/bibliography" xmlns="http://schemas.openxmlformats.org/officeDocument/2006/bibliography" SelectedStyle="\APASixthEditionOfficeOnline.xsl" StyleName="APA" Version="6"/>
 </file>
 
 <file path=customXml/item2.xml><?xml version="1.0" encoding="utf-8"?>
@@ -10756,10 +10142,27 @@
 </file>
 
 <file path=customXml/item3.xml><?xml version="1.0" encoding="utf-8"?>
-<b:Sources xmlns:b="http://schemas.openxmlformats.org/officeDocument/2006/bibliography" xmlns="http://schemas.openxmlformats.org/officeDocument/2006/bibliography" SelectedStyle="\APASixthEditionOfficeOnline.xsl" StyleName="APA" Version="6"/>
+<?mso-contentType ?>
+<FormTemplates xmlns="http://schemas.microsoft.com/sharepoint/v3/contenttype/forms">
+  <Display>DocumentLibraryForm</Display>
+  <Edit>DocumentLibraryForm</Edit>
+  <New>DocumentLibraryForm</New>
+</FormTemplates>
 </file>
 
 <file path=customXml/item4.xml><?xml version="1.0" encoding="utf-8"?>
+<p:properties xmlns:p="http://schemas.microsoft.com/office/2006/metadata/properties" xmlns:xsi="http://www.w3.org/2001/XMLSchema-instance" xmlns:pc="http://schemas.microsoft.com/office/infopath/2007/PartnerControls">
+  <documentManagement>
+    <_ip_UnifiedCompliancePolicyUIAction xmlns="http://schemas.microsoft.com/sharepoint/v3" xsi:nil="true"/>
+    <_ip_UnifiedCompliancePolicyProperties xmlns="http://schemas.microsoft.com/sharepoint/v3" xsi:nil="true"/>
+    <lcf76f155ced4ddcb4097134ff3c332f xmlns="7fe94300-ae1f-432c-a0c7-c92276cd6b11">
+      <Terms xmlns="http://schemas.microsoft.com/office/infopath/2007/PartnerControls"/>
+    </lcf76f155ced4ddcb4097134ff3c332f>
+  </documentManagement>
+</p:properties>
+</file>
+
+<file path=customXml/item5.xml><?xml version="1.0" encoding="utf-8"?>
 <ct:contentTypeSchema xmlns:ct="http://schemas.microsoft.com/office/2006/metadata/contentType" xmlns:ma="http://schemas.microsoft.com/office/2006/metadata/properties/metaAttributes" ct:_="" ma:_="" ma:contentTypeName="Document" ma:contentTypeID="0x0101004BD510331387CA4882261A26C07E9FC6" ma:contentTypeVersion="11" ma:contentTypeDescription="Create a new document." ma:contentTypeScope="" ma:versionID="1943df76117f3afec0c5c5195bd08355">
   <xsd:schema xmlns:xsd="http://www.w3.org/2001/XMLSchema" xmlns:xs="http://www.w3.org/2001/XMLSchema" xmlns:p="http://schemas.microsoft.com/office/2006/metadata/properties" xmlns:ns1="http://schemas.microsoft.com/sharepoint/v3" xmlns:ns2="7fe94300-ae1f-432c-a0c7-c92276cd6b11" targetNamespace="http://schemas.microsoft.com/office/2006/metadata/properties" ma:root="true" ma:fieldsID="555aa729886cb534cd210f418167216b" ns1:_="" ns2:_="">
     <xsd:import namespace="http://schemas.microsoft.com/sharepoint/v3"/>
@@ -10948,22 +10351,10 @@
 </ct:contentTypeSchema>
 </file>
 
-<file path=customXml/item5.xml><?xml version="1.0" encoding="utf-8"?>
-<p:properties xmlns:p="http://schemas.microsoft.com/office/2006/metadata/properties" xmlns:xsi="http://www.w3.org/2001/XMLSchema-instance" xmlns:pc="http://schemas.microsoft.com/office/infopath/2007/PartnerControls">
-  <documentManagement>
-    <_ip_UnifiedCompliancePolicyUIAction xmlns="http://schemas.microsoft.com/sharepoint/v3" xsi:nil="true"/>
-    <_ip_UnifiedCompliancePolicyProperties xmlns="http://schemas.microsoft.com/sharepoint/v3" xsi:nil="true"/>
-    <lcf76f155ced4ddcb4097134ff3c332f xmlns="7fe94300-ae1f-432c-a0c7-c92276cd6b11">
-      <Terms xmlns="http://schemas.microsoft.com/office/infopath/2007/PartnerControls"/>
-    </lcf76f155ced4ddcb4097134ff3c332f>
-  </documentManagement>
-</p:properties>
-</file>
-
 <file path=customXml/itemProps1.xml><?xml version="1.0" encoding="utf-8"?>
-<ds:datastoreItem xmlns:ds="http://schemas.openxmlformats.org/officeDocument/2006/customXml" ds:itemID="{9205D218-FFF1-4594-AA84-DCECF179B453}">
+<ds:datastoreItem xmlns:ds="http://schemas.openxmlformats.org/officeDocument/2006/customXml" ds:itemID="{75A54874-B66E-44DA-B3F8-260CBB021D85}">
   <ds:schemaRefs>
-    <ds:schemaRef ds:uri="http://schemas.microsoft.com/sharepoint/v3/contenttype/forms"/>
+    <ds:schemaRef ds:uri="http://schemas.openxmlformats.org/officeDocument/2006/bibliography"/>
   </ds:schemaRefs>
 </ds:datastoreItem>
 </file>
@@ -10978,14 +10369,25 @@
 </file>
 
 <file path=customXml/itemProps3.xml><?xml version="1.0" encoding="utf-8"?>
-<ds:datastoreItem xmlns:ds="http://schemas.openxmlformats.org/officeDocument/2006/customXml" ds:itemID="{75A54874-B66E-44DA-B3F8-260CBB021D85}">
+<ds:datastoreItem xmlns:ds="http://schemas.openxmlformats.org/officeDocument/2006/customXml" ds:itemID="{9205D218-FFF1-4594-AA84-DCECF179B453}">
   <ds:schemaRefs>
-    <ds:schemaRef ds:uri="http://schemas.openxmlformats.org/officeDocument/2006/bibliography"/>
+    <ds:schemaRef ds:uri="http://schemas.microsoft.com/sharepoint/v3/contenttype/forms"/>
   </ds:schemaRefs>
 </ds:datastoreItem>
 </file>
 
 <file path=customXml/itemProps4.xml><?xml version="1.0" encoding="utf-8"?>
+<ds:datastoreItem xmlns:ds="http://schemas.openxmlformats.org/officeDocument/2006/customXml" ds:itemID="{4A4FD062-07C4-4999-A4ED-58C931A178AC}">
+  <ds:schemaRefs>
+    <ds:schemaRef ds:uri="http://schemas.microsoft.com/office/2006/metadata/properties"/>
+    <ds:schemaRef ds:uri="http://schemas.microsoft.com/office/infopath/2007/PartnerControls"/>
+    <ds:schemaRef ds:uri="http://schemas.microsoft.com/sharepoint/v3"/>
+    <ds:schemaRef ds:uri="7fe94300-ae1f-432c-a0c7-c92276cd6b11"/>
+  </ds:schemaRefs>
+</ds:datastoreItem>
+</file>
+
+<file path=customXml/itemProps5.xml><?xml version="1.0" encoding="utf-8"?>
 <ds:datastoreItem xmlns:ds="http://schemas.openxmlformats.org/officeDocument/2006/customXml" ds:itemID="{F09AD1B9-D453-4D5A-A96C-A67CA5F842BF}">
   <ds:schemaRefs>
     <ds:schemaRef ds:uri="http://schemas.microsoft.com/office/2006/metadata/contentType"/>
@@ -11004,17 +10406,6 @@
 </ds:datastoreItem>
 </file>
 
-<file path=customXml/itemProps5.xml><?xml version="1.0" encoding="utf-8"?>
-<ds:datastoreItem xmlns:ds="http://schemas.openxmlformats.org/officeDocument/2006/customXml" ds:itemID="{4A4FD062-07C4-4999-A4ED-58C931A178AC}">
-  <ds:schemaRefs>
-    <ds:schemaRef ds:uri="http://schemas.microsoft.com/office/2006/metadata/properties"/>
-    <ds:schemaRef ds:uri="http://schemas.microsoft.com/office/infopath/2007/PartnerControls"/>
-    <ds:schemaRef ds:uri="http://schemas.microsoft.com/sharepoint/v3"/>
-    <ds:schemaRef ds:uri="7fe94300-ae1f-432c-a0c7-c92276cd6b11"/>
-  </ds:schemaRefs>
-</ds:datastoreItem>
-</file>
-
 <file path=docMetadata/LabelInfo.xml><?xml version="1.0" encoding="utf-8"?>
 <clbl:labelList xmlns:clbl="http://schemas.microsoft.com/office/2020/mipLabelMetadata">
   <clbl:label id="{9fdbe9f0-8ed9-44fe-804f-7b8ad0fa1940}" enabled="1" method="Privileged" siteId="{d23a342c-0eaf-486e-a281-baed8ef751c3}" removed="0"/>
